--- a/Paper/Document/outputs/run_006/OS_Didiot.docx
+++ b/Paper/Document/outputs/run_006/OS_Didiot.docx
@@ -5,17 +5,14 @@
     <w:p>
       <w:pPr>
         <w:pStyle w:val="Default"/>
-        <w:bidi w:val="0"/>
         <w:spacing w:before="0" w:after="299" w:line="240" w:lineRule="auto"/>
-        <w:ind w:left="0" w:right="0" w:firstLine="0"/>
-        <w:jc w:val="left"/>
         <w:rPr>
           <w:rFonts w:ascii="Times Roman" w:cs="Times Roman" w:hAnsi="Times Roman" w:eastAsia="Times Roman"/>
           <w:b w:val="1"/>
           <w:bCs w:val="1"/>
           <w:sz w:val="36"/>
           <w:szCs w:val="36"/>
-          <w:rtl w:val="0"/>
+          <w:lang w:val="en-US"/>
         </w:rPr>
       </w:pPr>
       <w:r>
@@ -26,6 +23,107 @@
           <w:sz w:val="36"/>
           <w:szCs w:val="36"/>
           <w:rtl w:val="0"/>
+          <w:lang w:val="en-US"/>
+        </w:rPr>
+        <w:t>Abstract</w:t>
+      </w:r>
+    </w:p>
+    <w:p>
+      <w:pPr>
+        <w:pStyle w:val="Body"/>
+        <w:rPr>
+          <w:rFonts w:ascii="Helvetica Neue" w:cs="Helvetica Neue" w:hAnsi="Helvetica Neue" w:eastAsia="Helvetica Neue"/>
+          <w:caps w:val="0"/>
+          <w:smallCaps w:val="0"/>
+          <w:strike w:val="0"/>
+          <w:dstrike w:val="0"/>
+          <w:outline w:val="0"/>
+          <w:color w:val="000000"/>
+          <w:spacing w:val="0"/>
+          <w:kern w:val="0"/>
+          <w:position w:val="0"/>
+          <w:sz w:val="22"/>
+          <w:szCs w:val="22"/>
+          <w:u w:val="none" w:color="000000"/>
+          <w:shd w:val="nil" w:color="auto" w:fill="auto"/>
+          <w:vertAlign w:val="baseline"/>
+          <w14:textOutline w14:w="12700" w14:cap="flat">
+            <w14:noFill/>
+            <w14:miter w14:lim="400000"/>
+          </w14:textOutline>
+          <w14:textFill>
+            <w14:solidFill>
+              <w14:srgbClr w14:val="000000"/>
+            </w14:solidFill>
+          </w14:textFill>
+        </w:rPr>
+      </w:pPr>
+      <w:r>
+        <w:rPr>
+          <w:rFonts w:ascii="Times Roman" w:hAnsi="Times Roman"/>
+          <w:caps w:val="0"/>
+          <w:smallCaps w:val="0"/>
+          <w:strike w:val="0"/>
+          <w:dstrike w:val="0"/>
+          <w:outline w:val="0"/>
+          <w:color w:val="000000"/>
+          <w:spacing w:val="0"/>
+          <w:kern w:val="0"/>
+          <w:position w:val="0"/>
+          <w:u w:val="none" w:color="000000"/>
+          <w:shd w:val="nil" w:color="auto" w:fill="auto"/>
+          <w:vertAlign w:val="baseline"/>
+          <w:rtl w:val="0"/>
+          <w:lang w:val="en-US"/>
+          <w14:textOutline w14:w="12700" w14:cap="flat">
+            <w14:noFill/>
+            <w14:miter w14:lim="400000"/>
+          </w14:textOutline>
+          <w14:textFill>
+            <w14:solidFill>
+              <w14:srgbClr w14:val="000000"/>
+            </w14:solidFill>
+          </w14:textFill>
+        </w:rPr>
+        <w:t>Electroacoustic audiovisual composition often aspires to parity between sound and moving image, yet workflow and perceptual salience can reintroduce hierarchy. This article evaluates media equality and intermedial interference (constructive and destructive interactions between media features) in a generative audiovisual instrument using a modality constraint and replay-based reveal protocol. We study the Cellular Au-Tonnetz, a Tonnetz cellular-automata system in which sound and LED activity are parallel projections of a single evolving state-space. In a within-subject study (N = 9), participants completed three short compositional tasks with visual-only, audio-only, and audiovisual access. Each block began from a shared preset, ended with a recorded audiovisual excerpt and saved parameter preset, and was followed by immediate audiovisual replay and two-part reflection (pre-reveal and post-reveal). Audiovisual access was most often ranked best overall (8/9) and most intermedial (7/9), while audio-only most often produced the biggest mismatch (6/9). Disruptive interference was commonly reported as cue conflict (temporal persistence, density mismatch, perceptual masking), while productive interference emerged when replay supported rebinding and increased perceived coherence. We propose a lightweight evaluation template for practice-based intermedial research and outline design priorities for state-space projection instruments.</w:t>
+      </w:r>
+    </w:p>
+    <w:p>
+      <w:pPr>
+        <w:pStyle w:val="Default"/>
+        <w:spacing w:before="0" w:after="299" w:line="240" w:lineRule="auto"/>
+      </w:pPr>
+      <w:r>
+        <w:rPr>
+          <w:rFonts w:ascii="Arial Unicode MS" w:cs="Arial Unicode MS" w:hAnsi="Arial Unicode MS" w:eastAsia="Arial Unicode MS"/>
+          <w:b w:val="0"/>
+          <w:bCs w:val="0"/>
+          <w:i w:val="0"/>
+          <w:iCs w:val="0"/>
+        </w:rPr>
+        <w:br w:type="page"/>
+      </w:r>
+    </w:p>
+    <w:p>
+      <w:pPr>
+        <w:pStyle w:val="Default"/>
+        <w:spacing w:before="0" w:after="299" w:line="240" w:lineRule="auto"/>
+        <w:rPr>
+          <w:rFonts w:ascii="Times Roman" w:cs="Times Roman" w:hAnsi="Times Roman" w:eastAsia="Times Roman"/>
+          <w:b w:val="1"/>
+          <w:bCs w:val="1"/>
+          <w:sz w:val="36"/>
+          <w:szCs w:val="36"/>
+        </w:rPr>
+      </w:pPr>
+      <w:r>
+        <w:rPr>
+          <w:rFonts w:ascii="Times Roman" w:hAnsi="Times Roman"/>
+          <w:b w:val="1"/>
+          <w:bCs w:val="1"/>
+          <w:sz w:val="36"/>
+          <w:szCs w:val="36"/>
+          <w:rtl w:val="0"/>
           <w:lang w:val="fr-FR"/>
         </w:rPr>
         <w:t>1 Introduction</w:t>
@@ -34,13 +132,10 @@
     <w:p>
       <w:pPr>
         <w:pStyle w:val="Default"/>
-        <w:bidi w:val="0"/>
-        <w:spacing w:before="0" w:after="240" w:line="240" w:lineRule="auto"/>
-        <w:ind w:left="0" w:right="0" w:firstLine="0"/>
-        <w:jc w:val="left"/>
-        <w:rPr>
-          <w:rFonts w:ascii="Times Roman" w:cs="Times Roman" w:hAnsi="Times Roman" w:eastAsia="Times Roman"/>
-          <w:rtl w:val="0"/>
+        <w:spacing w:before="0" w:after="240" w:line="240" w:lineRule="auto"/>
+        <w:rPr>
+          <w:rFonts w:ascii="Times Roman" w:cs="Times Roman" w:hAnsi="Times Roman" w:eastAsia="Times Roman"/>
+          <w:lang w:val="en-US"/>
         </w:rPr>
       </w:pPr>
       <w:r>
@@ -55,13 +150,10 @@
     <w:p>
       <w:pPr>
         <w:pStyle w:val="Default"/>
-        <w:bidi w:val="0"/>
-        <w:spacing w:before="0" w:after="240" w:line="240" w:lineRule="auto"/>
-        <w:ind w:left="0" w:right="0" w:firstLine="0"/>
-        <w:jc w:val="left"/>
-        <w:rPr>
-          <w:rFonts w:ascii="Times Roman" w:cs="Times Roman" w:hAnsi="Times Roman" w:eastAsia="Times Roman"/>
-          <w:rtl w:val="0"/>
+        <w:spacing w:before="0" w:after="240" w:line="240" w:lineRule="auto"/>
+        <w:rPr>
+          <w:rFonts w:ascii="Times Roman" w:cs="Times Roman" w:hAnsi="Times Roman" w:eastAsia="Times Roman"/>
+          <w:lang w:val="en-US"/>
         </w:rPr>
       </w:pPr>
       <w:r>
@@ -76,13 +168,10 @@
     <w:p>
       <w:pPr>
         <w:pStyle w:val="Default"/>
-        <w:bidi w:val="0"/>
-        <w:spacing w:before="0" w:after="240" w:line="240" w:lineRule="auto"/>
-        <w:ind w:left="0" w:right="0" w:firstLine="0"/>
-        <w:jc w:val="left"/>
-        <w:rPr>
-          <w:rFonts w:ascii="Times Roman" w:cs="Times Roman" w:hAnsi="Times Roman" w:eastAsia="Times Roman"/>
-          <w:rtl w:val="0"/>
+        <w:spacing w:before="0" w:after="240" w:line="240" w:lineRule="auto"/>
+        <w:rPr>
+          <w:rFonts w:ascii="Times Roman" w:cs="Times Roman" w:hAnsi="Times Roman" w:eastAsia="Times Roman"/>
+          <w:lang w:val="en-US"/>
         </w:rPr>
       </w:pPr>
       <w:r>
@@ -97,17 +186,14 @@
     <w:p>
       <w:pPr>
         <w:pStyle w:val="Default"/>
-        <w:bidi w:val="0"/>
         <w:spacing w:before="0" w:after="281" w:line="240" w:lineRule="auto"/>
-        <w:ind w:left="0" w:right="0" w:firstLine="0"/>
-        <w:jc w:val="left"/>
         <w:rPr>
           <w:rFonts w:ascii="Times Roman" w:cs="Times Roman" w:hAnsi="Times Roman" w:eastAsia="Times Roman"/>
           <w:b w:val="1"/>
           <w:bCs w:val="1"/>
           <w:sz w:val="28"/>
           <w:szCs w:val="28"/>
-          <w:rtl w:val="0"/>
+          <w:lang w:val="en-US"/>
         </w:rPr>
       </w:pPr>
       <w:r>
@@ -126,13 +212,9 @@
     <w:p>
       <w:pPr>
         <w:pStyle w:val="Default"/>
-        <w:bidi w:val="0"/>
-        <w:spacing w:before="0" w:after="240" w:line="240" w:lineRule="auto"/>
-        <w:ind w:left="0" w:right="0" w:firstLine="0"/>
-        <w:jc w:val="left"/>
-        <w:rPr>
-          <w:rFonts w:ascii="Times Roman" w:cs="Times Roman" w:hAnsi="Times Roman" w:eastAsia="Times Roman"/>
-          <w:rtl w:val="0"/>
+        <w:spacing w:before="0" w:after="240" w:line="240" w:lineRule="auto"/>
+        <w:rPr>
+          <w:rFonts w:ascii="Times Roman" w:cs="Times Roman" w:hAnsi="Times Roman" w:eastAsia="Times Roman"/>
         </w:rPr>
       </w:pPr>
       <w:r>
@@ -145,8 +227,9 @@
       </w:r>
       <w:r>
         <w:rPr>
-          <w:rFonts w:ascii="Times Roman" w:hAnsi="Times Roman" w:hint="default"/>
-          <w:rtl w:val="1"/>
+          <w:rFonts w:ascii="Arial Unicode MS" w:hAnsi="Arial Unicode MS" w:hint="default"/>
+          <w:rtl w:val="0"/>
+          <w:lang w:val="fr-FR"/>
         </w:rPr>
         <w:t>’</w:t>
       </w:r>
@@ -162,13 +245,10 @@
     <w:p>
       <w:pPr>
         <w:pStyle w:val="Default"/>
-        <w:bidi w:val="0"/>
-        <w:spacing w:before="0" w:after="240" w:line="240" w:lineRule="auto"/>
-        <w:ind w:left="0" w:right="0" w:firstLine="0"/>
-        <w:jc w:val="left"/>
-        <w:rPr>
-          <w:rFonts w:ascii="Times Roman" w:cs="Times Roman" w:hAnsi="Times Roman" w:eastAsia="Times Roman"/>
-          <w:rtl w:val="0"/>
+        <w:spacing w:before="0" w:after="240" w:line="240" w:lineRule="auto"/>
+        <w:rPr>
+          <w:rFonts w:ascii="Times Roman" w:cs="Times Roman" w:hAnsi="Times Roman" w:eastAsia="Times Roman"/>
+          <w:lang w:val="en-US"/>
         </w:rPr>
       </w:pPr>
       <w:r>
@@ -183,17 +263,14 @@
     <w:p>
       <w:pPr>
         <w:pStyle w:val="Default"/>
-        <w:bidi w:val="0"/>
         <w:spacing w:before="0" w:after="281" w:line="240" w:lineRule="auto"/>
-        <w:ind w:left="0" w:right="0" w:firstLine="0"/>
-        <w:jc w:val="left"/>
         <w:rPr>
           <w:rFonts w:ascii="Times Roman" w:cs="Times Roman" w:hAnsi="Times Roman" w:eastAsia="Times Roman"/>
           <w:b w:val="1"/>
           <w:bCs w:val="1"/>
           <w:sz w:val="28"/>
           <w:szCs w:val="28"/>
-          <w:rtl w:val="0"/>
+          <w:lang w:val="en-US"/>
         </w:rPr>
       </w:pPr>
       <w:r>
@@ -212,13 +289,10 @@
     <w:p>
       <w:pPr>
         <w:pStyle w:val="Default"/>
-        <w:bidi w:val="0"/>
-        <w:spacing w:before="0" w:after="240" w:line="240" w:lineRule="auto"/>
-        <w:ind w:left="0" w:right="0" w:firstLine="0"/>
-        <w:jc w:val="left"/>
-        <w:rPr>
-          <w:rFonts w:ascii="Times Roman" w:cs="Times Roman" w:hAnsi="Times Roman" w:eastAsia="Times Roman"/>
-          <w:rtl w:val="0"/>
+        <w:spacing w:before="0" w:after="240" w:line="240" w:lineRule="auto"/>
+        <w:rPr>
+          <w:rFonts w:ascii="Times Roman" w:cs="Times Roman" w:hAnsi="Times Roman" w:eastAsia="Times Roman"/>
+          <w:lang w:val="en-US"/>
         </w:rPr>
       </w:pPr>
       <w:r>
@@ -341,13 +415,10 @@
     <w:p>
       <w:pPr>
         <w:pStyle w:val="Default"/>
-        <w:bidi w:val="0"/>
-        <w:spacing w:before="0" w:after="240" w:line="240" w:lineRule="auto"/>
-        <w:ind w:left="0" w:right="0" w:firstLine="0"/>
-        <w:jc w:val="left"/>
-        <w:rPr>
-          <w:rFonts w:ascii="Times Roman" w:cs="Times Roman" w:hAnsi="Times Roman" w:eastAsia="Times Roman"/>
-          <w:rtl w:val="0"/>
+        <w:spacing w:before="0" w:after="240" w:line="240" w:lineRule="auto"/>
+        <w:rPr>
+          <w:rFonts w:ascii="Times Roman" w:cs="Times Roman" w:hAnsi="Times Roman" w:eastAsia="Times Roman"/>
+          <w:lang w:val="en-US"/>
         </w:rPr>
       </w:pPr>
       <w:r>
@@ -440,15 +511,12 @@
     <w:p>
       <w:pPr>
         <w:pStyle w:val="Default"/>
-        <w:bidi w:val="0"/>
         <w:spacing w:before="0" w:line="240" w:lineRule="auto"/>
-        <w:ind w:left="0" w:right="0" w:firstLine="0"/>
-        <w:jc w:val="left"/>
         <w:rPr>
           <w:rFonts w:ascii="Times Roman" w:cs="Times Roman" w:hAnsi="Times Roman" w:eastAsia="Times Roman"/>
           <w:outline w:val="0"/>
           <w:color w:val="808080"/>
-          <w:rtl w:val="0"/>
+          <w:u w:color="808080"/>
           <w14:textFill>
             <w14:solidFill>
               <w14:srgbClr w14:val="808080"/>
@@ -460,17 +528,13 @@
     <w:p>
       <w:pPr>
         <w:pStyle w:val="Default"/>
-        <w:bidi w:val="0"/>
         <w:spacing w:before="0" w:after="299" w:line="240" w:lineRule="auto"/>
-        <w:ind w:left="0" w:right="0" w:firstLine="0"/>
-        <w:jc w:val="left"/>
         <w:rPr>
           <w:rFonts w:ascii="Times Roman" w:cs="Times Roman" w:hAnsi="Times Roman" w:eastAsia="Times Roman"/>
           <w:b w:val="1"/>
           <w:bCs w:val="1"/>
           <w:sz w:val="36"/>
           <w:szCs w:val="36"/>
-          <w:rtl w:val="0"/>
         </w:rPr>
       </w:pPr>
       <w:r>
@@ -481,6 +545,7 @@
           <w:sz w:val="36"/>
           <w:szCs w:val="36"/>
           <w:rtl w:val="0"/>
+          <w:lang w:val="fr-FR"/>
         </w:rPr>
         <w:t>2</w:t>
       </w:r>
@@ -500,13 +565,10 @@
     <w:p>
       <w:pPr>
         <w:pStyle w:val="Default"/>
-        <w:bidi w:val="0"/>
-        <w:spacing w:before="0" w:after="240" w:line="240" w:lineRule="auto"/>
-        <w:ind w:left="0" w:right="0" w:firstLine="0"/>
-        <w:jc w:val="left"/>
-        <w:rPr>
-          <w:rFonts w:ascii="Times Roman" w:cs="Times Roman" w:hAnsi="Times Roman" w:eastAsia="Times Roman"/>
-          <w:rtl w:val="0"/>
+        <w:spacing w:before="0" w:after="240" w:line="240" w:lineRule="auto"/>
+        <w:rPr>
+          <w:rFonts w:ascii="Times Roman" w:cs="Times Roman" w:hAnsi="Times Roman" w:eastAsia="Times Roman"/>
+          <w:lang w:val="en-US"/>
         </w:rPr>
       </w:pPr>
       <w:r>
@@ -521,13 +583,9 @@
     <w:p>
       <w:pPr>
         <w:pStyle w:val="Default"/>
-        <w:bidi w:val="0"/>
-        <w:spacing w:before="0" w:after="240" w:line="240" w:lineRule="auto"/>
-        <w:ind w:left="0" w:right="0" w:firstLine="0"/>
-        <w:jc w:val="left"/>
-        <w:rPr>
-          <w:rFonts w:ascii="Times Roman" w:cs="Times Roman" w:hAnsi="Times Roman" w:eastAsia="Times Roman"/>
-          <w:rtl w:val="0"/>
+        <w:spacing w:before="0" w:after="240" w:line="240" w:lineRule="auto"/>
+        <w:rPr>
+          <w:rFonts w:ascii="Times Roman" w:cs="Times Roman" w:hAnsi="Times Roman" w:eastAsia="Times Roman"/>
         </w:rPr>
       </w:pPr>
       <w:r>
@@ -550,13 +608,64 @@
         <w:rPr>
           <w:rFonts w:ascii="Times Roman" w:hAnsi="Times Roman"/>
           <w:rtl w:val="0"/>
+          <w:lang w:val="fr-FR"/>
         </w:rPr>
         <w:t>m</w:t>
       </w:r>
       <w:r>
         <w:rPr>
+          <w:rFonts w:ascii="Arial Unicode MS" w:hAnsi="Arial Unicode MS" w:hint="default"/>
+          <w:rtl w:val="0"/>
+          <w:lang w:val="fr-FR"/>
+        </w:rPr>
+        <w:t>’</w:t>
+      </w:r>
+      <w:r>
+        <w:rPr>
+          <w:rFonts w:ascii="Times Roman" w:hAnsi="Times Roman"/>
+          <w:rtl w:val="0"/>
+          <w:lang w:val="en-US"/>
+        </w:rPr>
+        <w:t>s modality model provides a useful scaffold for discussing equality without treating media as undifferentiated streams. By distinguishing material, sensorial, spatiotemporal, and semiotic modalities, the model makes it possible to describe where equality succeeds or fails: parity may hold in causal origin while collapsing in sensorial salience or semiotic authority (Ellestr</w:t>
+      </w:r>
+      <w:r>
+        <w:rPr>
           <w:rFonts w:ascii="Times Roman" w:hAnsi="Times Roman" w:hint="default"/>
-          <w:rtl w:val="1"/>
+          <w:rtl w:val="0"/>
+          <w:lang w:val="sv-SE"/>
+        </w:rPr>
+        <w:t>ö</w:t>
+      </w:r>
+      <w:r>
+        <w:rPr>
+          <w:rFonts w:ascii="Times Roman" w:hAnsi="Times Roman"/>
+          <w:rtl w:val="0"/>
+          <w:lang w:val="fr-FR"/>
+        </w:rPr>
+        <w:t>m 2010).</w:t>
+      </w:r>
+    </w:p>
+    <w:p>
+      <w:pPr>
+        <w:pStyle w:val="Default"/>
+        <w:spacing w:before="0" w:after="240" w:line="240" w:lineRule="auto"/>
+        <w:rPr>
+          <w:rFonts w:ascii="Times Roman" w:cs="Times Roman" w:hAnsi="Times Roman" w:eastAsia="Times Roman"/>
+        </w:rPr>
+      </w:pPr>
+      <w:r>
+        <w:rPr>
+          <w:rFonts w:ascii="Times Roman" w:hAnsi="Times Roman"/>
+          <w:rtl w:val="0"/>
+          <w:lang w:val="en-US"/>
+        </w:rPr>
+        <w:t>Audiovisual theory in film and sound studies provides durable concepts for how sound and image are perceived as an integrated whole. Chion</w:t>
+      </w:r>
+      <w:r>
+        <w:rPr>
+          <w:rFonts w:ascii="Arial Unicode MS" w:hAnsi="Arial Unicode MS" w:hint="default"/>
+          <w:rtl w:val="0"/>
+          <w:lang w:val="fr-FR"/>
         </w:rPr>
         <w:t>’</w:t>
       </w:r>
@@ -566,48 +675,13 @@
           <w:rtl w:val="0"/>
           <w:lang w:val="en-US"/>
         </w:rPr>
-        <w:t>s modality model provides a useful scaffold for discussing equality without treating media as undifferentiated streams. By distinguishing material, sensorial, spatiotemporal, and semiotic modalities, the model makes it possible to describe where equality succeeds or fails: parity may hold in causal origin while collapsing in sensorial salience or semiotic authority (Ellestr</w:t>
-      </w:r>
-      <w:r>
-        <w:rPr>
-          <w:rFonts w:ascii="Times Roman" w:hAnsi="Times Roman" w:hint="default"/>
-          <w:rtl w:val="0"/>
-          <w:lang w:val="sv-SE"/>
-        </w:rPr>
-        <w:t>ö</w:t>
-      </w:r>
-      <w:r>
-        <w:rPr>
-          <w:rFonts w:ascii="Times Roman" w:hAnsi="Times Roman"/>
-          <w:rtl w:val="0"/>
-        </w:rPr>
-        <w:t>m 2010).</w:t>
-      </w:r>
-    </w:p>
-    <w:p>
-      <w:pPr>
-        <w:pStyle w:val="Default"/>
-        <w:bidi w:val="0"/>
-        <w:spacing w:before="0" w:after="240" w:line="240" w:lineRule="auto"/>
-        <w:ind w:left="0" w:right="0" w:firstLine="0"/>
-        <w:jc w:val="left"/>
-        <w:rPr>
-          <w:rFonts w:ascii="Times Roman" w:cs="Times Roman" w:hAnsi="Times Roman" w:eastAsia="Times Roman"/>
-          <w:rtl w:val="0"/>
-        </w:rPr>
-      </w:pPr>
-      <w:r>
-        <w:rPr>
-          <w:rFonts w:ascii="Times Roman" w:hAnsi="Times Roman"/>
-          <w:rtl w:val="0"/>
-          <w:lang w:val="en-US"/>
-        </w:rPr>
-        <w:t>Audiovisual theory in film and sound studies provides durable concepts for how sound and image are perceived as an integrated whole. Chion</w:t>
-      </w:r>
-      <w:r>
-        <w:rPr>
-          <w:rFonts w:ascii="Times Roman" w:hAnsi="Times Roman" w:hint="default"/>
-          <w:rtl w:val="1"/>
+        <w:t>s account of audio-vision emphasises that audiovisual perception is not additive; sound and image reciprocally frame one another</w:t>
+      </w:r>
+      <w:r>
+        <w:rPr>
+          <w:rFonts w:ascii="Arial Unicode MS" w:hAnsi="Arial Unicode MS" w:hint="default"/>
+          <w:rtl w:val="0"/>
+          <w:lang w:val="fr-FR"/>
         </w:rPr>
         <w:t>’</w:t>
       </w:r>
@@ -617,12 +691,66 @@
           <w:rtl w:val="0"/>
           <w:lang w:val="en-US"/>
         </w:rPr>
-        <w:t>s account of audio-vision emphasises that audiovisual perception is not additive; sound and image reciprocally frame one another</w:t>
-      </w:r>
-      <w:r>
-        <w:rPr>
-          <w:rFonts w:ascii="Times Roman" w:hAnsi="Times Roman" w:hint="default"/>
-          <w:rtl w:val="1"/>
+        <w:t>s meaning. This is directly relevant to a modality-withholding design: composing with one modality absent and reinstating it at replay makes the construction of audio-vision observable, including how expectation, surprise, and retrospective binding contribute to perceived unity (Chion 1994).</w:t>
+      </w:r>
+    </w:p>
+    <w:p>
+      <w:pPr>
+        <w:pStyle w:val="Default"/>
+        <w:spacing w:before="0" w:after="240" w:line="240" w:lineRule="auto"/>
+        <w:rPr>
+          <w:rFonts w:ascii="Times Roman" w:cs="Times Roman" w:hAnsi="Times Roman" w:eastAsia="Times Roman"/>
+          <w:lang w:val="en-US"/>
+        </w:rPr>
+      </w:pPr>
+      <w:r>
+        <w:rPr>
+          <w:rFonts w:ascii="Times Roman" w:hAnsi="Times Roman"/>
+          <w:rtl w:val="0"/>
+          <w:lang w:val="en-US"/>
+        </w:rPr>
+        <w:t>Within electroacoustic and intermedial discourse, intermedial interference foregrounds constructive and destructive interactions between media features and provides a handle for theorising media equality beyond simple synchrony (Organised Sound 2026; Chiaramonte 2024). Remediation and multimedia analysis further motivate treating media relations as constitutive rather than additive, and provide vocabulary for how one medium can frame or re-situate another (Bolter and Grusin 1999; Cook 1998).</w:t>
+      </w:r>
+    </w:p>
+    <w:p>
+      <w:pPr>
+        <w:pStyle w:val="Default"/>
+        <w:spacing w:before="0" w:after="240" w:line="240" w:lineRule="auto"/>
+        <w:rPr>
+          <w:rFonts w:ascii="Times Roman" w:cs="Times Roman" w:hAnsi="Times Roman" w:eastAsia="Times Roman"/>
+          <w:lang w:val="en-US"/>
+        </w:rPr>
+      </w:pPr>
+      <w:r>
+        <w:rPr>
+          <w:rFonts w:ascii="Times Roman" w:hAnsi="Times Roman"/>
+          <w:rtl w:val="0"/>
+          <w:lang w:val="en-US"/>
+        </w:rPr>
+        <w:t>For coupled generative instruments, crossmodal correspondences offer a complementary design lens. Spence synthesises evidence that people reliably associate features across modalities (for example, pitch and brightness), making correspondences a resource for designing legible mappings (Spence 2011). In the present system, correspondence helps explain why some participants use colour similarity as a proxy for harmonic planning even without formal theory.</w:t>
+      </w:r>
+    </w:p>
+    <w:p>
+      <w:pPr>
+        <w:pStyle w:val="Default"/>
+        <w:spacing w:before="0" w:after="240" w:line="240" w:lineRule="auto"/>
+        <w:rPr>
+          <w:rFonts w:ascii="Times Roman" w:cs="Times Roman" w:hAnsi="Times Roman" w:eastAsia="Times Roman"/>
+        </w:rPr>
+      </w:pPr>
+      <w:r>
+        <w:rPr>
+          <w:rFonts w:ascii="Times Roman" w:hAnsi="Times Roman"/>
+          <w:rtl w:val="0"/>
+          <w:lang w:val="en-US"/>
+        </w:rPr>
+        <w:t>Evaluation traditions in digital musical instruments provide precedents for studying agency negotiation without reducing outcomes to usability. O</w:t>
+      </w:r>
+      <w:r>
+        <w:rPr>
+          <w:rFonts w:ascii="Arial Unicode MS" w:hAnsi="Arial Unicode MS" w:hint="default"/>
+          <w:rtl w:val="0"/>
+          <w:lang w:val="fr-FR"/>
         </w:rPr>
         <w:t>’</w:t>
       </w:r>
@@ -632,75 +760,13 @@
           <w:rtl w:val="0"/>
           <w:lang w:val="en-US"/>
         </w:rPr>
-        <w:t>s meaning. This is directly relevant to a modality-withholding design: composing with one modality absent and reinstating it at replay makes the construction of audio-vision observable, including how expectation, surprise, and retrospective binding contribute to perceived unity (Chion 1994).</w:t>
-      </w:r>
-    </w:p>
-    <w:p>
-      <w:pPr>
-        <w:pStyle w:val="Default"/>
-        <w:bidi w:val="0"/>
-        <w:spacing w:before="0" w:after="240" w:line="240" w:lineRule="auto"/>
-        <w:ind w:left="0" w:right="0" w:firstLine="0"/>
-        <w:jc w:val="left"/>
-        <w:rPr>
-          <w:rFonts w:ascii="Times Roman" w:cs="Times Roman" w:hAnsi="Times Roman" w:eastAsia="Times Roman"/>
-          <w:rtl w:val="0"/>
-        </w:rPr>
-      </w:pPr>
-      <w:r>
-        <w:rPr>
-          <w:rFonts w:ascii="Times Roman" w:hAnsi="Times Roman"/>
-          <w:rtl w:val="0"/>
-          <w:lang w:val="en-US"/>
-        </w:rPr>
-        <w:t>Within electroacoustic and intermedial discourse, intermedial interference foregrounds constructive and destructive interactions between media features and provides a handle for theorising media equality beyond simple synchrony (Organised Sound 2026; Chiaramonte 2024). Remediation and multimedia analysis further motivate treating media relations as constitutive rather than additive, and provide vocabulary for how one medium can frame or re-situate another (Bolter and Grusin 1999; Cook 1998).</w:t>
-      </w:r>
-    </w:p>
-    <w:p>
-      <w:pPr>
-        <w:pStyle w:val="Default"/>
-        <w:bidi w:val="0"/>
-        <w:spacing w:before="0" w:after="240" w:line="240" w:lineRule="auto"/>
-        <w:ind w:left="0" w:right="0" w:firstLine="0"/>
-        <w:jc w:val="left"/>
-        <w:rPr>
-          <w:rFonts w:ascii="Times Roman" w:cs="Times Roman" w:hAnsi="Times Roman" w:eastAsia="Times Roman"/>
-          <w:rtl w:val="0"/>
-        </w:rPr>
-      </w:pPr>
-      <w:r>
-        <w:rPr>
-          <w:rFonts w:ascii="Times Roman" w:hAnsi="Times Roman"/>
-          <w:rtl w:val="0"/>
-          <w:lang w:val="en-US"/>
-        </w:rPr>
-        <w:t>For coupled generative instruments, crossmodal correspondences offer a complementary design lens. Spence synthesises evidence that people reliably associate features across modalities (for example, pitch and brightness), making correspondences a resource for designing legible mappings (Spence 2011). In the present system, correspondence helps explain why some participants use colour similarity as a proxy for harmonic planning even without formal theory.</w:t>
-      </w:r>
-    </w:p>
-    <w:p>
-      <w:pPr>
-        <w:pStyle w:val="Default"/>
-        <w:bidi w:val="0"/>
-        <w:spacing w:before="0" w:after="240" w:line="240" w:lineRule="auto"/>
-        <w:ind w:left="0" w:right="0" w:firstLine="0"/>
-        <w:jc w:val="left"/>
-        <w:rPr>
-          <w:rFonts w:ascii="Times Roman" w:cs="Times Roman" w:hAnsi="Times Roman" w:eastAsia="Times Roman"/>
-          <w:rtl w:val="0"/>
-        </w:rPr>
-      </w:pPr>
-      <w:r>
-        <w:rPr>
-          <w:rFonts w:ascii="Times Roman" w:hAnsi="Times Roman"/>
-          <w:rtl w:val="0"/>
-          <w:lang w:val="en-US"/>
-        </w:rPr>
-        <w:t>Evaluation traditions in digital musical instruments provide precedents for studying agency negotiation without reducing outcomes to usability. O</w:t>
-      </w:r>
-      <w:r>
-        <w:rPr>
-          <w:rFonts w:ascii="Times Roman" w:hAnsi="Times Roman" w:hint="default"/>
-          <w:rtl w:val="1"/>
+        <w:t>Modhrain proposes a framework supporting structured reflection on experience while remaining sensitive to musical context (O</w:t>
+      </w:r>
+      <w:r>
+        <w:rPr>
+          <w:rFonts w:ascii="Arial Unicode MS" w:hAnsi="Arial Unicode MS" w:hint="default"/>
+          <w:rtl w:val="0"/>
+          <w:lang w:val="fr-FR"/>
         </w:rPr>
         <w:t>’</w:t>
       </w:r>
@@ -710,34 +776,16 @@
           <w:rtl w:val="0"/>
           <w:lang w:val="en-US"/>
         </w:rPr>
-        <w:t>Modhrain proposes a framework supporting structured reflection on experience while remaining sensitive to musical context (O</w:t>
-      </w:r>
-      <w:r>
-        <w:rPr>
-          <w:rFonts w:ascii="Times Roman" w:hAnsi="Times Roman" w:hint="default"/>
-          <w:rtl w:val="1"/>
-        </w:rPr>
-        <w:t>’</w:t>
-      </w:r>
-      <w:r>
-        <w:rPr>
-          <w:rFonts w:ascii="Times Roman" w:hAnsi="Times Roman"/>
-          <w:rtl w:val="0"/>
-          <w:lang w:val="en-US"/>
-        </w:rPr>
         <w:t>Modhrain 2011). Orio and Wanderley similarly discuss method rationales for evaluating input devices for musical expression that bridge performer experience and system iteration (Orio and Wanderley 2002).</w:t>
       </w:r>
     </w:p>
     <w:p>
       <w:pPr>
         <w:pStyle w:val="Default"/>
-        <w:bidi w:val="0"/>
-        <w:spacing w:before="0" w:after="240" w:line="240" w:lineRule="auto"/>
-        <w:ind w:left="0" w:right="0" w:firstLine="0"/>
-        <w:jc w:val="left"/>
-        <w:rPr>
-          <w:rFonts w:ascii="Times Roman" w:cs="Times Roman" w:hAnsi="Times Roman" w:eastAsia="Times Roman"/>
-          <w:rtl w:val="0"/>
+        <w:spacing w:before="0" w:after="240" w:line="240" w:lineRule="auto"/>
+        <w:rPr>
+          <w:rFonts w:ascii="Times Roman" w:cs="Times Roman" w:hAnsi="Times Roman" w:eastAsia="Times Roman"/>
+          <w:lang w:val="en-US"/>
         </w:rPr>
       </w:pPr>
       <w:r>
@@ -752,15 +800,12 @@
     <w:p>
       <w:pPr>
         <w:pStyle w:val="Default"/>
-        <w:bidi w:val="0"/>
         <w:spacing w:before="0" w:line="240" w:lineRule="auto"/>
-        <w:ind w:left="0" w:right="0" w:firstLine="0"/>
-        <w:jc w:val="left"/>
         <w:rPr>
           <w:rFonts w:ascii="Times Roman" w:cs="Times Roman" w:hAnsi="Times Roman" w:eastAsia="Times Roman"/>
           <w:outline w:val="0"/>
           <w:color w:val="808080"/>
-          <w:rtl w:val="0"/>
+          <w:u w:color="808080"/>
           <w14:textFill>
             <w14:solidFill>
               <w14:srgbClr w14:val="808080"/>
@@ -772,17 +817,14 @@
     <w:p>
       <w:pPr>
         <w:pStyle w:val="Default"/>
-        <w:bidi w:val="0"/>
         <w:spacing w:before="0" w:after="299" w:line="240" w:lineRule="auto"/>
-        <w:ind w:left="0" w:right="0" w:firstLine="0"/>
-        <w:jc w:val="left"/>
         <w:rPr>
           <w:rFonts w:ascii="Times Roman" w:cs="Times Roman" w:hAnsi="Times Roman" w:eastAsia="Times Roman"/>
           <w:b w:val="1"/>
           <w:bCs w:val="1"/>
           <w:sz w:val="36"/>
           <w:szCs w:val="36"/>
-          <w:rtl w:val="0"/>
+          <w:lang w:val="en-US"/>
         </w:rPr>
       </w:pPr>
       <w:r>
@@ -801,17 +843,14 @@
     <w:p>
       <w:pPr>
         <w:pStyle w:val="Default"/>
-        <w:bidi w:val="0"/>
         <w:spacing w:before="0" w:after="281" w:line="240" w:lineRule="auto"/>
-        <w:ind w:left="0" w:right="0" w:firstLine="0"/>
-        <w:jc w:val="left"/>
         <w:rPr>
           <w:rFonts w:ascii="Times Roman" w:cs="Times Roman" w:hAnsi="Times Roman" w:eastAsia="Times Roman"/>
           <w:b w:val="1"/>
           <w:bCs w:val="1"/>
           <w:sz w:val="28"/>
           <w:szCs w:val="28"/>
-          <w:rtl w:val="0"/>
+          <w:lang w:val="en-US"/>
         </w:rPr>
       </w:pPr>
       <w:r>
@@ -830,13 +869,10 @@
     <w:p>
       <w:pPr>
         <w:pStyle w:val="Default"/>
-        <w:bidi w:val="0"/>
-        <w:spacing w:before="0" w:after="240" w:line="240" w:lineRule="auto"/>
-        <w:ind w:left="0" w:right="0" w:firstLine="0"/>
-        <w:jc w:val="left"/>
-        <w:rPr>
-          <w:rFonts w:ascii="Times Roman" w:cs="Times Roman" w:hAnsi="Times Roman" w:eastAsia="Times Roman"/>
-          <w:rtl w:val="0"/>
+        <w:spacing w:before="0" w:after="240" w:line="240" w:lineRule="auto"/>
+        <w:rPr>
+          <w:rFonts w:ascii="Times Roman" w:cs="Times Roman" w:hAnsi="Times Roman" w:eastAsia="Times Roman"/>
+          <w:lang w:val="en-US"/>
         </w:rPr>
       </w:pPr>
       <w:r>
@@ -851,17 +887,14 @@
     <w:p>
       <w:pPr>
         <w:pStyle w:val="Default"/>
-        <w:bidi w:val="0"/>
         <w:spacing w:before="0" w:after="281" w:line="240" w:lineRule="auto"/>
-        <w:ind w:left="0" w:right="0" w:firstLine="0"/>
-        <w:jc w:val="left"/>
         <w:rPr>
           <w:rFonts w:ascii="Times Roman" w:cs="Times Roman" w:hAnsi="Times Roman" w:eastAsia="Times Roman"/>
           <w:b w:val="1"/>
           <w:bCs w:val="1"/>
           <w:sz w:val="28"/>
           <w:szCs w:val="28"/>
-          <w:rtl w:val="0"/>
+          <w:lang w:val="en-US"/>
         </w:rPr>
       </w:pPr>
       <w:r>
@@ -880,13 +913,10 @@
     <w:p>
       <w:pPr>
         <w:pStyle w:val="Default"/>
-        <w:bidi w:val="0"/>
-        <w:spacing w:before="0" w:after="240" w:line="240" w:lineRule="auto"/>
-        <w:ind w:left="0" w:right="0" w:firstLine="0"/>
-        <w:jc w:val="left"/>
-        <w:rPr>
-          <w:rFonts w:ascii="Times Roman" w:cs="Times Roman" w:hAnsi="Times Roman" w:eastAsia="Times Roman"/>
-          <w:rtl w:val="0"/>
+        <w:spacing w:before="0" w:after="240" w:line="240" w:lineRule="auto"/>
+        <w:rPr>
+          <w:rFonts w:ascii="Times Roman" w:cs="Times Roman" w:hAnsi="Times Roman" w:eastAsia="Times Roman"/>
+          <w:lang w:val="en-US"/>
         </w:rPr>
       </w:pPr>
       <w:r>
@@ -901,13 +931,9 @@
     <w:p>
       <w:pPr>
         <w:pStyle w:val="Default"/>
-        <w:bidi w:val="0"/>
-        <w:spacing w:before="0" w:after="240" w:line="240" w:lineRule="auto"/>
-        <w:ind w:left="0" w:right="0" w:firstLine="0"/>
-        <w:jc w:val="left"/>
-        <w:rPr>
-          <w:rFonts w:ascii="Times Roman" w:cs="Times Roman" w:hAnsi="Times Roman" w:eastAsia="Times Roman"/>
-          <w:rtl w:val="0"/>
+        <w:spacing w:before="0" w:after="240" w:line="240" w:lineRule="auto"/>
+        <w:rPr>
+          <w:rFonts w:ascii="Times Roman" w:cs="Times Roman" w:hAnsi="Times Roman" w:eastAsia="Times Roman"/>
         </w:rPr>
       </w:pPr>
       <w:r>
@@ -920,8 +946,9 @@
       </w:r>
       <w:r>
         <w:rPr>
-          <w:rFonts w:ascii="Times Roman" w:hAnsi="Times Roman" w:hint="default"/>
-          <w:rtl w:val="1"/>
+          <w:rFonts w:ascii="Arial Unicode MS" w:hAnsi="Arial Unicode MS" w:hint="default"/>
+          <w:rtl w:val="0"/>
+          <w:lang w:val="fr-FR"/>
         </w:rPr>
         <w:t>’</w:t>
       </w:r>
@@ -937,19 +964,16 @@
     <w:p>
       <w:pPr>
         <w:pStyle w:val="Default"/>
-        <w:bidi w:val="0"/>
-        <w:spacing w:before="0" w:after="240" w:line="240" w:lineRule="auto"/>
-        <w:ind w:left="0" w:right="0" w:firstLine="0"/>
-        <w:jc w:val="left"/>
-        <w:rPr>
-          <w:rFonts w:ascii="Times Roman" w:cs="Times Roman" w:hAnsi="Times Roman" w:eastAsia="Times Roman"/>
-          <w:rtl w:val="0"/>
-        </w:rPr>
-      </w:pPr>
-      <w:r>
-        <w:rPr>
-          <w:rFonts w:ascii="Times Roman" w:hAnsi="Times Roman"/>
-          <w:rtl w:val="0"/>
+        <w:spacing w:before="0" w:after="240" w:line="240" w:lineRule="auto"/>
+        <w:rPr>
+          <w:rFonts w:ascii="Times Roman" w:cs="Times Roman" w:hAnsi="Times Roman" w:eastAsia="Times Roman"/>
+        </w:rPr>
+      </w:pPr>
+      <w:r>
+        <w:rPr>
+          <w:rFonts w:ascii="Times Roman" w:hAnsi="Times Roman"/>
+          <w:rtl w:val="0"/>
+          <w:lang w:val="fr-FR"/>
         </w:rPr>
         <w:t xml:space="preserve">Insert Figure 1 here. </w:t>
       </w:r>
@@ -957,15 +981,12 @@
     <w:p>
       <w:pPr>
         <w:pStyle w:val="Default"/>
-        <w:bidi w:val="0"/>
-        <w:spacing w:before="0" w:after="240" w:line="240" w:lineRule="auto"/>
-        <w:ind w:left="0" w:right="0" w:firstLine="0"/>
-        <w:jc w:val="left"/>
+        <w:spacing w:before="0" w:after="240" w:line="240" w:lineRule="auto"/>
         <w:rPr>
           <w:rFonts w:ascii="Times Roman" w:cs="Times Roman" w:hAnsi="Times Roman" w:eastAsia="Times Roman"/>
           <w:i w:val="1"/>
           <w:iCs w:val="1"/>
-          <w:rtl w:val="0"/>
+          <w:lang w:val="en-US"/>
         </w:rPr>
       </w:pPr>
       <w:r>
@@ -976,8 +997,9 @@
           <w:rtl w:val="0"/>
           <w:lang w:val="en-US"/>
         </w:rPr>
-        <w:t>Figure 1 - System block diagram</w:t>
-      </w:r>
+        <w:t xml:space="preserve">Figure 1 - System block diagram, </w:t>
+      </w:r>
+      <w:bookmarkStart w:name="abstract" w:id="0"/>
       <w:r>
         <w:rPr>
           <w:rFonts w:ascii="Times Roman" w:hAnsi="Times Roman"/>
@@ -986,9 +1008,9 @@
           <w:rtl w:val="0"/>
           <w:lang w:val="en-US"/>
         </w:rPr>
-        <w:t xml:space="preserve">, </w:t>
-      </w:r>
-      <w:bookmarkStart w:name="abstract" w:id="0"/>
+        <w:t>comprising the TZ5 instrument and its constituent parts, as well as the supporting infrastructure and instrumentation required to conduct the study</w:t>
+      </w:r>
+      <w:bookmarkEnd w:id="0"/>
       <w:r>
         <w:rPr>
           <w:rFonts w:ascii="Times Roman" w:hAnsi="Times Roman"/>
@@ -997,72 +1019,34 @@
           <w:rtl w:val="0"/>
           <w:lang w:val="en-US"/>
         </w:rPr>
-        <w:t xml:space="preserve">comprising the </w:t>
-      </w:r>
-      <w:r>
-        <w:rPr>
-          <w:rFonts w:ascii="Times Roman" w:hAnsi="Times Roman"/>
+        <w:t>.</w:t>
+      </w:r>
+    </w:p>
+    <w:p>
+      <w:pPr>
+        <w:pStyle w:val="Default"/>
+        <w:spacing w:before="0" w:after="240" w:line="240" w:lineRule="auto"/>
+        <w:rPr>
+          <w:rFonts w:ascii="Times Roman" w:cs="Times Roman" w:hAnsi="Times Roman" w:eastAsia="Times Roman"/>
+        </w:rPr>
+      </w:pPr>
+      <w:r>
+        <w:rPr>
+          <w:rFonts w:ascii="Times Roman" w:hAnsi="Times Roman"/>
+          <w:rtl w:val="0"/>
+          <w:lang w:val="fr-FR"/>
+        </w:rPr>
+        <w:t xml:space="preserve">Insert Figure 2 here. </w:t>
+      </w:r>
+    </w:p>
+    <w:p>
+      <w:pPr>
+        <w:pStyle w:val="Default"/>
+        <w:spacing w:before="0" w:after="240" w:line="240" w:lineRule="auto"/>
+        <w:rPr>
+          <w:rFonts w:ascii="Times Roman" w:cs="Times Roman" w:hAnsi="Times Roman" w:eastAsia="Times Roman"/>
           <w:i w:val="1"/>
           <w:iCs w:val="1"/>
-          <w:rtl w:val="0"/>
-          <w:lang w:val="en-US"/>
-        </w:rPr>
-        <w:t>TZ5 instrument</w:t>
-      </w:r>
-      <w:r>
-        <w:rPr>
-          <w:rFonts w:ascii="Times Roman" w:hAnsi="Times Roman"/>
-          <w:i w:val="1"/>
-          <w:iCs w:val="1"/>
-          <w:rtl w:val="0"/>
-          <w:lang w:val="en-US"/>
-        </w:rPr>
-        <w:t xml:space="preserve"> and its constituent parts, as well as the supporting infrastructure and instrumentation required to conduct the study</w:t>
-      </w:r>
-      <w:bookmarkEnd w:id="0"/>
-      <w:r>
-        <w:rPr>
-          <w:rFonts w:ascii="Times Roman" w:hAnsi="Times Roman"/>
-          <w:i w:val="1"/>
-          <w:iCs w:val="1"/>
-          <w:rtl w:val="0"/>
-          <w:lang w:val="en-US"/>
-        </w:rPr>
-        <w:t>.</w:t>
-      </w:r>
-    </w:p>
-    <w:p>
-      <w:pPr>
-        <w:pStyle w:val="Default"/>
-        <w:bidi w:val="0"/>
-        <w:spacing w:before="0" w:after="240" w:line="240" w:lineRule="auto"/>
-        <w:ind w:left="0" w:right="0" w:firstLine="0"/>
-        <w:jc w:val="left"/>
-        <w:rPr>
-          <w:rFonts w:ascii="Times Roman" w:cs="Times Roman" w:hAnsi="Times Roman" w:eastAsia="Times Roman"/>
-          <w:rtl w:val="0"/>
-        </w:rPr>
-      </w:pPr>
-      <w:r>
-        <w:rPr>
-          <w:rFonts w:ascii="Times Roman" w:hAnsi="Times Roman"/>
-          <w:rtl w:val="0"/>
-        </w:rPr>
-        <w:t xml:space="preserve">Insert Figure 2 here. </w:t>
-      </w:r>
-    </w:p>
-    <w:p>
-      <w:pPr>
-        <w:pStyle w:val="Default"/>
-        <w:bidi w:val="0"/>
-        <w:spacing w:before="0" w:after="240" w:line="240" w:lineRule="auto"/>
-        <w:ind w:left="0" w:right="0" w:firstLine="0"/>
-        <w:jc w:val="left"/>
-        <w:rPr>
-          <w:rFonts w:ascii="Times Roman" w:cs="Times Roman" w:hAnsi="Times Roman" w:eastAsia="Times Roman"/>
-          <w:i w:val="1"/>
-          <w:iCs w:val="1"/>
-          <w:rtl w:val="0"/>
         </w:rPr>
       </w:pPr>
       <w:r>
@@ -1083,67 +1067,51 @@
           <w:rtl w:val="0"/>
           <w:lang w:val="en-US"/>
         </w:rPr>
-        <w:t>Exploded view of TZ5 audiovisual instrument. Light from the 91x Red, Green &amp; Blue (RGB) LEDs is guided by a hexagonal lattice and diffused by a 2mm sheet of acetate</w:t>
-      </w:r>
-      <w:r>
-        <w:rPr>
-          <w:rFonts w:ascii="Aptos" w:cs="Aptos" w:hAnsi="Aptos" w:eastAsia="Aptos"/>
+        <w:t>Exploded view of TZ5 audiovisual instrument. Light from the 91x Red, Green &amp; Blue (RGB) LEDs is guided by a hexagonal lattice and diffused by a 2mm sheet of acetate.</w:t>
+      </w:r>
+    </w:p>
+    <w:p>
+      <w:pPr>
+        <w:pStyle w:val="Default"/>
+        <w:spacing w:before="0" w:after="240" w:line="240" w:lineRule="auto"/>
+        <w:rPr>
+          <w:rFonts w:ascii="Times Roman" w:cs="Times Roman" w:hAnsi="Times Roman" w:eastAsia="Times Roman"/>
+        </w:rPr>
+      </w:pPr>
+      <w:r>
+        <w:rPr>
+          <w:rFonts w:ascii="Times Roman" w:hAnsi="Times Roman"/>
+          <w:rtl w:val="0"/>
+          <w:lang w:val="en-US"/>
+        </w:rPr>
+        <w:t>I</w:t>
+      </w:r>
+      <w:r>
+        <w:rPr>
+          <w:rFonts w:ascii="Times Roman" w:hAnsi="Times Roman"/>
+          <w:rtl w:val="0"/>
+          <w:lang w:val="fr-FR"/>
+        </w:rPr>
+        <w:t xml:space="preserve">nsert Figure 3 here. </w:t>
+      </w:r>
+    </w:p>
+    <w:p>
+      <w:pPr>
+        <w:pStyle w:val="Default"/>
+        <w:spacing w:before="0" w:after="240" w:line="240" w:lineRule="auto"/>
+        <w:rPr>
+          <w:rFonts w:ascii="Times Roman" w:cs="Times Roman" w:hAnsi="Times Roman" w:eastAsia="Times Roman"/>
           <w:i w:val="1"/>
           <w:iCs w:val="1"/>
-          <w:rtl w:val="0"/>
-          <w:lang w:val="en-US"/>
-        </w:rPr>
-        <w:t>.</w:t>
-      </w:r>
-    </w:p>
-    <w:p>
-      <w:pPr>
-        <w:pStyle w:val="Default"/>
-        <w:bidi w:val="0"/>
-        <w:spacing w:before="0" w:after="240" w:line="240" w:lineRule="auto"/>
-        <w:ind w:left="0" w:right="0" w:firstLine="0"/>
-        <w:jc w:val="left"/>
-        <w:rPr>
-          <w:rFonts w:ascii="Times Roman" w:cs="Times Roman" w:hAnsi="Times Roman" w:eastAsia="Times Roman"/>
-          <w:rtl w:val="0"/>
-        </w:rPr>
-      </w:pPr>
-      <w:r>
-        <w:rPr>
-          <w:rFonts w:ascii="Times Roman" w:hAnsi="Times Roman"/>
-          <w:rtl w:val="0"/>
-          <w:lang w:val="en-US"/>
-        </w:rPr>
-        <w:t>I</w:t>
-      </w:r>
-      <w:r>
-        <w:rPr>
-          <w:rFonts w:ascii="Times Roman" w:hAnsi="Times Roman"/>
-          <w:rtl w:val="0"/>
-        </w:rPr>
-        <w:t xml:space="preserve">nsert Figure 3 here. </w:t>
-      </w:r>
-    </w:p>
-    <w:p>
-      <w:pPr>
-        <w:pStyle w:val="Default"/>
-        <w:bidi w:val="0"/>
-        <w:spacing w:before="0" w:after="240" w:line="240" w:lineRule="auto"/>
-        <w:ind w:left="0" w:right="0" w:firstLine="0"/>
-        <w:jc w:val="left"/>
-        <w:rPr>
-          <w:rFonts w:ascii="Times Roman" w:cs="Times Roman" w:hAnsi="Times Roman" w:eastAsia="Times Roman"/>
+          <w:lang w:val="en-US"/>
+        </w:rPr>
+      </w:pPr>
+      <w:r>
+        <w:rPr>
+          <w:rFonts w:ascii="Times Roman" w:hAnsi="Times Roman"/>
           <w:i w:val="1"/>
           <w:iCs w:val="1"/>
           <w:rtl w:val="0"/>
-        </w:rPr>
-      </w:pPr>
-      <w:r>
-        <w:rPr>
-          <w:rFonts w:ascii="Times Roman" w:hAnsi="Times Roman"/>
-          <w:i w:val="1"/>
-          <w:iCs w:val="1"/>
-          <w:rtl w:val="0"/>
           <w:lang w:val="en-US"/>
         </w:rPr>
         <w:t>Figure 3 - Tonnetz pitch-class map used for hue mapping. MIDI numbers are given under each pitch class, and computed from the root of C;36 (bottom, centre), incrementing by +3 semitones moving right, and +4 moving left.</w:t>
@@ -1152,17 +1120,14 @@
     <w:p>
       <w:pPr>
         <w:pStyle w:val="Default"/>
-        <w:bidi w:val="0"/>
         <w:spacing w:before="0" w:after="281" w:line="240" w:lineRule="auto"/>
-        <w:ind w:left="0" w:right="0" w:firstLine="0"/>
-        <w:jc w:val="left"/>
         <w:rPr>
           <w:rFonts w:ascii="Times Roman" w:cs="Times Roman" w:hAnsi="Times Roman" w:eastAsia="Times Roman"/>
           <w:b w:val="1"/>
           <w:bCs w:val="1"/>
           <w:sz w:val="28"/>
           <w:szCs w:val="28"/>
-          <w:rtl w:val="0"/>
+          <w:lang w:val="en-US"/>
         </w:rPr>
       </w:pPr>
       <w:r>
@@ -1181,38 +1146,19 @@
     <w:p>
       <w:pPr>
         <w:pStyle w:val="Default"/>
-        <w:bidi w:val="0"/>
-        <w:spacing w:before="0" w:after="240" w:line="240" w:lineRule="auto"/>
-        <w:ind w:left="0" w:right="0" w:firstLine="0"/>
-        <w:jc w:val="left"/>
-        <w:rPr>
-          <w:rFonts w:ascii="Times Roman" w:cs="Times Roman" w:hAnsi="Times Roman" w:eastAsia="Times Roman"/>
-          <w:rtl w:val="0"/>
-        </w:rPr>
-      </w:pPr>
-      <w:r>
-        <w:rPr>
-          <w:rFonts w:ascii="Times Roman" w:hAnsi="Times Roman"/>
-          <w:rtl w:val="0"/>
-          <w:lang w:val="en-US"/>
-        </w:rPr>
-        <w:t>Participants steered the system exclusively via a browser</w:t>
-      </w:r>
-      <w:r>
-        <w:rPr>
-          <w:rFonts w:ascii="Times Roman" w:hAnsi="Times Roman"/>
-          <w:rtl w:val="0"/>
-          <w:lang w:val="en-US"/>
-        </w:rPr>
-        <w:t>-based user interface</w:t>
-      </w:r>
-      <w:r>
-        <w:rPr>
-          <w:rFonts w:ascii="Times Roman" w:hAnsi="Times Roman"/>
-          <w:rtl w:val="0"/>
-          <w:lang w:val="en-US"/>
-        </w:rPr>
-        <w:t>. The parameter set was intentionally compact and targeted density, temporal dynamics, neighbourhood constraints, recurrence, and harmonic admissibility:</w:t>
+        <w:spacing w:before="0" w:after="240" w:line="240" w:lineRule="auto"/>
+        <w:rPr>
+          <w:rFonts w:ascii="Times Roman" w:cs="Times Roman" w:hAnsi="Times Roman" w:eastAsia="Times Roman"/>
+          <w:lang w:val="en-US"/>
+        </w:rPr>
+      </w:pPr>
+      <w:r>
+        <w:rPr>
+          <w:rFonts w:ascii="Times Roman" w:hAnsi="Times Roman"/>
+          <w:rtl w:val="0"/>
+          <w:lang w:val="en-US"/>
+        </w:rPr>
+        <w:t>Participants steered the system exclusively via a browser-based user interface. The parameter set was intentionally compact and targeted density, temporal dynamics, neighbourhood constraints, recurrence, and harmonic admissibility:</w:t>
       </w:r>
     </w:p>
     <w:p>
@@ -1320,39 +1266,7 @@
           <w:rtl w:val="0"/>
           <w:lang w:val="en-US"/>
         </w:rPr>
-        <w:t>: Neighbourhood extent (</w:t>
-      </w:r>
-      <w:r>
-        <w:rPr>
-          <w:rFonts w:ascii="Times Roman" w:hAnsi="Times Roman"/>
-          <w:rtl w:val="0"/>
-          <w:lang w:val="en-US"/>
-        </w:rPr>
-        <w:t>6 local neighbours</w:t>
-      </w:r>
-      <w:r>
-        <w:rPr>
-          <w:rFonts w:ascii="Times Roman" w:hAnsi="Times Roman"/>
-          <w:rtl w:val="0"/>
-          <w:lang w:val="en-US"/>
-        </w:rPr>
-        <w:t xml:space="preserve"> or </w:t>
-      </w:r>
-      <w:r>
-        <w:rPr>
-          <w:rFonts w:ascii="Times Roman" w:hAnsi="Times Roman"/>
-          <w:rtl w:val="0"/>
-          <w:lang w:val="en-US"/>
-        </w:rPr>
-        <w:t>18 extended</w:t>
-      </w:r>
-      <w:r>
-        <w:rPr>
-          <w:rFonts w:ascii="Times Roman" w:hAnsi="Times Roman"/>
-          <w:rtl w:val="0"/>
-          <w:lang w:val="en-US"/>
-        </w:rPr>
-        <w:t>) and Min Neighbours and Max Neighbours.</w:t>
+        <w:t>: Neighbourhood extent (6 local neighbours or 18 extended) and Min Neighbours and Max Neighbours.</w:t>
       </w:r>
     </w:p>
     <w:p>
@@ -1430,17 +1344,14 @@
     <w:p>
       <w:pPr>
         <w:pStyle w:val="Default"/>
-        <w:bidi w:val="0"/>
         <w:spacing w:before="0" w:after="281" w:line="240" w:lineRule="auto"/>
-        <w:ind w:left="0" w:right="0" w:firstLine="0"/>
-        <w:jc w:val="left"/>
         <w:rPr>
           <w:rFonts w:ascii="Times Roman" w:cs="Times Roman" w:hAnsi="Times Roman" w:eastAsia="Times Roman"/>
           <w:b w:val="1"/>
           <w:bCs w:val="1"/>
           <w:sz w:val="28"/>
           <w:szCs w:val="28"/>
-          <w:rtl w:val="0"/>
+          <w:lang w:val="en-US"/>
         </w:rPr>
       </w:pPr>
       <w:r>
@@ -1459,13 +1370,10 @@
     <w:p>
       <w:pPr>
         <w:pStyle w:val="Default"/>
-        <w:bidi w:val="0"/>
-        <w:spacing w:before="0" w:after="240" w:line="240" w:lineRule="auto"/>
-        <w:ind w:left="0" w:right="0" w:firstLine="0"/>
-        <w:jc w:val="left"/>
-        <w:rPr>
-          <w:rFonts w:ascii="Times Roman" w:cs="Times Roman" w:hAnsi="Times Roman" w:eastAsia="Times Roman"/>
-          <w:rtl w:val="0"/>
+        <w:spacing w:before="0" w:after="240" w:line="240" w:lineRule="auto"/>
+        <w:rPr>
+          <w:rFonts w:ascii="Times Roman" w:cs="Times Roman" w:hAnsi="Times Roman" w:eastAsia="Times Roman"/>
+          <w:lang w:val="en-US"/>
         </w:rPr>
       </w:pPr>
       <w:r>
@@ -1491,6 +1399,7 @@
         <w:rPr>
           <w:rFonts w:ascii="Times Roman" w:hAnsi="Times Roman"/>
           <w:rtl w:val="0"/>
+          <w:lang w:val="fr-FR"/>
         </w:rPr>
       </w:pPr>
       <w:r>
@@ -1499,6 +1408,7 @@
           <w:b w:val="1"/>
           <w:bCs w:val="1"/>
           <w:rtl w:val="0"/>
+          <w:lang w:val="fr-FR"/>
         </w:rPr>
         <w:t>A</w:t>
       </w:r>
@@ -1525,6 +1435,7 @@
         <w:rPr>
           <w:rFonts w:ascii="Times Roman" w:hAnsi="Times Roman"/>
           <w:rtl w:val="0"/>
+          <w:lang w:val="fr-FR"/>
         </w:rPr>
       </w:pPr>
       <w:r>
@@ -1533,6 +1444,7 @@
           <w:b w:val="1"/>
           <w:bCs w:val="1"/>
           <w:rtl w:val="0"/>
+          <w:lang w:val="fr-FR"/>
         </w:rPr>
         <w:t>B</w:t>
       </w:r>
@@ -1559,6 +1471,7 @@
         <w:rPr>
           <w:rFonts w:ascii="Times Roman" w:hAnsi="Times Roman"/>
           <w:rtl w:val="0"/>
+          <w:lang w:val="fr-FR"/>
         </w:rPr>
       </w:pPr>
       <w:r>
@@ -1567,6 +1480,7 @@
           <w:b w:val="1"/>
           <w:bCs w:val="1"/>
           <w:rtl w:val="0"/>
+          <w:lang w:val="fr-FR"/>
         </w:rPr>
         <w:t>C</w:t>
       </w:r>
@@ -1582,13 +1496,10 @@
     <w:p>
       <w:pPr>
         <w:pStyle w:val="Default"/>
-        <w:bidi w:val="0"/>
-        <w:spacing w:before="0" w:after="240" w:line="240" w:lineRule="auto"/>
-        <w:ind w:left="0" w:right="0" w:firstLine="0"/>
-        <w:jc w:val="left"/>
-        <w:rPr>
-          <w:rFonts w:ascii="Times Roman" w:cs="Times Roman" w:hAnsi="Times Roman" w:eastAsia="Times Roman"/>
-          <w:rtl w:val="0"/>
+        <w:spacing w:before="0" w:after="240" w:line="240" w:lineRule="auto"/>
+        <w:rPr>
+          <w:rFonts w:ascii="Times Roman" w:cs="Times Roman" w:hAnsi="Times Roman" w:eastAsia="Times Roman"/>
+          <w:lang w:val="en-US"/>
         </w:rPr>
       </w:pPr>
       <w:r>
@@ -1603,17 +1514,14 @@
     <w:p>
       <w:pPr>
         <w:pStyle w:val="Default"/>
-        <w:bidi w:val="0"/>
         <w:spacing w:before="0" w:after="281" w:line="240" w:lineRule="auto"/>
-        <w:ind w:left="0" w:right="0" w:firstLine="0"/>
-        <w:jc w:val="left"/>
         <w:rPr>
           <w:rFonts w:ascii="Times Roman" w:cs="Times Roman" w:hAnsi="Times Roman" w:eastAsia="Times Roman"/>
           <w:b w:val="1"/>
           <w:bCs w:val="1"/>
           <w:sz w:val="28"/>
           <w:szCs w:val="28"/>
-          <w:rtl w:val="0"/>
+          <w:lang w:val="en-US"/>
         </w:rPr>
       </w:pPr>
       <w:r>
@@ -1632,13 +1540,10 @@
     <w:p>
       <w:pPr>
         <w:pStyle w:val="Default"/>
-        <w:bidi w:val="0"/>
-        <w:spacing w:before="0" w:after="240" w:line="240" w:lineRule="auto"/>
-        <w:ind w:left="0" w:right="0" w:firstLine="0"/>
-        <w:jc w:val="left"/>
-        <w:rPr>
-          <w:rFonts w:ascii="Times Roman" w:cs="Times Roman" w:hAnsi="Times Roman" w:eastAsia="Times Roman"/>
-          <w:rtl w:val="0"/>
+        <w:spacing w:before="0" w:after="240" w:line="240" w:lineRule="auto"/>
+        <w:rPr>
+          <w:rFonts w:ascii="Times Roman" w:cs="Times Roman" w:hAnsi="Times Roman" w:eastAsia="Times Roman"/>
+          <w:lang w:val="en-US"/>
         </w:rPr>
       </w:pPr>
       <w:r>
@@ -1725,13 +1630,10 @@
     <w:p>
       <w:pPr>
         <w:pStyle w:val="Default"/>
-        <w:bidi w:val="0"/>
-        <w:spacing w:before="0" w:after="240" w:line="240" w:lineRule="auto"/>
-        <w:ind w:left="0" w:right="0" w:firstLine="0"/>
-        <w:jc w:val="left"/>
-        <w:rPr>
-          <w:rFonts w:ascii="Times Roman" w:cs="Times Roman" w:hAnsi="Times Roman" w:eastAsia="Times Roman"/>
-          <w:rtl w:val="0"/>
+        <w:spacing w:before="0" w:after="240" w:line="240" w:lineRule="auto"/>
+        <w:rPr>
+          <w:rFonts w:ascii="Times Roman" w:cs="Times Roman" w:hAnsi="Times Roman" w:eastAsia="Times Roman"/>
+          <w:lang w:val="en-US"/>
         </w:rPr>
       </w:pPr>
       <w:r>
@@ -1746,13 +1648,10 @@
     <w:p>
       <w:pPr>
         <w:pStyle w:val="Default"/>
-        <w:bidi w:val="0"/>
-        <w:spacing w:before="0" w:after="240" w:line="240" w:lineRule="auto"/>
-        <w:ind w:left="0" w:right="0" w:firstLine="0"/>
-        <w:jc w:val="left"/>
-        <w:rPr>
-          <w:rFonts w:ascii="Times Roman" w:cs="Times Roman" w:hAnsi="Times Roman" w:eastAsia="Times Roman"/>
-          <w:rtl w:val="0"/>
+        <w:spacing w:before="0" w:after="240" w:line="240" w:lineRule="auto"/>
+        <w:rPr>
+          <w:rFonts w:ascii="Times Roman" w:cs="Times Roman" w:hAnsi="Times Roman" w:eastAsia="Times Roman"/>
+          <w:lang w:val="en-US"/>
         </w:rPr>
       </w:pPr>
       <w:r>
@@ -1767,15 +1666,12 @@
     <w:p>
       <w:pPr>
         <w:pStyle w:val="Default"/>
-        <w:bidi w:val="0"/>
         <w:spacing w:before="0" w:line="240" w:lineRule="auto"/>
-        <w:ind w:left="0" w:right="0" w:firstLine="0"/>
-        <w:jc w:val="left"/>
         <w:rPr>
           <w:rFonts w:ascii="Times Roman" w:cs="Times Roman" w:hAnsi="Times Roman" w:eastAsia="Times Roman"/>
           <w:outline w:val="0"/>
           <w:color w:val="808080"/>
-          <w:rtl w:val="0"/>
+          <w:u w:color="808080"/>
           <w14:textFill>
             <w14:solidFill>
               <w14:srgbClr w14:val="808080"/>
@@ -1787,17 +1683,14 @@
     <w:p>
       <w:pPr>
         <w:pStyle w:val="Default"/>
-        <w:bidi w:val="0"/>
         <w:spacing w:before="0" w:after="299" w:line="240" w:lineRule="auto"/>
-        <w:ind w:left="0" w:right="0" w:firstLine="0"/>
-        <w:jc w:val="left"/>
         <w:rPr>
           <w:rFonts w:ascii="Times Roman" w:cs="Times Roman" w:hAnsi="Times Roman" w:eastAsia="Times Roman"/>
           <w:b w:val="1"/>
           <w:bCs w:val="1"/>
           <w:sz w:val="36"/>
           <w:szCs w:val="36"/>
-          <w:rtl w:val="0"/>
+          <w:lang w:val="en-US"/>
         </w:rPr>
       </w:pPr>
       <w:r>
@@ -1816,17 +1709,14 @@
     <w:p>
       <w:pPr>
         <w:pStyle w:val="Default"/>
-        <w:bidi w:val="0"/>
         <w:spacing w:before="0" w:after="281" w:line="240" w:lineRule="auto"/>
-        <w:ind w:left="0" w:right="0" w:firstLine="0"/>
-        <w:jc w:val="left"/>
         <w:rPr>
           <w:rFonts w:ascii="Times Roman" w:cs="Times Roman" w:hAnsi="Times Roman" w:eastAsia="Times Roman"/>
           <w:b w:val="1"/>
           <w:bCs w:val="1"/>
           <w:sz w:val="28"/>
           <w:szCs w:val="28"/>
-          <w:rtl w:val="0"/>
+          <w:lang w:val="it-IT"/>
         </w:rPr>
       </w:pPr>
       <w:r>
@@ -1845,13 +1735,10 @@
     <w:p>
       <w:pPr>
         <w:pStyle w:val="Default"/>
-        <w:bidi w:val="0"/>
-        <w:spacing w:before="0" w:after="240" w:line="240" w:lineRule="auto"/>
-        <w:ind w:left="0" w:right="0" w:firstLine="0"/>
-        <w:jc w:val="left"/>
-        <w:rPr>
-          <w:rFonts w:ascii="Times Roman" w:cs="Times Roman" w:hAnsi="Times Roman" w:eastAsia="Times Roman"/>
-          <w:rtl w:val="0"/>
+        <w:spacing w:before="0" w:after="240" w:line="240" w:lineRule="auto"/>
+        <w:rPr>
+          <w:rFonts w:ascii="Times Roman" w:cs="Times Roman" w:hAnsi="Times Roman" w:eastAsia="Times Roman"/>
+          <w:lang w:val="en-US"/>
         </w:rPr>
       </w:pPr>
       <w:r>
@@ -1866,17 +1753,14 @@
     <w:p>
       <w:pPr>
         <w:pStyle w:val="Default"/>
-        <w:bidi w:val="0"/>
         <w:spacing w:before="0" w:after="281" w:line="240" w:lineRule="auto"/>
-        <w:ind w:left="0" w:right="0" w:firstLine="0"/>
-        <w:jc w:val="left"/>
         <w:rPr>
           <w:rFonts w:ascii="Times Roman" w:cs="Times Roman" w:hAnsi="Times Roman" w:eastAsia="Times Roman"/>
           <w:b w:val="1"/>
           <w:bCs w:val="1"/>
           <w:sz w:val="28"/>
           <w:szCs w:val="28"/>
-          <w:rtl w:val="0"/>
+          <w:lang w:val="en-US"/>
         </w:rPr>
       </w:pPr>
       <w:r>
@@ -1895,13 +1779,10 @@
     <w:p>
       <w:pPr>
         <w:pStyle w:val="Default"/>
-        <w:bidi w:val="0"/>
-        <w:spacing w:before="0" w:after="240" w:line="240" w:lineRule="auto"/>
-        <w:ind w:left="0" w:right="0" w:firstLine="0"/>
-        <w:jc w:val="left"/>
-        <w:rPr>
-          <w:rFonts w:ascii="Times Roman" w:cs="Times Roman" w:hAnsi="Times Roman" w:eastAsia="Times Roman"/>
-          <w:rtl w:val="0"/>
+        <w:spacing w:before="0" w:after="240" w:line="240" w:lineRule="auto"/>
+        <w:rPr>
+          <w:rFonts w:ascii="Times Roman" w:cs="Times Roman" w:hAnsi="Times Roman" w:eastAsia="Times Roman"/>
+          <w:lang w:val="en-US"/>
         </w:rPr>
       </w:pPr>
       <w:r>
@@ -1916,13 +1797,10 @@
     <w:p>
       <w:pPr>
         <w:pStyle w:val="Default"/>
-        <w:bidi w:val="0"/>
-        <w:spacing w:before="0" w:after="240" w:line="240" w:lineRule="auto"/>
-        <w:ind w:left="0" w:right="0" w:firstLine="0"/>
-        <w:jc w:val="left"/>
-        <w:rPr>
-          <w:rFonts w:ascii="Times Roman" w:cs="Times Roman" w:hAnsi="Times Roman" w:eastAsia="Times Roman"/>
-          <w:rtl w:val="0"/>
+        <w:spacing w:before="0" w:after="240" w:line="240" w:lineRule="auto"/>
+        <w:rPr>
+          <w:rFonts w:ascii="Times Roman" w:cs="Times Roman" w:hAnsi="Times Roman" w:eastAsia="Times Roman"/>
+          <w:lang w:val="en-US"/>
         </w:rPr>
       </w:pPr>
       <w:r>
@@ -1937,19 +1815,16 @@
     <w:p>
       <w:pPr>
         <w:pStyle w:val="Default"/>
-        <w:bidi w:val="0"/>
-        <w:spacing w:before="0" w:after="240" w:line="240" w:lineRule="auto"/>
-        <w:ind w:left="0" w:right="0" w:firstLine="0"/>
-        <w:jc w:val="left"/>
-        <w:rPr>
-          <w:rFonts w:ascii="Times Roman" w:cs="Times Roman" w:hAnsi="Times Roman" w:eastAsia="Times Roman"/>
-          <w:rtl w:val="0"/>
-        </w:rPr>
-      </w:pPr>
-      <w:r>
-        <w:rPr>
-          <w:rFonts w:ascii="Times Roman" w:hAnsi="Times Roman"/>
-          <w:rtl w:val="0"/>
+        <w:spacing w:before="0" w:after="240" w:line="240" w:lineRule="auto"/>
+        <w:rPr>
+          <w:rFonts w:ascii="Times Roman" w:cs="Times Roman" w:hAnsi="Times Roman" w:eastAsia="Times Roman"/>
+        </w:rPr>
+      </w:pPr>
+      <w:r>
+        <w:rPr>
+          <w:rFonts w:ascii="Times Roman" w:hAnsi="Times Roman"/>
+          <w:rtl w:val="0"/>
+          <w:lang w:val="fr-FR"/>
         </w:rPr>
         <w:t xml:space="preserve">Insert Figure 4 here. </w:t>
       </w:r>
@@ -1957,15 +1832,11 @@
     <w:p>
       <w:pPr>
         <w:pStyle w:val="Default"/>
-        <w:bidi w:val="0"/>
-        <w:spacing w:before="0" w:after="240" w:line="240" w:lineRule="auto"/>
-        <w:ind w:left="0" w:right="0" w:firstLine="0"/>
-        <w:jc w:val="left"/>
+        <w:spacing w:before="0" w:after="240" w:line="240" w:lineRule="auto"/>
         <w:rPr>
           <w:rFonts w:ascii="Times Roman" w:cs="Times Roman" w:hAnsi="Times Roman" w:eastAsia="Times Roman"/>
           <w:i w:val="1"/>
           <w:iCs w:val="1"/>
-          <w:rtl w:val="0"/>
         </w:rPr>
       </w:pPr>
       <w:r>
@@ -1986,33 +1857,20 @@
           <w:rtl w:val="0"/>
           <w:lang w:val="en-US"/>
         </w:rPr>
-        <w:t xml:space="preserve"> -</w:t>
-      </w:r>
-      <w:r>
-        <w:rPr>
-          <w:rFonts w:ascii="Times Roman" w:hAnsi="Times Roman"/>
-          <w:i w:val="1"/>
-          <w:iCs w:val="1"/>
-          <w:rtl w:val="0"/>
-          <w:lang w:val="en-US"/>
-        </w:rPr>
-        <w:t xml:space="preserve"> Counts of best overall rank, most intermedial selection, and biggest mismatch by block condition (A=Visual Only, B=Audio Only, C=Audiovisual).</w:t>
-      </w:r>
-    </w:p>
-    <w:p>
-      <w:pPr>
-        <w:pStyle w:val="Default"/>
-        <w:bidi w:val="0"/>
+        <w:t xml:space="preserve"> - Counts of best overall rank, most intermedial selection, and biggest mismatch by block condition (A=Visual Only, B=Audio Only, C=Audiovisual).</w:t>
+      </w:r>
+    </w:p>
+    <w:p>
+      <w:pPr>
+        <w:pStyle w:val="Default"/>
         <w:spacing w:before="0" w:after="281" w:line="240" w:lineRule="auto"/>
-        <w:ind w:left="0" w:right="0" w:firstLine="0"/>
-        <w:jc w:val="left"/>
         <w:rPr>
           <w:rFonts w:ascii="Times Roman" w:cs="Times Roman" w:hAnsi="Times Roman" w:eastAsia="Times Roman"/>
           <w:b w:val="1"/>
           <w:bCs w:val="1"/>
           <w:sz w:val="28"/>
           <w:szCs w:val="28"/>
-          <w:rtl w:val="0"/>
+          <w:lang w:val="en-US"/>
         </w:rPr>
       </w:pPr>
       <w:r>
@@ -2031,13 +1889,10 @@
     <w:p>
       <w:pPr>
         <w:pStyle w:val="Default"/>
-        <w:bidi w:val="0"/>
-        <w:spacing w:before="0" w:after="240" w:line="240" w:lineRule="auto"/>
-        <w:ind w:left="0" w:right="0" w:firstLine="0"/>
-        <w:jc w:val="left"/>
-        <w:rPr>
-          <w:rFonts w:ascii="Times Roman" w:cs="Times Roman" w:hAnsi="Times Roman" w:eastAsia="Times Roman"/>
-          <w:rtl w:val="0"/>
+        <w:spacing w:before="0" w:after="240" w:line="240" w:lineRule="auto"/>
+        <w:rPr>
+          <w:rFonts w:ascii="Times Roman" w:cs="Times Roman" w:hAnsi="Times Roman" w:eastAsia="Times Roman"/>
+          <w:lang w:val="en-US"/>
         </w:rPr>
       </w:pPr>
       <w:r>
@@ -2052,13 +1907,9 @@
     <w:p>
       <w:pPr>
         <w:pStyle w:val="Default"/>
-        <w:bidi w:val="0"/>
-        <w:spacing w:before="0" w:after="240" w:line="240" w:lineRule="auto"/>
-        <w:ind w:left="0" w:right="0" w:firstLine="0"/>
-        <w:jc w:val="left"/>
-        <w:rPr>
-          <w:rFonts w:ascii="Times Roman" w:cs="Times Roman" w:hAnsi="Times Roman" w:eastAsia="Times Roman"/>
-          <w:rtl w:val="0"/>
+        <w:spacing w:before="0" w:after="240" w:line="240" w:lineRule="auto"/>
+        <w:rPr>
+          <w:rFonts w:ascii="Times Roman" w:cs="Times Roman" w:hAnsi="Times Roman" w:eastAsia="Times Roman"/>
         </w:rPr>
       </w:pPr>
       <w:r>
@@ -2081,7 +1932,7 @@
       </w:r>
       <w:r>
         <w:rPr>
-          <w:rFonts w:ascii="Times Roman" w:hAnsi="Times Roman" w:hint="default"/>
+          <w:rFonts w:ascii="Arial Unicode MS" w:hAnsi="Arial Unicode MS" w:hint="default"/>
           <w:rtl w:val="1"/>
           <w:lang w:val="ar-SA" w:bidi="ar-SA"/>
         </w:rPr>
@@ -2099,6 +1950,7 @@
         <w:rPr>
           <w:rFonts w:ascii="Times Roman" w:hAnsi="Times Roman" w:hint="default"/>
           <w:rtl w:val="0"/>
+          <w:lang w:val="fr-FR"/>
         </w:rPr>
         <w:t xml:space="preserve">” </w:t>
       </w:r>
@@ -2112,7 +1964,7 @@
       </w:r>
       <w:r>
         <w:rPr>
-          <w:rFonts w:ascii="Times Roman" w:hAnsi="Times Roman" w:hint="default"/>
+          <w:rFonts w:ascii="Arial Unicode MS" w:hAnsi="Arial Unicode MS" w:hint="default"/>
           <w:rtl w:val="1"/>
           <w:lang w:val="ar-SA" w:bidi="ar-SA"/>
         </w:rPr>
@@ -2130,6 +1982,7 @@
         <w:rPr>
           <w:rFonts w:ascii="Times Roman" w:hAnsi="Times Roman" w:hint="default"/>
           <w:rtl w:val="0"/>
+          <w:lang w:val="fr-FR"/>
         </w:rPr>
         <w:t xml:space="preserve">” </w:t>
       </w:r>
@@ -2145,19 +1998,16 @@
     <w:p>
       <w:pPr>
         <w:pStyle w:val="Default"/>
-        <w:bidi w:val="0"/>
-        <w:spacing w:before="0" w:after="240" w:line="240" w:lineRule="auto"/>
-        <w:ind w:left="0" w:right="0" w:firstLine="0"/>
-        <w:jc w:val="left"/>
-        <w:rPr>
-          <w:rFonts w:ascii="Times Roman" w:cs="Times Roman" w:hAnsi="Times Roman" w:eastAsia="Times Roman"/>
-          <w:rtl w:val="0"/>
-        </w:rPr>
-      </w:pPr>
-      <w:r>
-        <w:rPr>
-          <w:rFonts w:ascii="Times Roman" w:hAnsi="Times Roman"/>
-          <w:rtl w:val="0"/>
+        <w:spacing w:before="0" w:after="240" w:line="240" w:lineRule="auto"/>
+        <w:rPr>
+          <w:rFonts w:ascii="Times Roman" w:cs="Times Roman" w:hAnsi="Times Roman" w:eastAsia="Times Roman"/>
+        </w:rPr>
+      </w:pPr>
+      <w:r>
+        <w:rPr>
+          <w:rFonts w:ascii="Times Roman" w:hAnsi="Times Roman"/>
+          <w:rtl w:val="0"/>
+          <w:lang w:val="fr-FR"/>
         </w:rPr>
         <w:t xml:space="preserve">Insert Figure 5 here. </w:t>
       </w:r>
@@ -2165,15 +2015,11 @@
     <w:p>
       <w:pPr>
         <w:pStyle w:val="Default"/>
-        <w:bidi w:val="0"/>
-        <w:spacing w:before="0" w:after="240" w:line="240" w:lineRule="auto"/>
-        <w:ind w:left="0" w:right="0" w:firstLine="0"/>
-        <w:jc w:val="left"/>
+        <w:spacing w:before="0" w:after="240" w:line="240" w:lineRule="auto"/>
         <w:rPr>
           <w:rFonts w:ascii="Times Roman" w:cs="Times Roman" w:hAnsi="Times Roman" w:eastAsia="Times Roman"/>
           <w:i w:val="1"/>
           <w:iCs w:val="1"/>
-          <w:rtl w:val="0"/>
         </w:rPr>
       </w:pPr>
       <w:r>
@@ -2211,13 +2057,10 @@
     <w:p>
       <w:pPr>
         <w:pStyle w:val="Default"/>
-        <w:bidi w:val="0"/>
-        <w:spacing w:before="0" w:after="240" w:line="240" w:lineRule="auto"/>
-        <w:ind w:left="0" w:right="0" w:firstLine="0"/>
-        <w:jc w:val="left"/>
-        <w:rPr>
-          <w:rFonts w:ascii="Times Roman" w:cs="Times Roman" w:hAnsi="Times Roman" w:eastAsia="Times Roman"/>
-          <w:rtl w:val="0"/>
+        <w:spacing w:before="0" w:after="240" w:line="240" w:lineRule="auto"/>
+        <w:rPr>
+          <w:rFonts w:ascii="Times Roman" w:cs="Times Roman" w:hAnsi="Times Roman" w:eastAsia="Times Roman"/>
+          <w:lang w:val="en-US"/>
         </w:rPr>
       </w:pPr>
       <w:r>
@@ -2232,20 +2075,114 @@
     <w:p>
       <w:pPr>
         <w:pStyle w:val="Default"/>
-        <w:bidi w:val="0"/>
-        <w:spacing w:before="0" w:after="240" w:line="240" w:lineRule="auto"/>
-        <w:ind w:left="0" w:right="0" w:firstLine="0"/>
-        <w:jc w:val="left"/>
-        <w:rPr>
-          <w:rFonts w:ascii="Times Roman" w:cs="Times Roman" w:hAnsi="Times Roman" w:eastAsia="Times Roman"/>
-          <w:rtl w:val="0"/>
-        </w:rPr>
-      </w:pPr>
+        <w:spacing w:before="0" w:after="240" w:line="240" w:lineRule="auto"/>
+        <w:rPr>
+          <w:rFonts w:ascii="Times Roman" w:cs="Times Roman" w:hAnsi="Times Roman" w:eastAsia="Times Roman"/>
+        </w:rPr>
+      </w:pPr>
+      <w:r>
+        <w:rPr>
+          <w:rFonts w:ascii="Arial Unicode MS" w:hAnsi="Arial Unicode MS" w:hint="default"/>
+          <w:rtl w:val="1"/>
+          <w:lang w:val="ar-SA" w:bidi="ar-SA"/>
+        </w:rPr>
+        <w:t>“</w:t>
+      </w:r>
+      <w:r>
+        <w:rPr>
+          <w:rFonts w:ascii="Times Roman" w:hAnsi="Times Roman"/>
+          <w:i w:val="1"/>
+          <w:iCs w:val="1"/>
+          <w:rtl w:val="0"/>
+          <w:lang w:val="en-US"/>
+        </w:rPr>
+        <w:t>Start with lots of colour covering the grid, then reduce intensity and bring it back up to full coverage</w:t>
+      </w:r>
       <w:r>
         <w:rPr>
           <w:rFonts w:ascii="Times Roman" w:hAnsi="Times Roman" w:hint="default"/>
           <w:i w:val="1"/>
           <w:iCs w:val="1"/>
+          <w:rtl w:val="0"/>
+          <w:lang w:val="fr-FR"/>
+        </w:rPr>
+        <w:t xml:space="preserve">” </w:t>
+      </w:r>
+      <w:r>
+        <w:rPr>
+          <w:rFonts w:ascii="Times Roman" w:hAnsi="Times Roman"/>
+          <w:i w:val="1"/>
+          <w:iCs w:val="1"/>
+          <w:rtl w:val="0"/>
+          <w:lang w:val="en-US"/>
+        </w:rPr>
+        <w:t>(Participant 1, visual-only block, pre-reveal)</w:t>
+      </w:r>
+      <w:r>
+        <w:rPr>
+          <w:rFonts w:ascii="Times Roman" w:hAnsi="Times Roman"/>
+          <w:rtl w:val="0"/>
+          <w:lang w:val="fr-FR"/>
+        </w:rPr>
+        <w:t>.</w:t>
+      </w:r>
+    </w:p>
+    <w:p>
+      <w:pPr>
+        <w:pStyle w:val="Default"/>
+        <w:spacing w:before="0" w:line="240" w:lineRule="auto"/>
+        <w:rPr>
+          <w:rFonts w:ascii="Times Roman" w:cs="Times Roman" w:hAnsi="Times Roman" w:eastAsia="Times Roman"/>
+          <w:lang w:val="en-US"/>
+        </w:rPr>
+      </w:pPr>
+      <w:r>
+        <w:rPr>
+          <w:rFonts w:ascii="Times Roman" w:hAnsi="Times Roman"/>
+          <w:rtl w:val="0"/>
+          <w:lang w:val="en-US"/>
+        </w:rPr>
+        <w:t>Visual-only access was sometimes described as creatively liberating, especially for trained musicians. Participant 8 reported that removing audio reduced theory-led self-monitoring and enabled a more playful mode of exploration: "didnt even think about pitch and what scale notes to use on the visual block ... satisfaction is intersting as i felt in a playful state so satisfaction higher than if i was in a perfomance /product state" (Participant 8 - Visual-only).</w:t>
+      </w:r>
+    </w:p>
+    <w:p>
+      <w:pPr>
+        <w:pStyle w:val="Default"/>
+        <w:spacing w:before="0" w:line="240" w:lineRule="auto"/>
+        <w:rPr>
+          <w:rFonts w:ascii="Times Roman" w:cs="Times Roman" w:hAnsi="Times Roman" w:eastAsia="Times Roman"/>
+        </w:rPr>
+      </w:pPr>
+    </w:p>
+    <w:p>
+      <w:pPr>
+        <w:pStyle w:val="Default"/>
+        <w:spacing w:before="0" w:after="240" w:line="240" w:lineRule="auto"/>
+        <w:rPr>
+          <w:rFonts w:ascii="Times Roman" w:cs="Times Roman" w:hAnsi="Times Roman" w:eastAsia="Times Roman"/>
+        </w:rPr>
+      </w:pPr>
+      <w:r>
+        <w:rPr>
+          <w:rFonts w:ascii="Times Roman" w:hAnsi="Times Roman"/>
+          <w:b w:val="1"/>
+          <w:bCs w:val="1"/>
+          <w:rtl w:val="0"/>
+          <w:lang w:val="en-US"/>
+        </w:rPr>
+        <w:t>Audio-only composition</w:t>
+      </w:r>
+      <w:r>
+        <w:rPr>
+          <w:rFonts w:ascii="Times Roman" w:hAnsi="Times Roman"/>
+          <w:rtl w:val="0"/>
+          <w:lang w:val="en-US"/>
+        </w:rPr>
+        <w:t xml:space="preserve"> shifted strategies towards pacing, texture, and repetition as a stabiliser. Figure 5 shows A2, A3, and A4 (interface understandability) more mixed in condition B, consistent with the loss of visible state during action. Participants responded by creating musical containers through recurrence: </w:t>
+      </w:r>
+      <w:r>
+        <w:rPr>
+          <w:rFonts w:ascii="Arial Unicode MS" w:hAnsi="Arial Unicode MS" w:hint="default"/>
           <w:rtl w:val="1"/>
           <w:lang w:val="ar-SA" w:bidi="ar-SA"/>
         </w:rPr>
@@ -2254,12 +2191,153 @@
       <w:r>
         <w:rPr>
           <w:rFonts w:ascii="Times Roman" w:hAnsi="Times Roman"/>
+          <w:rtl w:val="0"/>
+          <w:lang w:val="en-US"/>
+        </w:rPr>
+        <w:t>Looping was fundamental</w:t>
+      </w:r>
+      <w:r>
+        <w:rPr>
+          <w:rFonts w:ascii="Times Roman" w:hAnsi="Times Roman" w:hint="default"/>
+          <w:rtl w:val="0"/>
+          <w:lang w:val="fr-FR"/>
+        </w:rPr>
+        <w:t xml:space="preserve">… </w:t>
+      </w:r>
+      <w:r>
+        <w:rPr>
+          <w:rFonts w:ascii="Times Roman" w:hAnsi="Times Roman"/>
+          <w:rtl w:val="0"/>
+          <w:lang w:val="en-US"/>
+        </w:rPr>
+        <w:t>starting with basic, empty loop</w:t>
+      </w:r>
+      <w:r>
+        <w:rPr>
+          <w:rFonts w:ascii="Times Roman" w:hAnsi="Times Roman" w:hint="default"/>
+          <w:rtl w:val="0"/>
+          <w:lang w:val="fr-FR"/>
+        </w:rPr>
+        <w:t xml:space="preserve">… </w:t>
+      </w:r>
+      <w:r>
+        <w:rPr>
+          <w:rFonts w:ascii="Times Roman" w:hAnsi="Times Roman"/>
+          <w:rtl w:val="0"/>
+          <w:lang w:val="en-US"/>
+        </w:rPr>
+        <w:t>keeping it sparse</w:t>
+      </w:r>
+      <w:r>
+        <w:rPr>
+          <w:rFonts w:ascii="Times Roman" w:hAnsi="Times Roman" w:hint="default"/>
+          <w:rtl w:val="0"/>
+          <w:lang w:val="fr-FR"/>
+        </w:rPr>
+        <w:t xml:space="preserve">… </w:t>
+      </w:r>
+      <w:r>
+        <w:rPr>
+          <w:rFonts w:ascii="Times Roman" w:hAnsi="Times Roman"/>
+          <w:rtl w:val="0"/>
+          <w:lang w:val="en-US"/>
+        </w:rPr>
+        <w:t>and then come back to another loop</w:t>
+      </w:r>
+      <w:r>
+        <w:rPr>
+          <w:rFonts w:ascii="Times Roman" w:hAnsi="Times Roman" w:hint="default"/>
+          <w:rtl w:val="0"/>
+          <w:lang w:val="fr-FR"/>
+        </w:rPr>
+        <w:t xml:space="preserve">” </w:t>
+      </w:r>
+      <w:r>
+        <w:rPr>
+          <w:rFonts w:ascii="Times Roman" w:hAnsi="Times Roman"/>
+          <w:rtl w:val="0"/>
+          <w:lang w:val="en-US"/>
+        </w:rPr>
+        <w:t xml:space="preserve">(Participant 8, audio-only block, pre-reveal). Others described exploratory testing: </w:t>
+      </w:r>
+      <w:r>
+        <w:rPr>
+          <w:rFonts w:ascii="Arial Unicode MS" w:hAnsi="Arial Unicode MS" w:hint="default"/>
+          <w:rtl w:val="1"/>
+          <w:lang w:val="ar-SA" w:bidi="ar-SA"/>
+        </w:rPr>
+        <w:t>“</w:t>
+      </w:r>
+      <w:r>
+        <w:rPr>
+          <w:rFonts w:ascii="Times Roman" w:hAnsi="Times Roman"/>
+          <w:rtl w:val="0"/>
+          <w:lang w:val="en-US"/>
+        </w:rPr>
+        <w:t>More A/B testing to understand the properties</w:t>
+      </w:r>
+      <w:r>
+        <w:rPr>
+          <w:rFonts w:ascii="Times Roman" w:hAnsi="Times Roman" w:hint="default"/>
+          <w:rtl w:val="0"/>
+          <w:lang w:val="fr-FR"/>
+        </w:rPr>
+        <w:t xml:space="preserve">” </w:t>
+      </w:r>
+      <w:r>
+        <w:rPr>
+          <w:rFonts w:ascii="Times Roman" w:hAnsi="Times Roman"/>
+          <w:rtl w:val="0"/>
+          <w:lang w:val="en-US"/>
+        </w:rPr>
+        <w:t>(Participant 3, audio-only block, pre-reveal).</w:t>
+      </w:r>
+    </w:p>
+    <w:p>
+      <w:pPr>
+        <w:pStyle w:val="Default"/>
+        <w:spacing w:before="0" w:after="240" w:line="240" w:lineRule="auto"/>
+        <w:rPr>
+          <w:rFonts w:ascii="Times Roman" w:cs="Times Roman" w:hAnsi="Times Roman" w:eastAsia="Times Roman"/>
+          <w:lang w:val="en-US"/>
+        </w:rPr>
+      </w:pPr>
+      <w:r>
+        <w:rPr>
+          <w:rFonts w:ascii="Times Roman" w:hAnsi="Times Roman"/>
+          <w:rtl w:val="0"/>
+          <w:lang w:val="en-US"/>
+        </w:rPr>
+        <w:t xml:space="preserve">Insert Video 2 here </w:t>
+      </w:r>
+    </w:p>
+    <w:p>
+      <w:pPr>
+        <w:pStyle w:val="Default"/>
+        <w:spacing w:before="0" w:after="240" w:line="240" w:lineRule="auto"/>
+        <w:rPr>
+          <w:rFonts w:ascii="Times Roman" w:cs="Times Roman" w:hAnsi="Times Roman" w:eastAsia="Times Roman"/>
           <w:i w:val="1"/>
           <w:iCs w:val="1"/>
-          <w:rtl w:val="0"/>
-          <w:lang w:val="en-US"/>
-        </w:rPr>
-        <w:t>Start with lots of colour covering the grid, then reduce intensity and bring it back up to full coverage</w:t>
+        </w:rPr>
+      </w:pPr>
+      <w:r>
+        <w:rPr>
+          <w:rFonts w:ascii="Arial Unicode MS" w:hAnsi="Arial Unicode MS" w:hint="default"/>
+          <w:rtl w:val="1"/>
+          <w:lang w:val="ar-SA" w:bidi="ar-SA"/>
+        </w:rPr>
+        <w:t>“</w:t>
+      </w:r>
+      <w:r>
+        <w:rPr>
+          <w:rFonts w:ascii="Times Roman" w:hAnsi="Times Roman"/>
+          <w:i w:val="1"/>
+          <w:iCs w:val="1"/>
+          <w:rtl w:val="0"/>
+          <w:lang w:val="en-US"/>
+        </w:rPr>
+        <w:t>Looping was fundamental</w:t>
       </w:r>
       <w:r>
         <w:rPr>
@@ -2267,8 +2345,9 @@
           <w:i w:val="1"/>
           <w:iCs w:val="1"/>
           <w:rtl w:val="0"/>
-        </w:rPr>
-        <w:t xml:space="preserve">” </w:t>
+          <w:lang w:val="fr-FR"/>
+        </w:rPr>
+        <w:t xml:space="preserve">… </w:t>
       </w:r>
       <w:r>
         <w:rPr>
@@ -2278,248 +2357,17 @@
           <w:rtl w:val="0"/>
           <w:lang w:val="en-US"/>
         </w:rPr>
-        <w:t>(Participant 1, visual-only block, pre-reveal)</w:t>
-      </w:r>
-      <w:r>
-        <w:rPr>
-          <w:rFonts w:ascii="Times Roman" w:hAnsi="Times Roman"/>
-          <w:rtl w:val="0"/>
-        </w:rPr>
-        <w:t>.</w:t>
-      </w:r>
-    </w:p>
-    <w:p>
-      <w:pPr>
-        <w:pStyle w:val="Default"/>
-        <w:bidi w:val="0"/>
-        <w:spacing w:before="0" w:line="240" w:lineRule="auto"/>
-        <w:ind w:left="0" w:right="0" w:firstLine="0"/>
-        <w:jc w:val="left"/>
-        <w:rPr>
-          <w:rFonts w:ascii="Times Roman" w:cs="Times Roman" w:hAnsi="Times Roman" w:eastAsia="Times Roman"/>
-          <w:rtl w:val="0"/>
-        </w:rPr>
-      </w:pPr>
-      <w:r>
-        <w:rPr>
-          <w:rFonts w:ascii="Times Roman" w:hAnsi="Times Roman"/>
-          <w:rtl w:val="0"/>
-          <w:lang w:val="en-US"/>
-        </w:rPr>
-        <w:t xml:space="preserve">Visual-only access was sometimes described as creatively liberating, especially for trained musicians. Participant 8 reported that removing audio reduced theory-led self-monitoring and enabled a more playful mode of exploration: "didnt even think about pitch and what scale notes to use on the visual block ... satisfaction is intersting as i felt in a playful state so satisfaction higher than if i was in a perfomance /product state" (Participant </w:t>
-      </w:r>
-      <w:r>
-        <w:rPr>
-          <w:rFonts w:ascii="Times Roman" w:hAnsi="Times Roman"/>
-          <w:rtl w:val="0"/>
-          <w:lang w:val="en-US"/>
-        </w:rPr>
-        <w:t>8 -</w:t>
-      </w:r>
-      <w:r>
-        <w:rPr>
-          <w:rFonts w:ascii="Times Roman" w:hAnsi="Times Roman"/>
-          <w:rtl w:val="0"/>
-          <w:lang w:val="en-US"/>
-        </w:rPr>
-        <w:t xml:space="preserve"> Visual-only).</w:t>
-      </w:r>
-    </w:p>
-    <w:p>
-      <w:pPr>
-        <w:pStyle w:val="Default"/>
-        <w:bidi w:val="0"/>
-        <w:spacing w:before="0" w:line="240" w:lineRule="auto"/>
-        <w:ind w:left="0" w:right="0" w:firstLine="0"/>
-        <w:jc w:val="left"/>
-        <w:rPr>
-          <w:rFonts w:ascii="Times Roman" w:cs="Times Roman" w:hAnsi="Times Roman" w:eastAsia="Times Roman"/>
-          <w:rtl w:val="0"/>
-        </w:rPr>
-      </w:pPr>
-    </w:p>
-    <w:p>
-      <w:pPr>
-        <w:pStyle w:val="Default"/>
-        <w:bidi w:val="0"/>
-        <w:spacing w:before="0" w:after="240" w:line="240" w:lineRule="auto"/>
-        <w:ind w:left="0" w:right="0" w:firstLine="0"/>
-        <w:jc w:val="left"/>
-        <w:rPr>
-          <w:rFonts w:ascii="Times Roman" w:cs="Times Roman" w:hAnsi="Times Roman" w:eastAsia="Times Roman"/>
-          <w:rtl w:val="0"/>
-        </w:rPr>
-      </w:pPr>
-      <w:r>
-        <w:rPr>
-          <w:rFonts w:ascii="Times Roman" w:hAnsi="Times Roman"/>
-          <w:b w:val="1"/>
-          <w:bCs w:val="1"/>
-          <w:rtl w:val="0"/>
-          <w:lang w:val="en-US"/>
-        </w:rPr>
-        <w:t>Audio-only composition</w:t>
-      </w:r>
-      <w:r>
-        <w:rPr>
-          <w:rFonts w:ascii="Times Roman" w:hAnsi="Times Roman"/>
-          <w:rtl w:val="0"/>
-          <w:lang w:val="en-US"/>
-        </w:rPr>
-        <w:t xml:space="preserve"> shifted strategies towards pacing, texture, and repetition as a stabiliser. Figure 5 shows A2, A3, and A4 (interface understandability) more mixed in condition B, consistent with the loss of visible state during action. Participants responded by creating musical containers through recurrence: </w:t>
-      </w:r>
-      <w:r>
-        <w:rPr>
-          <w:rFonts w:ascii="Times Roman" w:hAnsi="Times Roman" w:hint="default"/>
-          <w:rtl w:val="1"/>
-          <w:lang w:val="ar-SA" w:bidi="ar-SA"/>
-        </w:rPr>
-        <w:t>“</w:t>
-      </w:r>
-      <w:r>
-        <w:rPr>
-          <w:rFonts w:ascii="Times Roman" w:hAnsi="Times Roman"/>
-          <w:rtl w:val="0"/>
-          <w:lang w:val="en-US"/>
-        </w:rPr>
-        <w:t>Looping was fundamental</w:t>
-      </w:r>
-      <w:r>
-        <w:rPr>
-          <w:rFonts w:ascii="Times Roman" w:hAnsi="Times Roman" w:hint="default"/>
-          <w:rtl w:val="0"/>
-        </w:rPr>
-        <w:t xml:space="preserve">… </w:t>
-      </w:r>
-      <w:r>
-        <w:rPr>
-          <w:rFonts w:ascii="Times Roman" w:hAnsi="Times Roman"/>
-          <w:rtl w:val="0"/>
-          <w:lang w:val="en-US"/>
-        </w:rPr>
         <w:t>starting with basic, empty loop</w:t>
       </w:r>
-      <w:r>
-        <w:rPr>
-          <w:rFonts w:ascii="Times Roman" w:hAnsi="Times Roman" w:hint="default"/>
-          <w:rtl w:val="0"/>
-        </w:rPr>
-        <w:t xml:space="preserve">… </w:t>
-      </w:r>
-      <w:r>
-        <w:rPr>
-          <w:rFonts w:ascii="Times Roman" w:hAnsi="Times Roman"/>
-          <w:rtl w:val="0"/>
-          <w:lang w:val="en-US"/>
-        </w:rPr>
-        <w:t>keeping it sparse</w:t>
-      </w:r>
-      <w:r>
-        <w:rPr>
-          <w:rFonts w:ascii="Times Roman" w:hAnsi="Times Roman" w:hint="default"/>
-          <w:rtl w:val="0"/>
-        </w:rPr>
-        <w:t xml:space="preserve">… </w:t>
-      </w:r>
-      <w:r>
-        <w:rPr>
-          <w:rFonts w:ascii="Times Roman" w:hAnsi="Times Roman"/>
-          <w:rtl w:val="0"/>
-          <w:lang w:val="en-US"/>
-        </w:rPr>
-        <w:t>and then come back to another loop</w:t>
-      </w:r>
-      <w:r>
-        <w:rPr>
-          <w:rFonts w:ascii="Times Roman" w:hAnsi="Times Roman" w:hint="default"/>
-          <w:rtl w:val="0"/>
-        </w:rPr>
-        <w:t xml:space="preserve">” </w:t>
-      </w:r>
-      <w:r>
-        <w:rPr>
-          <w:rFonts w:ascii="Times Roman" w:hAnsi="Times Roman"/>
-          <w:rtl w:val="0"/>
-          <w:lang w:val="en-US"/>
-        </w:rPr>
-        <w:t xml:space="preserve">(Participant 8, audio-only block, pre-reveal). Others described exploratory testing: </w:t>
-      </w:r>
-      <w:r>
-        <w:rPr>
-          <w:rFonts w:ascii="Times Roman" w:hAnsi="Times Roman" w:hint="default"/>
-          <w:rtl w:val="1"/>
-          <w:lang w:val="ar-SA" w:bidi="ar-SA"/>
-        </w:rPr>
-        <w:t>“</w:t>
-      </w:r>
-      <w:r>
-        <w:rPr>
-          <w:rFonts w:ascii="Times Roman" w:hAnsi="Times Roman"/>
-          <w:rtl w:val="0"/>
-          <w:lang w:val="en-US"/>
-        </w:rPr>
-        <w:t>More A/B testing to understand the properties</w:t>
-      </w:r>
-      <w:r>
-        <w:rPr>
-          <w:rFonts w:ascii="Times Roman" w:hAnsi="Times Roman" w:hint="default"/>
-          <w:rtl w:val="0"/>
-        </w:rPr>
-        <w:t xml:space="preserve">” </w:t>
-      </w:r>
-      <w:r>
-        <w:rPr>
-          <w:rFonts w:ascii="Times Roman" w:hAnsi="Times Roman"/>
-          <w:rtl w:val="0"/>
-          <w:lang w:val="en-US"/>
-        </w:rPr>
-        <w:t>(Participant 3, audio-only block, pre-reveal).</w:t>
-      </w:r>
-    </w:p>
-    <w:p>
-      <w:pPr>
-        <w:pStyle w:val="Default"/>
-        <w:bidi w:val="0"/>
-        <w:spacing w:before="0" w:after="240" w:line="240" w:lineRule="auto"/>
-        <w:ind w:left="0" w:right="0" w:firstLine="0"/>
-        <w:jc w:val="left"/>
-        <w:rPr>
-          <w:rFonts w:ascii="Times Roman" w:cs="Times Roman" w:hAnsi="Times Roman" w:eastAsia="Times Roman"/>
-          <w:rtl w:val="0"/>
-        </w:rPr>
-      </w:pPr>
-      <w:r>
-        <w:rPr>
-          <w:rFonts w:ascii="Times Roman" w:hAnsi="Times Roman"/>
-          <w:rtl w:val="0"/>
-          <w:lang w:val="en-US"/>
-        </w:rPr>
-        <w:t xml:space="preserve">Insert Video 2 here </w:t>
-      </w:r>
-    </w:p>
-    <w:p>
-      <w:pPr>
-        <w:pStyle w:val="Default"/>
-        <w:bidi w:val="0"/>
-        <w:spacing w:before="0" w:after="240" w:line="240" w:lineRule="auto"/>
-        <w:ind w:left="0" w:right="0" w:firstLine="0"/>
-        <w:jc w:val="left"/>
-        <w:rPr>
-          <w:rFonts w:ascii="Times Roman" w:cs="Times Roman" w:hAnsi="Times Roman" w:eastAsia="Times Roman"/>
-          <w:i w:val="1"/>
-          <w:iCs w:val="1"/>
-          <w:rtl w:val="0"/>
-        </w:rPr>
-      </w:pPr>
       <w:r>
         <w:rPr>
           <w:rFonts w:ascii="Times Roman" w:hAnsi="Times Roman" w:hint="default"/>
           <w:i w:val="1"/>
           <w:iCs w:val="1"/>
-          <w:rtl w:val="1"/>
-          <w:lang w:val="ar-SA" w:bidi="ar-SA"/>
-        </w:rPr>
-        <w:t>“</w:t>
+          <w:rtl w:val="0"/>
+          <w:lang w:val="fr-FR"/>
+        </w:rPr>
+        <w:t xml:space="preserve">… </w:t>
       </w:r>
       <w:r>
         <w:rPr>
@@ -2529,7 +2377,7 @@
           <w:rtl w:val="0"/>
           <w:lang w:val="en-US"/>
         </w:rPr>
-        <w:t>Looping was fundamental</w:t>
+        <w:t>keeping it sparse</w:t>
       </w:r>
       <w:r>
         <w:rPr>
@@ -2537,6 +2385,7 @@
           <w:i w:val="1"/>
           <w:iCs w:val="1"/>
           <w:rtl w:val="0"/>
+          <w:lang w:val="fr-FR"/>
         </w:rPr>
         <w:t xml:space="preserve">… </w:t>
       </w:r>
@@ -2548,7 +2397,7 @@
           <w:rtl w:val="0"/>
           <w:lang w:val="en-US"/>
         </w:rPr>
-        <w:t>starting with basic, empty loop</w:t>
+        <w:t>and then come back to another loop</w:t>
       </w:r>
       <w:r>
         <w:rPr>
@@ -2556,8 +2405,9 @@
           <w:i w:val="1"/>
           <w:iCs w:val="1"/>
           <w:rtl w:val="0"/>
-        </w:rPr>
-        <w:t xml:space="preserve">… </w:t>
+          <w:lang w:val="fr-FR"/>
+        </w:rPr>
+        <w:t xml:space="preserve">” </w:t>
       </w:r>
       <w:r>
         <w:rPr>
@@ -2567,57 +2417,15 @@
           <w:rtl w:val="0"/>
           <w:lang w:val="en-US"/>
         </w:rPr>
-        <w:t>keeping it sparse</w:t>
-      </w:r>
-      <w:r>
-        <w:rPr>
-          <w:rFonts w:ascii="Times Roman" w:hAnsi="Times Roman" w:hint="default"/>
-          <w:i w:val="1"/>
-          <w:iCs w:val="1"/>
-          <w:rtl w:val="0"/>
-        </w:rPr>
-        <w:t xml:space="preserve">… </w:t>
-      </w:r>
-      <w:r>
-        <w:rPr>
-          <w:rFonts w:ascii="Times Roman" w:hAnsi="Times Roman"/>
-          <w:i w:val="1"/>
-          <w:iCs w:val="1"/>
-          <w:rtl w:val="0"/>
-          <w:lang w:val="en-US"/>
-        </w:rPr>
-        <w:t>and then come back to another loop</w:t>
-      </w:r>
-      <w:r>
-        <w:rPr>
-          <w:rFonts w:ascii="Times Roman" w:hAnsi="Times Roman" w:hint="default"/>
-          <w:i w:val="1"/>
-          <w:iCs w:val="1"/>
-          <w:rtl w:val="0"/>
-        </w:rPr>
-        <w:t xml:space="preserve">” </w:t>
-      </w:r>
-      <w:r>
-        <w:rPr>
-          <w:rFonts w:ascii="Times Roman" w:hAnsi="Times Roman"/>
-          <w:i w:val="1"/>
-          <w:iCs w:val="1"/>
-          <w:rtl w:val="0"/>
-          <w:lang w:val="en-US"/>
-        </w:rPr>
         <w:t>(Participant 8, audio-only block, pre-reveal).</w:t>
       </w:r>
     </w:p>
     <w:p>
       <w:pPr>
         <w:pStyle w:val="Default"/>
-        <w:bidi w:val="0"/>
-        <w:spacing w:before="0" w:after="240" w:line="240" w:lineRule="auto"/>
-        <w:ind w:left="0" w:right="0" w:firstLine="0"/>
-        <w:jc w:val="left"/>
-        <w:rPr>
-          <w:rFonts w:ascii="Times Roman" w:cs="Times Roman" w:hAnsi="Times Roman" w:eastAsia="Times Roman"/>
-          <w:rtl w:val="0"/>
+        <w:spacing w:before="0" w:after="240" w:line="240" w:lineRule="auto"/>
+        <w:rPr>
+          <w:rFonts w:ascii="Times Roman" w:cs="Times Roman" w:hAnsi="Times Roman" w:eastAsia="Times Roman"/>
         </w:rPr>
       </w:pPr>
       <w:r>
@@ -2640,7 +2448,7 @@
       </w:r>
       <w:r>
         <w:rPr>
-          <w:rFonts w:ascii="Times Roman" w:hAnsi="Times Roman" w:hint="default"/>
+          <w:rFonts w:ascii="Arial Unicode MS" w:hAnsi="Arial Unicode MS" w:hint="default"/>
           <w:rtl w:val="1"/>
           <w:lang w:val="ar-SA" w:bidi="ar-SA"/>
         </w:rPr>
@@ -2658,6 +2466,7 @@
         <w:rPr>
           <w:rFonts w:ascii="Times Roman" w:hAnsi="Times Roman" w:hint="default"/>
           <w:rtl w:val="0"/>
+          <w:lang w:val="fr-FR"/>
         </w:rPr>
         <w:t xml:space="preserve">… </w:t>
       </w:r>
@@ -2673,6 +2482,7 @@
         <w:rPr>
           <w:rFonts w:ascii="Times Roman" w:hAnsi="Times Roman" w:hint="default"/>
           <w:rtl w:val="0"/>
+          <w:lang w:val="fr-FR"/>
         </w:rPr>
         <w:t xml:space="preserve">” </w:t>
       </w:r>
@@ -2688,17 +2498,14 @@
     <w:p>
       <w:pPr>
         <w:pStyle w:val="Default"/>
-        <w:bidi w:val="0"/>
         <w:spacing w:before="0" w:after="281" w:line="240" w:lineRule="auto"/>
-        <w:ind w:left="0" w:right="0" w:firstLine="0"/>
-        <w:jc w:val="left"/>
         <w:rPr>
           <w:rFonts w:ascii="Times Roman" w:cs="Times Roman" w:hAnsi="Times Roman" w:eastAsia="Times Roman"/>
           <w:b w:val="1"/>
           <w:bCs w:val="1"/>
           <w:sz w:val="28"/>
           <w:szCs w:val="28"/>
-          <w:rtl w:val="0"/>
+          <w:lang w:val="en-US"/>
         </w:rPr>
       </w:pPr>
       <w:r>
@@ -2717,13 +2524,10 @@
     <w:p>
       <w:pPr>
         <w:pStyle w:val="Default"/>
-        <w:bidi w:val="0"/>
-        <w:spacing w:before="0" w:after="240" w:line="240" w:lineRule="auto"/>
-        <w:ind w:left="0" w:right="0" w:firstLine="0"/>
-        <w:jc w:val="left"/>
-        <w:rPr>
-          <w:rFonts w:ascii="Times Roman" w:cs="Times Roman" w:hAnsi="Times Roman" w:eastAsia="Times Roman"/>
-          <w:rtl w:val="0"/>
+        <w:spacing w:before="0" w:after="240" w:line="240" w:lineRule="auto"/>
+        <w:rPr>
+          <w:rFonts w:ascii="Times Roman" w:cs="Times Roman" w:hAnsi="Times Roman" w:eastAsia="Times Roman"/>
+          <w:lang w:val="en-US"/>
         </w:rPr>
       </w:pPr>
       <w:r>
@@ -2738,19 +2542,16 @@
     <w:p>
       <w:pPr>
         <w:pStyle w:val="Default"/>
-        <w:bidi w:val="0"/>
-        <w:spacing w:before="0" w:after="240" w:line="240" w:lineRule="auto"/>
-        <w:ind w:left="0" w:right="0" w:firstLine="0"/>
-        <w:jc w:val="left"/>
-        <w:rPr>
-          <w:rFonts w:ascii="Times Roman" w:cs="Times Roman" w:hAnsi="Times Roman" w:eastAsia="Times Roman"/>
-          <w:rtl w:val="0"/>
-        </w:rPr>
-      </w:pPr>
-      <w:r>
-        <w:rPr>
-          <w:rFonts w:ascii="Times Roman" w:hAnsi="Times Roman"/>
-          <w:rtl w:val="0"/>
+        <w:spacing w:before="0" w:after="240" w:line="240" w:lineRule="auto"/>
+        <w:rPr>
+          <w:rFonts w:ascii="Times Roman" w:cs="Times Roman" w:hAnsi="Times Roman" w:eastAsia="Times Roman"/>
+        </w:rPr>
+      </w:pPr>
+      <w:r>
+        <w:rPr>
+          <w:rFonts w:ascii="Times Roman" w:hAnsi="Times Roman"/>
+          <w:rtl w:val="0"/>
+          <w:lang w:val="fr-FR"/>
         </w:rPr>
         <w:t xml:space="preserve">Insert Figure 6 here. </w:t>
       </w:r>
@@ -2758,15 +2559,11 @@
     <w:p>
       <w:pPr>
         <w:pStyle w:val="Default"/>
-        <w:bidi w:val="0"/>
-        <w:spacing w:before="0" w:after="240" w:line="240" w:lineRule="auto"/>
-        <w:ind w:left="0" w:right="0" w:firstLine="0"/>
-        <w:jc w:val="left"/>
+        <w:spacing w:before="0" w:after="240" w:line="240" w:lineRule="auto"/>
         <w:rPr>
           <w:rFonts w:ascii="Times Roman" w:cs="Times Roman" w:hAnsi="Times Roman" w:eastAsia="Times Roman"/>
           <w:i w:val="1"/>
           <w:iCs w:val="1"/>
-          <w:rtl w:val="0"/>
         </w:rPr>
       </w:pPr>
       <w:r>
@@ -2814,13 +2611,9 @@
     <w:p>
       <w:pPr>
         <w:pStyle w:val="Default"/>
-        <w:bidi w:val="0"/>
-        <w:spacing w:before="0" w:after="240" w:line="240" w:lineRule="auto"/>
-        <w:ind w:left="0" w:right="0" w:firstLine="0"/>
-        <w:jc w:val="left"/>
-        <w:rPr>
-          <w:rFonts w:ascii="Times Roman" w:cs="Times Roman" w:hAnsi="Times Roman" w:eastAsia="Times Roman"/>
-          <w:rtl w:val="0"/>
+        <w:spacing w:before="0" w:after="240" w:line="240" w:lineRule="auto"/>
+        <w:rPr>
+          <w:rFonts w:ascii="Times Roman" w:cs="Times Roman" w:hAnsi="Times Roman" w:eastAsia="Times Roman"/>
         </w:rPr>
       </w:pPr>
       <w:r>
@@ -2833,7 +2626,7 @@
       </w:r>
       <w:r>
         <w:rPr>
-          <w:rFonts w:ascii="Times Roman" w:hAnsi="Times Roman" w:hint="default"/>
+          <w:rFonts w:ascii="Arial Unicode MS" w:hAnsi="Arial Unicode MS" w:hint="default"/>
           <w:rtl w:val="1"/>
           <w:lang w:val="ar-SA" w:bidi="ar-SA"/>
         </w:rPr>
@@ -2851,6 +2644,7 @@
         <w:rPr>
           <w:rFonts w:ascii="Times Roman" w:hAnsi="Times Roman" w:hint="default"/>
           <w:rtl w:val="0"/>
+          <w:lang w:val="fr-FR"/>
         </w:rPr>
         <w:t xml:space="preserve">… </w:t>
       </w:r>
@@ -2866,6 +2660,7 @@
         <w:rPr>
           <w:rFonts w:ascii="Times Roman" w:hAnsi="Times Roman" w:hint="default"/>
           <w:rtl w:val="0"/>
+          <w:lang w:val="fr-FR"/>
         </w:rPr>
         <w:t xml:space="preserve">” </w:t>
       </w:r>
@@ -2879,7 +2674,7 @@
       </w:r>
       <w:r>
         <w:rPr>
-          <w:rFonts w:ascii="Times Roman" w:hAnsi="Times Roman" w:hint="default"/>
+          <w:rFonts w:ascii="Arial Unicode MS" w:hAnsi="Arial Unicode MS" w:hint="default"/>
           <w:rtl w:val="1"/>
           <w:lang w:val="ar-SA" w:bidi="ar-SA"/>
         </w:rPr>
@@ -2897,6 +2692,7 @@
         <w:rPr>
           <w:rFonts w:ascii="Times Roman" w:hAnsi="Times Roman" w:hint="default"/>
           <w:rtl w:val="0"/>
+          <w:lang w:val="fr-FR"/>
         </w:rPr>
         <w:t xml:space="preserve">” </w:t>
       </w:r>
@@ -2912,17 +2708,14 @@
     <w:p>
       <w:pPr>
         <w:pStyle w:val="Default"/>
-        <w:bidi w:val="0"/>
         <w:spacing w:before="0" w:after="281" w:line="240" w:lineRule="auto"/>
-        <w:ind w:left="0" w:right="0" w:firstLine="0"/>
-        <w:jc w:val="left"/>
         <w:rPr>
           <w:rFonts w:ascii="Times Roman" w:cs="Times Roman" w:hAnsi="Times Roman" w:eastAsia="Times Roman"/>
           <w:b w:val="1"/>
           <w:bCs w:val="1"/>
           <w:sz w:val="28"/>
           <w:szCs w:val="28"/>
-          <w:rtl w:val="0"/>
+          <w:lang w:val="en-US"/>
         </w:rPr>
       </w:pPr>
       <w:r>
@@ -2941,13 +2734,9 @@
     <w:p>
       <w:pPr>
         <w:pStyle w:val="Default"/>
-        <w:bidi w:val="0"/>
-        <w:spacing w:before="0" w:after="240" w:line="240" w:lineRule="auto"/>
-        <w:ind w:left="0" w:right="0" w:firstLine="0"/>
-        <w:jc w:val="left"/>
-        <w:rPr>
-          <w:rFonts w:ascii="Times Roman" w:cs="Times Roman" w:hAnsi="Times Roman" w:eastAsia="Times Roman"/>
-          <w:rtl w:val="0"/>
+        <w:spacing w:before="0" w:after="240" w:line="240" w:lineRule="auto"/>
+        <w:rPr>
+          <w:rFonts w:ascii="Times Roman" w:cs="Times Roman" w:hAnsi="Times Roman" w:eastAsia="Times Roman"/>
         </w:rPr>
       </w:pPr>
       <w:r>
@@ -2960,7 +2749,7 @@
       </w:r>
       <w:r>
         <w:rPr>
-          <w:rFonts w:ascii="Times Roman" w:hAnsi="Times Roman" w:hint="default"/>
+          <w:rFonts w:ascii="Arial Unicode MS" w:hAnsi="Arial Unicode MS" w:hint="default"/>
           <w:rtl w:val="1"/>
           <w:lang w:val="ar-SA" w:bidi="ar-SA"/>
         </w:rPr>
@@ -2978,6 +2767,7 @@
         <w:rPr>
           <w:rFonts w:ascii="Times Roman" w:hAnsi="Times Roman" w:hint="default"/>
           <w:rtl w:val="0"/>
+          <w:lang w:val="fr-FR"/>
         </w:rPr>
         <w:t xml:space="preserve">” </w:t>
       </w:r>
@@ -2991,7 +2781,7 @@
       </w:r>
       <w:r>
         <w:rPr>
-          <w:rFonts w:ascii="Times Roman" w:hAnsi="Times Roman" w:hint="default"/>
+          <w:rFonts w:ascii="Arial Unicode MS" w:hAnsi="Arial Unicode MS" w:hint="default"/>
           <w:rtl w:val="1"/>
           <w:lang w:val="ar-SA" w:bidi="ar-SA"/>
         </w:rPr>
@@ -3009,6 +2799,7 @@
         <w:rPr>
           <w:rFonts w:ascii="Times Roman" w:hAnsi="Times Roman" w:hint="default"/>
           <w:rtl w:val="0"/>
+          <w:lang w:val="fr-FR"/>
         </w:rPr>
         <w:t xml:space="preserve">” </w:t>
       </w:r>
@@ -3024,13 +2815,10 @@
     <w:p>
       <w:pPr>
         <w:pStyle w:val="Default"/>
-        <w:bidi w:val="0"/>
-        <w:spacing w:before="0" w:after="240" w:line="240" w:lineRule="auto"/>
-        <w:ind w:left="0" w:right="0" w:firstLine="0"/>
-        <w:jc w:val="left"/>
-        <w:rPr>
-          <w:rFonts w:ascii="Times Roman" w:cs="Times Roman" w:hAnsi="Times Roman" w:eastAsia="Times Roman"/>
-          <w:rtl w:val="0"/>
+        <w:spacing w:before="0" w:after="240" w:line="240" w:lineRule="auto"/>
+        <w:rPr>
+          <w:rFonts w:ascii="Times Roman" w:cs="Times Roman" w:hAnsi="Times Roman" w:eastAsia="Times Roman"/>
+          <w:lang w:val="en-US"/>
         </w:rPr>
       </w:pPr>
       <w:r>
@@ -3045,13 +2833,10 @@
     <w:p>
       <w:pPr>
         <w:pStyle w:val="Default"/>
-        <w:bidi w:val="0"/>
-        <w:spacing w:before="0" w:after="240" w:line="240" w:lineRule="auto"/>
-        <w:ind w:left="0" w:right="0" w:firstLine="0"/>
-        <w:jc w:val="left"/>
-        <w:rPr>
-          <w:rFonts w:ascii="Times Roman" w:cs="Times Roman" w:hAnsi="Times Roman" w:eastAsia="Times Roman"/>
-          <w:rtl w:val="0"/>
+        <w:spacing w:before="0" w:after="240" w:line="240" w:lineRule="auto"/>
+        <w:rPr>
+          <w:rFonts w:ascii="Times Roman" w:cs="Times Roman" w:hAnsi="Times Roman" w:eastAsia="Times Roman"/>
+          <w:lang w:val="en-US"/>
         </w:rPr>
       </w:pPr>
       <w:r>
@@ -3066,26 +2851,40 @@
     <w:p>
       <w:pPr>
         <w:pStyle w:val="Default"/>
-        <w:bidi w:val="0"/>
-        <w:spacing w:before="0" w:after="240" w:line="240" w:lineRule="auto"/>
-        <w:ind w:left="0" w:right="0" w:firstLine="0"/>
-        <w:jc w:val="left"/>
+        <w:spacing w:before="0" w:after="240" w:line="240" w:lineRule="auto"/>
         <w:rPr>
           <w:rFonts w:ascii="Times Roman" w:cs="Times Roman" w:hAnsi="Times Roman" w:eastAsia="Times Roman"/>
           <w:i w:val="1"/>
           <w:iCs w:val="1"/>
-          <w:rtl w:val="0"/>
-        </w:rPr>
-      </w:pPr>
+        </w:rPr>
+      </w:pPr>
+      <w:r>
+        <w:rPr>
+          <w:rFonts w:ascii="Arial Unicode MS" w:hAnsi="Arial Unicode MS" w:hint="default"/>
+          <w:rtl w:val="1"/>
+          <w:lang w:val="ar-SA" w:bidi="ar-SA"/>
+        </w:rPr>
+        <w:t>“</w:t>
+      </w:r>
+      <w:r>
+        <w:rPr>
+          <w:rFonts w:ascii="Times Roman" w:hAnsi="Times Roman"/>
+          <w:i w:val="1"/>
+          <w:iCs w:val="1"/>
+          <w:rtl w:val="0"/>
+          <w:lang w:val="en-US"/>
+        </w:rPr>
+        <w:t>For me, the audio had to be removed completely before I could prioritise the visual. The audio was more important to my overall experience</w:t>
+      </w:r>
       <w:r>
         <w:rPr>
           <w:rFonts w:ascii="Times Roman" w:hAnsi="Times Roman" w:hint="default"/>
           <w:i w:val="1"/>
           <w:iCs w:val="1"/>
-          <w:rtl w:val="1"/>
-          <w:lang w:val="ar-SA" w:bidi="ar-SA"/>
-        </w:rPr>
-        <w:t>“</w:t>
+          <w:rtl w:val="0"/>
+          <w:lang w:val="fr-FR"/>
+        </w:rPr>
+        <w:t xml:space="preserve">” </w:t>
       </w:r>
       <w:r>
         <w:rPr>
@@ -3095,42 +2894,20 @@
           <w:rtl w:val="0"/>
           <w:lang w:val="en-US"/>
         </w:rPr>
-        <w:t>For me, the audio had to be removed completely before I could prioritise the visual. The audio was more important to my overall experience</w:t>
-      </w:r>
-      <w:r>
-        <w:rPr>
-          <w:rFonts w:ascii="Times Roman" w:hAnsi="Times Roman" w:hint="default"/>
-          <w:i w:val="1"/>
-          <w:iCs w:val="1"/>
-          <w:rtl w:val="0"/>
-        </w:rPr>
-        <w:t xml:space="preserve">” </w:t>
-      </w:r>
-      <w:r>
-        <w:rPr>
-          <w:rFonts w:ascii="Times Roman" w:hAnsi="Times Roman"/>
-          <w:i w:val="1"/>
-          <w:iCs w:val="1"/>
-          <w:rtl w:val="0"/>
-          <w:lang w:val="en-US"/>
-        </w:rPr>
         <w:t>(Participant 2, end-of-session reflection).</w:t>
       </w:r>
     </w:p>
     <w:p>
       <w:pPr>
         <w:pStyle w:val="Default"/>
-        <w:bidi w:val="0"/>
         <w:spacing w:before="0" w:after="281" w:line="240" w:lineRule="auto"/>
-        <w:ind w:left="0" w:right="0" w:firstLine="0"/>
-        <w:jc w:val="left"/>
         <w:rPr>
           <w:rFonts w:ascii="Times Roman" w:cs="Times Roman" w:hAnsi="Times Roman" w:eastAsia="Times Roman"/>
           <w:b w:val="1"/>
           <w:bCs w:val="1"/>
           <w:sz w:val="28"/>
           <w:szCs w:val="28"/>
-          <w:rtl w:val="0"/>
+          <w:lang w:val="en-US"/>
         </w:rPr>
       </w:pPr>
       <w:r>
@@ -3149,13 +2926,10 @@
     <w:p>
       <w:pPr>
         <w:pStyle w:val="Default"/>
-        <w:bidi w:val="0"/>
-        <w:spacing w:before="0" w:after="240" w:line="240" w:lineRule="auto"/>
-        <w:ind w:left="0" w:right="0" w:firstLine="0"/>
-        <w:jc w:val="left"/>
-        <w:rPr>
-          <w:rFonts w:ascii="Times Roman" w:cs="Times Roman" w:hAnsi="Times Roman" w:eastAsia="Times Roman"/>
-          <w:rtl w:val="0"/>
+        <w:spacing w:before="0" w:after="240" w:line="240" w:lineRule="auto"/>
+        <w:rPr>
+          <w:rFonts w:ascii="Times Roman" w:cs="Times Roman" w:hAnsi="Times Roman" w:eastAsia="Times Roman"/>
+          <w:lang w:val="en-US"/>
         </w:rPr>
       </w:pPr>
       <w:r>
@@ -3198,12 +2972,13 @@
         <w:rPr>
           <w:rFonts w:ascii="Times Roman" w:hAnsi="Times Roman"/>
           <w:rtl w:val="0"/>
+          <w:lang w:val="fr-FR"/>
         </w:rPr>
         <w:t xml:space="preserve">: </w:t>
       </w:r>
       <w:r>
         <w:rPr>
-          <w:rFonts w:ascii="Times Roman" w:hAnsi="Times Roman" w:hint="default"/>
+          <w:rFonts w:ascii="Arial Unicode MS" w:hAnsi="Arial Unicode MS" w:hint="default"/>
           <w:rtl w:val="1"/>
           <w:lang w:val="ar-SA" w:bidi="ar-SA"/>
         </w:rPr>
@@ -3221,6 +2996,7 @@
         <w:rPr>
           <w:rFonts w:ascii="Times Roman" w:hAnsi="Times Roman" w:hint="default"/>
           <w:rtl w:val="0"/>
+          <w:lang w:val="fr-FR"/>
         </w:rPr>
         <w:t xml:space="preserve">” </w:t>
       </w:r>
@@ -3264,12 +3040,13 @@
         <w:rPr>
           <w:rFonts w:ascii="Times Roman" w:hAnsi="Times Roman"/>
           <w:rtl w:val="0"/>
+          <w:lang w:val="fr-FR"/>
         </w:rPr>
         <w:t xml:space="preserve">: </w:t>
       </w:r>
       <w:r>
         <w:rPr>
-          <w:rFonts w:ascii="Times Roman" w:hAnsi="Times Roman" w:hint="default"/>
+          <w:rFonts w:ascii="Arial Unicode MS" w:hAnsi="Arial Unicode MS" w:hint="default"/>
           <w:rtl w:val="1"/>
           <w:lang w:val="ar-SA" w:bidi="ar-SA"/>
         </w:rPr>
@@ -3287,6 +3064,7 @@
         <w:rPr>
           <w:rFonts w:ascii="Times Roman" w:hAnsi="Times Roman" w:hint="default"/>
           <w:rtl w:val="0"/>
+          <w:lang w:val="fr-FR"/>
         </w:rPr>
         <w:t xml:space="preserve">” </w:t>
       </w:r>
@@ -3330,12 +3108,13 @@
         <w:rPr>
           <w:rFonts w:ascii="Times Roman" w:hAnsi="Times Roman"/>
           <w:rtl w:val="0"/>
+          <w:lang w:val="fr-FR"/>
         </w:rPr>
         <w:t xml:space="preserve">: </w:t>
       </w:r>
       <w:r>
         <w:rPr>
-          <w:rFonts w:ascii="Times Roman" w:hAnsi="Times Roman" w:hint="default"/>
+          <w:rFonts w:ascii="Arial Unicode MS" w:hAnsi="Arial Unicode MS" w:hint="default"/>
           <w:rtl w:val="1"/>
           <w:lang w:val="ar-SA" w:bidi="ar-SA"/>
         </w:rPr>
@@ -3353,6 +3132,7 @@
         <w:rPr>
           <w:rFonts w:ascii="Times Roman" w:hAnsi="Times Roman" w:hint="default"/>
           <w:rtl w:val="0"/>
+          <w:lang w:val="fr-FR"/>
         </w:rPr>
         <w:t xml:space="preserve">” </w:t>
       </w:r>
@@ -3368,13 +3148,10 @@
     <w:p>
       <w:pPr>
         <w:pStyle w:val="Default"/>
-        <w:bidi w:val="0"/>
-        <w:spacing w:before="0" w:after="240" w:line="240" w:lineRule="auto"/>
-        <w:ind w:left="0" w:right="0" w:firstLine="0"/>
-        <w:jc w:val="left"/>
-        <w:rPr>
-          <w:rFonts w:ascii="Times Roman" w:cs="Times Roman" w:hAnsi="Times Roman" w:eastAsia="Times Roman"/>
-          <w:rtl w:val="0"/>
+        <w:spacing w:before="0" w:after="240" w:line="240" w:lineRule="auto"/>
+        <w:rPr>
+          <w:rFonts w:ascii="Times Roman" w:cs="Times Roman" w:hAnsi="Times Roman" w:eastAsia="Times Roman"/>
+          <w:lang w:val="en-US"/>
         </w:rPr>
       </w:pPr>
       <w:r>
@@ -3389,13 +3166,10 @@
     <w:p>
       <w:pPr>
         <w:pStyle w:val="Default"/>
-        <w:bidi w:val="0"/>
-        <w:spacing w:before="0" w:after="240" w:line="240" w:lineRule="auto"/>
-        <w:ind w:left="0" w:right="0" w:firstLine="0"/>
-        <w:jc w:val="left"/>
-        <w:rPr>
-          <w:rFonts w:ascii="Times Roman" w:cs="Times Roman" w:hAnsi="Times Roman" w:eastAsia="Times Roman"/>
-          <w:rtl w:val="0"/>
+        <w:spacing w:before="0" w:after="240" w:line="240" w:lineRule="auto"/>
+        <w:rPr>
+          <w:rFonts w:ascii="Times Roman" w:cs="Times Roman" w:hAnsi="Times Roman" w:eastAsia="Times Roman"/>
+          <w:lang w:val="en-US"/>
         </w:rPr>
       </w:pPr>
       <w:r>
@@ -3410,22 +3184,93 @@
     <w:p>
       <w:pPr>
         <w:pStyle w:val="Default"/>
-        <w:bidi w:val="0"/>
-        <w:spacing w:before="0" w:after="240" w:line="240" w:lineRule="auto"/>
-        <w:ind w:left="0" w:right="0" w:firstLine="0"/>
-        <w:jc w:val="left"/>
+        <w:spacing w:before="0" w:after="240" w:line="240" w:lineRule="auto"/>
         <w:rPr>
           <w:rFonts w:ascii="Times Roman" w:cs="Times Roman" w:hAnsi="Times Roman" w:eastAsia="Times Roman"/>
           <w:i w:val="1"/>
           <w:iCs w:val="1"/>
-          <w:rtl w:val="0"/>
-        </w:rPr>
-      </w:pPr>
+        </w:rPr>
+      </w:pPr>
+      <w:r>
+        <w:rPr>
+          <w:rFonts w:ascii="Arial Unicode MS" w:hAnsi="Arial Unicode MS" w:hint="default"/>
+          <w:rtl w:val="1"/>
+          <w:lang w:val="ar-SA" w:bidi="ar-SA"/>
+        </w:rPr>
+        <w:t>“</w:t>
+      </w:r>
+      <w:r>
+        <w:rPr>
+          <w:rFonts w:ascii="Times Roman" w:hAnsi="Times Roman"/>
+          <w:i w:val="1"/>
+          <w:iCs w:val="1"/>
+          <w:rtl w:val="0"/>
+          <w:lang w:val="en-US"/>
+        </w:rPr>
+        <w:t>Length of light activity was misleading for tone length which was shorter and did not match</w:t>
+      </w:r>
       <w:r>
         <w:rPr>
           <w:rFonts w:ascii="Times Roman" w:hAnsi="Times Roman" w:hint="default"/>
           <w:i w:val="1"/>
           <w:iCs w:val="1"/>
+          <w:rtl w:val="0"/>
+          <w:lang w:val="fr-FR"/>
+        </w:rPr>
+        <w:t xml:space="preserve">” </w:t>
+      </w:r>
+      <w:r>
+        <w:rPr>
+          <w:rFonts w:ascii="Times Roman" w:hAnsi="Times Roman"/>
+          <w:i w:val="1"/>
+          <w:iCs w:val="1"/>
+          <w:rtl w:val="0"/>
+          <w:lang w:val="en-US"/>
+        </w:rPr>
+        <w:t>(Participant 4, visual-only block, post-reveal).</w:t>
+      </w:r>
+    </w:p>
+    <w:p>
+      <w:pPr>
+        <w:pStyle w:val="Default"/>
+        <w:spacing w:before="0" w:after="240" w:line="240" w:lineRule="auto"/>
+        <w:rPr>
+          <w:rFonts w:ascii="Times Roman" w:cs="Times Roman" w:hAnsi="Times Roman" w:eastAsia="Times Roman"/>
+          <w:lang w:val="en-US"/>
+        </w:rPr>
+      </w:pPr>
+      <w:r>
+        <w:rPr>
+          <w:rFonts w:ascii="Times Roman" w:hAnsi="Times Roman"/>
+          <w:rtl w:val="0"/>
+          <w:lang w:val="en-US"/>
+        </w:rPr>
+        <w:t>Insert Video 5 here</w:t>
+      </w:r>
+    </w:p>
+    <w:p>
+      <w:pPr>
+        <w:pStyle w:val="Default"/>
+        <w:spacing w:before="0" w:after="240" w:line="240" w:lineRule="auto"/>
+        <w:rPr>
+          <w:rFonts w:ascii="Times Roman" w:cs="Times Roman" w:hAnsi="Times Roman" w:eastAsia="Times Roman"/>
+          <w:i w:val="1"/>
+          <w:iCs w:val="1"/>
+        </w:rPr>
+      </w:pPr>
+      <w:r>
+        <w:rPr>
+          <w:rFonts w:ascii="Times Roman" w:hAnsi="Times Roman"/>
+          <w:i w:val="1"/>
+          <w:iCs w:val="1"/>
+          <w:rtl w:val="0"/>
+          <w:lang w:val="en-US"/>
+        </w:rPr>
+        <w:t xml:space="preserve">Insert Video </w:t>
+      </w:r>
+      <w:r>
+        <w:rPr>
+          <w:rFonts w:ascii="Arial Unicode MS" w:hAnsi="Arial Unicode MS" w:hint="default"/>
           <w:rtl w:val="1"/>
           <w:lang w:val="ar-SA" w:bidi="ar-SA"/>
         </w:rPr>
@@ -3439,7 +3284,7 @@
           <w:rtl w:val="0"/>
           <w:lang w:val="en-US"/>
         </w:rPr>
-        <w:t>Length of light activity was misleading for tone length which was shorter and did not match</w:t>
+        <w:t>Different octaves of the same note starting at the same time sounded as one</w:t>
       </w:r>
       <w:r>
         <w:rPr>
@@ -3447,6 +3292,7 @@
           <w:i w:val="1"/>
           <w:iCs w:val="1"/>
           <w:rtl w:val="0"/>
+          <w:lang w:val="fr-FR"/>
         </w:rPr>
         <w:t xml:space="preserve">” </w:t>
       </w:r>
@@ -3458,108 +3304,20 @@
           <w:rtl w:val="0"/>
           <w:lang w:val="en-US"/>
         </w:rPr>
-        <w:t>(Participant 4, visual-only block, post-reveal).</w:t>
-      </w:r>
-    </w:p>
-    <w:p>
-      <w:pPr>
-        <w:pStyle w:val="Default"/>
-        <w:bidi w:val="0"/>
-        <w:spacing w:before="0" w:after="240" w:line="240" w:lineRule="auto"/>
-        <w:ind w:left="0" w:right="0" w:firstLine="0"/>
-        <w:jc w:val="left"/>
-        <w:rPr>
-          <w:rFonts w:ascii="Times Roman" w:cs="Times Roman" w:hAnsi="Times Roman" w:eastAsia="Times Roman"/>
-          <w:rtl w:val="0"/>
-        </w:rPr>
-      </w:pPr>
-      <w:r>
-        <w:rPr>
-          <w:rFonts w:ascii="Times Roman" w:hAnsi="Times Roman"/>
-          <w:rtl w:val="0"/>
-          <w:lang w:val="en-US"/>
-        </w:rPr>
-        <w:t>Insert Video 5 here</w:t>
-      </w:r>
-    </w:p>
-    <w:p>
-      <w:pPr>
-        <w:pStyle w:val="Default"/>
-        <w:bidi w:val="0"/>
-        <w:spacing w:before="0" w:after="240" w:line="240" w:lineRule="auto"/>
-        <w:ind w:left="0" w:right="0" w:firstLine="0"/>
-        <w:jc w:val="left"/>
-        <w:rPr>
-          <w:rFonts w:ascii="Times Roman" w:cs="Times Roman" w:hAnsi="Times Roman" w:eastAsia="Times Roman"/>
-          <w:i w:val="1"/>
-          <w:iCs w:val="1"/>
-          <w:rtl w:val="0"/>
-        </w:rPr>
-      </w:pPr>
-      <w:r>
-        <w:rPr>
-          <w:rFonts w:ascii="Times Roman" w:hAnsi="Times Roman"/>
-          <w:i w:val="1"/>
-          <w:iCs w:val="1"/>
-          <w:rtl w:val="0"/>
-          <w:lang w:val="en-US"/>
-        </w:rPr>
-        <w:t xml:space="preserve">Insert Video </w:t>
-      </w:r>
-      <w:r>
-        <w:rPr>
-          <w:rFonts w:ascii="Times Roman" w:hAnsi="Times Roman" w:hint="default"/>
-          <w:i w:val="1"/>
-          <w:iCs w:val="1"/>
-          <w:rtl w:val="1"/>
-          <w:lang w:val="ar-SA" w:bidi="ar-SA"/>
-        </w:rPr>
-        <w:t>“</w:t>
-      </w:r>
-      <w:r>
-        <w:rPr>
-          <w:rFonts w:ascii="Times Roman" w:hAnsi="Times Roman"/>
-          <w:i w:val="1"/>
-          <w:iCs w:val="1"/>
-          <w:rtl w:val="0"/>
-          <w:lang w:val="en-US"/>
-        </w:rPr>
-        <w:t>Different octaves of the same note starting at the same time sounded as one</w:t>
-      </w:r>
-      <w:r>
-        <w:rPr>
-          <w:rFonts w:ascii="Times Roman" w:hAnsi="Times Roman" w:hint="default"/>
-          <w:i w:val="1"/>
-          <w:iCs w:val="1"/>
-          <w:rtl w:val="0"/>
-        </w:rPr>
-        <w:t xml:space="preserve">” </w:t>
-      </w:r>
-      <w:r>
-        <w:rPr>
-          <w:rFonts w:ascii="Times Roman" w:hAnsi="Times Roman"/>
-          <w:i w:val="1"/>
-          <w:iCs w:val="1"/>
-          <w:rtl w:val="0"/>
-          <w:lang w:val="en-US"/>
-        </w:rPr>
         <w:t>(Participant 9, visual-only block, post-reveal)</w:t>
       </w:r>
     </w:p>
     <w:p>
       <w:pPr>
         <w:pStyle w:val="Default"/>
-        <w:bidi w:val="0"/>
         <w:spacing w:before="0" w:after="281" w:line="240" w:lineRule="auto"/>
-        <w:ind w:left="0" w:right="0" w:firstLine="0"/>
-        <w:jc w:val="left"/>
         <w:rPr>
           <w:rFonts w:ascii="Times Roman" w:cs="Times Roman" w:hAnsi="Times Roman" w:eastAsia="Times Roman"/>
           <w:b w:val="1"/>
           <w:bCs w:val="1"/>
           <w:sz w:val="28"/>
           <w:szCs w:val="28"/>
-          <w:rtl w:val="0"/>
+          <w:lang w:val="en-US"/>
         </w:rPr>
       </w:pPr>
       <w:r>
@@ -3578,13 +3336,9 @@
     <w:p>
       <w:pPr>
         <w:pStyle w:val="Default"/>
-        <w:bidi w:val="0"/>
-        <w:spacing w:before="0" w:after="240" w:line="240" w:lineRule="auto"/>
-        <w:ind w:left="0" w:right="0" w:firstLine="0"/>
-        <w:jc w:val="left"/>
-        <w:rPr>
-          <w:rFonts w:ascii="Times Roman" w:cs="Times Roman" w:hAnsi="Times Roman" w:eastAsia="Times Roman"/>
-          <w:rtl w:val="0"/>
+        <w:spacing w:before="0" w:after="240" w:line="240" w:lineRule="auto"/>
+        <w:rPr>
+          <w:rFonts w:ascii="Times Roman" w:cs="Times Roman" w:hAnsi="Times Roman" w:eastAsia="Times Roman"/>
         </w:rPr>
       </w:pPr>
       <w:r>
@@ -3597,7 +3351,7 @@
       </w:r>
       <w:r>
         <w:rPr>
-          <w:rFonts w:ascii="Times Roman" w:hAnsi="Times Roman" w:hint="default"/>
+          <w:rFonts w:ascii="Arial Unicode MS" w:hAnsi="Arial Unicode MS" w:hint="default"/>
           <w:rtl w:val="1"/>
           <w:lang w:val="ar-SA" w:bidi="ar-SA"/>
         </w:rPr>
@@ -3615,6 +3369,7 @@
         <w:rPr>
           <w:rFonts w:ascii="Times Roman" w:hAnsi="Times Roman" w:hint="default"/>
           <w:rtl w:val="0"/>
+          <w:lang w:val="fr-FR"/>
         </w:rPr>
         <w:t xml:space="preserve">” </w:t>
       </w:r>
@@ -3628,7 +3383,7 @@
       </w:r>
       <w:r>
         <w:rPr>
-          <w:rFonts w:ascii="Times Roman" w:hAnsi="Times Roman" w:hint="default"/>
+          <w:rFonts w:ascii="Arial Unicode MS" w:hAnsi="Arial Unicode MS" w:hint="default"/>
           <w:rtl w:val="1"/>
           <w:lang w:val="ar-SA" w:bidi="ar-SA"/>
         </w:rPr>
@@ -3646,6 +3401,7 @@
         <w:rPr>
           <w:rFonts w:ascii="Times Roman" w:hAnsi="Times Roman" w:hint="default"/>
           <w:rtl w:val="0"/>
+          <w:lang w:val="fr-FR"/>
         </w:rPr>
         <w:t xml:space="preserve">… </w:t>
       </w:r>
@@ -3661,6 +3417,7 @@
         <w:rPr>
           <w:rFonts w:ascii="Times Roman" w:hAnsi="Times Roman" w:hint="default"/>
           <w:rtl w:val="0"/>
+          <w:lang w:val="fr-FR"/>
         </w:rPr>
         <w:t xml:space="preserve">” </w:t>
       </w:r>
@@ -3676,13 +3433,10 @@
     <w:p>
       <w:pPr>
         <w:pStyle w:val="Default"/>
-        <w:bidi w:val="0"/>
-        <w:spacing w:before="0" w:after="240" w:line="240" w:lineRule="auto"/>
-        <w:ind w:left="0" w:right="0" w:firstLine="0"/>
-        <w:jc w:val="left"/>
-        <w:rPr>
-          <w:rFonts w:ascii="Times Roman" w:cs="Times Roman" w:hAnsi="Times Roman" w:eastAsia="Times Roman"/>
-          <w:rtl w:val="0"/>
+        <w:spacing w:before="0" w:after="240" w:line="240" w:lineRule="auto"/>
+        <w:rPr>
+          <w:rFonts w:ascii="Times Roman" w:cs="Times Roman" w:hAnsi="Times Roman" w:eastAsia="Times Roman"/>
+          <w:lang w:val="en-US"/>
         </w:rPr>
       </w:pPr>
       <w:r>
@@ -3697,17 +3451,14 @@
     <w:p>
       <w:pPr>
         <w:pStyle w:val="Default"/>
-        <w:bidi w:val="0"/>
         <w:spacing w:before="0" w:after="281" w:line="240" w:lineRule="auto"/>
-        <w:ind w:left="0" w:right="0" w:firstLine="0"/>
-        <w:jc w:val="left"/>
         <w:rPr>
           <w:rFonts w:ascii="Times Roman" w:cs="Times Roman" w:hAnsi="Times Roman" w:eastAsia="Times Roman"/>
           <w:b w:val="1"/>
           <w:bCs w:val="1"/>
           <w:sz w:val="28"/>
           <w:szCs w:val="28"/>
-          <w:rtl w:val="0"/>
+          <w:lang w:val="en-US"/>
         </w:rPr>
       </w:pPr>
       <w:r>
@@ -3726,13 +3477,10 @@
     <w:p>
       <w:pPr>
         <w:pStyle w:val="Default"/>
-        <w:bidi w:val="0"/>
-        <w:spacing w:before="0" w:after="240" w:line="240" w:lineRule="auto"/>
-        <w:ind w:left="0" w:right="0" w:firstLine="0"/>
-        <w:jc w:val="left"/>
-        <w:rPr>
-          <w:rFonts w:ascii="Times Roman" w:cs="Times Roman" w:hAnsi="Times Roman" w:eastAsia="Times Roman"/>
-          <w:rtl w:val="0"/>
+        <w:spacing w:before="0" w:after="240" w:line="240" w:lineRule="auto"/>
+        <w:rPr>
+          <w:rFonts w:ascii="Times Roman" w:cs="Times Roman" w:hAnsi="Times Roman" w:eastAsia="Times Roman"/>
+          <w:lang w:val="en-US"/>
         </w:rPr>
       </w:pPr>
       <w:r>
@@ -3747,19 +3495,16 @@
     <w:p>
       <w:pPr>
         <w:pStyle w:val="Default"/>
-        <w:bidi w:val="0"/>
-        <w:spacing w:before="0" w:after="240" w:line="240" w:lineRule="auto"/>
-        <w:ind w:left="0" w:right="0" w:firstLine="0"/>
-        <w:jc w:val="left"/>
-        <w:rPr>
-          <w:rFonts w:ascii="Times Roman" w:cs="Times Roman" w:hAnsi="Times Roman" w:eastAsia="Times Roman"/>
-          <w:rtl w:val="0"/>
-        </w:rPr>
-      </w:pPr>
-      <w:r>
-        <w:rPr>
-          <w:rFonts w:ascii="Times Roman" w:hAnsi="Times Roman"/>
-          <w:rtl w:val="0"/>
+        <w:spacing w:before="0" w:after="240" w:line="240" w:lineRule="auto"/>
+        <w:rPr>
+          <w:rFonts w:ascii="Times Roman" w:cs="Times Roman" w:hAnsi="Times Roman" w:eastAsia="Times Roman"/>
+        </w:rPr>
+      </w:pPr>
+      <w:r>
+        <w:rPr>
+          <w:rFonts w:ascii="Times Roman" w:hAnsi="Times Roman"/>
+          <w:rtl w:val="0"/>
+          <w:lang w:val="fr-FR"/>
         </w:rPr>
         <w:t xml:space="preserve">Insert Figure 7 here. </w:t>
       </w:r>
@@ -3767,15 +3512,12 @@
     <w:p>
       <w:pPr>
         <w:pStyle w:val="Default"/>
-        <w:bidi w:val="0"/>
-        <w:spacing w:before="0" w:after="240" w:line="240" w:lineRule="auto"/>
-        <w:ind w:left="0" w:right="0" w:firstLine="0"/>
-        <w:jc w:val="left"/>
+        <w:spacing w:before="0" w:after="240" w:line="240" w:lineRule="auto"/>
         <w:rPr>
           <w:rFonts w:ascii="Times Roman" w:cs="Times Roman" w:hAnsi="Times Roman" w:eastAsia="Times Roman"/>
           <w:i w:val="1"/>
           <w:iCs w:val="1"/>
-          <w:rtl w:val="0"/>
+          <w:lang w:val="en-US"/>
         </w:rPr>
       </w:pPr>
       <w:r>
@@ -3792,17 +3534,14 @@
     <w:p>
       <w:pPr>
         <w:pStyle w:val="Default"/>
-        <w:bidi w:val="0"/>
         <w:spacing w:before="0" w:after="281" w:line="240" w:lineRule="auto"/>
-        <w:ind w:left="0" w:right="0" w:firstLine="0"/>
-        <w:jc w:val="left"/>
         <w:rPr>
           <w:rFonts w:ascii="Times Roman" w:cs="Times Roman" w:hAnsi="Times Roman" w:eastAsia="Times Roman"/>
           <w:b w:val="1"/>
           <w:bCs w:val="1"/>
           <w:sz w:val="28"/>
           <w:szCs w:val="28"/>
-          <w:rtl w:val="0"/>
+          <w:lang w:val="en-US"/>
         </w:rPr>
       </w:pPr>
       <w:r>
@@ -3821,13 +3560,10 @@
     <w:p>
       <w:pPr>
         <w:pStyle w:val="Default"/>
-        <w:bidi w:val="0"/>
-        <w:spacing w:before="0" w:after="240" w:line="240" w:lineRule="auto"/>
-        <w:ind w:left="0" w:right="0" w:firstLine="0"/>
-        <w:jc w:val="left"/>
-        <w:rPr>
-          <w:rFonts w:ascii="Times Roman" w:cs="Times Roman" w:hAnsi="Times Roman" w:eastAsia="Times Roman"/>
-          <w:rtl w:val="0"/>
+        <w:spacing w:before="0" w:after="240" w:line="240" w:lineRule="auto"/>
+        <w:rPr>
+          <w:rFonts w:ascii="Times Roman" w:cs="Times Roman" w:hAnsi="Times Roman" w:eastAsia="Times Roman"/>
+          <w:lang w:val="en-US"/>
         </w:rPr>
       </w:pPr>
       <w:r>
@@ -3870,12 +3606,13 @@
         <w:rPr>
           <w:rFonts w:ascii="Times Roman" w:hAnsi="Times Roman"/>
           <w:rtl w:val="0"/>
+          <w:lang w:val="fr-FR"/>
         </w:rPr>
         <w:t xml:space="preserve">: </w:t>
       </w:r>
       <w:r>
         <w:rPr>
-          <w:rFonts w:ascii="Times Roman" w:hAnsi="Times Roman" w:hint="default"/>
+          <w:rFonts w:ascii="Arial Unicode MS" w:hAnsi="Arial Unicode MS" w:hint="default"/>
           <w:rtl w:val="1"/>
           <w:lang w:val="ar-SA" w:bidi="ar-SA"/>
         </w:rPr>
@@ -3893,6 +3630,7 @@
         <w:rPr>
           <w:rFonts w:ascii="Times Roman" w:hAnsi="Times Roman" w:hint="default"/>
           <w:rtl w:val="0"/>
+          <w:lang w:val="fr-FR"/>
         </w:rPr>
         <w:t xml:space="preserve">” </w:t>
       </w:r>
@@ -3936,12 +3674,13 @@
         <w:rPr>
           <w:rFonts w:ascii="Times Roman" w:hAnsi="Times Roman"/>
           <w:rtl w:val="0"/>
+          <w:lang w:val="fr-FR"/>
         </w:rPr>
         <w:t xml:space="preserve">: </w:t>
       </w:r>
       <w:r>
         <w:rPr>
-          <w:rFonts w:ascii="Times Roman" w:hAnsi="Times Roman" w:hint="default"/>
+          <w:rFonts w:ascii="Arial Unicode MS" w:hAnsi="Arial Unicode MS" w:hint="default"/>
           <w:rtl w:val="1"/>
           <w:lang w:val="ar-SA" w:bidi="ar-SA"/>
         </w:rPr>
@@ -3959,6 +3698,7 @@
         <w:rPr>
           <w:rFonts w:ascii="Times Roman" w:hAnsi="Times Roman" w:hint="default"/>
           <w:rtl w:val="0"/>
+          <w:lang w:val="fr-FR"/>
         </w:rPr>
         <w:t xml:space="preserve">” </w:t>
       </w:r>
@@ -4002,12 +3742,13 @@
         <w:rPr>
           <w:rFonts w:ascii="Times Roman" w:hAnsi="Times Roman"/>
           <w:rtl w:val="0"/>
+          <w:lang w:val="fr-FR"/>
         </w:rPr>
         <w:t xml:space="preserve">: </w:t>
       </w:r>
       <w:r>
         <w:rPr>
-          <w:rFonts w:ascii="Times Roman" w:hAnsi="Times Roman" w:hint="default"/>
+          <w:rFonts w:ascii="Arial Unicode MS" w:hAnsi="Arial Unicode MS" w:hint="default"/>
           <w:rtl w:val="1"/>
           <w:lang w:val="ar-SA" w:bidi="ar-SA"/>
         </w:rPr>
@@ -4025,6 +3766,7 @@
         <w:rPr>
           <w:rFonts w:ascii="Times Roman" w:hAnsi="Times Roman" w:hint="default"/>
           <w:rtl w:val="0"/>
+          <w:lang w:val="fr-FR"/>
         </w:rPr>
         <w:t xml:space="preserve">” </w:t>
       </w:r>
@@ -4068,12 +3810,13 @@
         <w:rPr>
           <w:rFonts w:ascii="Times Roman" w:hAnsi="Times Roman"/>
           <w:rtl w:val="0"/>
+          <w:lang w:val="fr-FR"/>
         </w:rPr>
         <w:t xml:space="preserve">: </w:t>
       </w:r>
       <w:r>
         <w:rPr>
-          <w:rFonts w:ascii="Times Roman" w:hAnsi="Times Roman" w:hint="default"/>
+          <w:rFonts w:ascii="Arial Unicode MS" w:hAnsi="Arial Unicode MS" w:hint="default"/>
           <w:rtl w:val="1"/>
           <w:lang w:val="ar-SA" w:bidi="ar-SA"/>
         </w:rPr>
@@ -4091,6 +3834,7 @@
         <w:rPr>
           <w:rFonts w:ascii="Times Roman" w:hAnsi="Times Roman" w:hint="default"/>
           <w:rtl w:val="0"/>
+          <w:lang w:val="fr-FR"/>
         </w:rPr>
         <w:t xml:space="preserve">” </w:t>
       </w:r>
@@ -4106,13 +3850,10 @@
     <w:p>
       <w:pPr>
         <w:pStyle w:val="Default"/>
-        <w:bidi w:val="0"/>
-        <w:spacing w:before="0" w:after="240" w:line="240" w:lineRule="auto"/>
-        <w:ind w:left="0" w:right="0" w:firstLine="0"/>
-        <w:jc w:val="left"/>
-        <w:rPr>
-          <w:rFonts w:ascii="Times Roman" w:cs="Times Roman" w:hAnsi="Times Roman" w:eastAsia="Times Roman"/>
-          <w:rtl w:val="0"/>
+        <w:spacing w:before="0" w:after="240" w:line="240" w:lineRule="auto"/>
+        <w:rPr>
+          <w:rFonts w:ascii="Times Roman" w:cs="Times Roman" w:hAnsi="Times Roman" w:eastAsia="Times Roman"/>
+          <w:lang w:val="en-US"/>
         </w:rPr>
       </w:pPr>
       <w:r>
@@ -4127,19 +3868,16 @@
     <w:p>
       <w:pPr>
         <w:pStyle w:val="Default"/>
-        <w:bidi w:val="0"/>
-        <w:spacing w:before="0" w:after="240" w:line="240" w:lineRule="auto"/>
-        <w:ind w:left="0" w:right="0" w:firstLine="0"/>
-        <w:jc w:val="left"/>
-        <w:rPr>
-          <w:rFonts w:ascii="Times Roman" w:cs="Times Roman" w:hAnsi="Times Roman" w:eastAsia="Times Roman"/>
-          <w:rtl w:val="0"/>
-        </w:rPr>
-      </w:pPr>
-      <w:r>
-        <w:rPr>
-          <w:rFonts w:ascii="Times Roman" w:hAnsi="Times Roman"/>
-          <w:rtl w:val="0"/>
+        <w:spacing w:before="0" w:after="240" w:line="240" w:lineRule="auto"/>
+        <w:rPr>
+          <w:rFonts w:ascii="Times Roman" w:cs="Times Roman" w:hAnsi="Times Roman" w:eastAsia="Times Roman"/>
+        </w:rPr>
+      </w:pPr>
+      <w:r>
+        <w:rPr>
+          <w:rFonts w:ascii="Times Roman" w:hAnsi="Times Roman"/>
+          <w:rtl w:val="0"/>
+          <w:lang w:val="fr-FR"/>
         </w:rPr>
         <w:t xml:space="preserve">Insert Figure 8 here. </w:t>
       </w:r>
@@ -4147,15 +3885,11 @@
     <w:p>
       <w:pPr>
         <w:pStyle w:val="Default"/>
-        <w:bidi w:val="0"/>
-        <w:spacing w:before="0" w:after="240" w:line="240" w:lineRule="auto"/>
-        <w:ind w:left="0" w:right="0" w:firstLine="0"/>
-        <w:jc w:val="left"/>
+        <w:spacing w:before="0" w:after="240" w:line="240" w:lineRule="auto"/>
         <w:rPr>
           <w:rFonts w:ascii="Times Roman" w:cs="Times Roman" w:hAnsi="Times Roman" w:eastAsia="Times Roman"/>
           <w:i w:val="1"/>
           <w:iCs w:val="1"/>
-          <w:rtl w:val="0"/>
         </w:rPr>
       </w:pPr>
       <w:r>
@@ -4166,7 +3900,7 @@
           <w:rtl w:val="0"/>
           <w:lang w:val="en-US"/>
         </w:rPr>
-        <w:t xml:space="preserve">Figure 8. Montage of </w:t>
+        <w:t>Figure 8. Montage of v</w:t>
       </w:r>
       <w:r>
         <w:rPr>
@@ -4174,9 +3908,9 @@
           <w:i w:val="1"/>
           <w:iCs w:val="1"/>
           <w:rtl w:val="0"/>
-          <w:lang w:val="en-US"/>
-        </w:rPr>
-        <w:t>v</w:t>
+          <w:lang w:val="sv-SE"/>
+        </w:rPr>
+        <w:t xml:space="preserve">ideo-stills </w:t>
       </w:r>
       <w:r>
         <w:rPr>
@@ -4184,45 +3918,22 @@
           <w:i w:val="1"/>
           <w:iCs w:val="1"/>
           <w:rtl w:val="0"/>
-          <w:lang w:val="sv-SE"/>
-        </w:rPr>
-        <w:t xml:space="preserve">ideo-stills </w:t>
-      </w:r>
-      <w:r>
-        <w:rPr>
-          <w:rFonts w:ascii="Times Roman" w:hAnsi="Times Roman"/>
-          <w:i w:val="1"/>
-          <w:iCs w:val="1"/>
-          <w:rtl w:val="0"/>
-          <w:lang w:val="en-US"/>
-        </w:rPr>
-        <w:t>taken from</w:t>
-      </w:r>
-      <w:r>
-        <w:rPr>
-          <w:rFonts w:ascii="Times Roman" w:hAnsi="Times Roman"/>
-          <w:i w:val="1"/>
-          <w:iCs w:val="1"/>
-          <w:rtl w:val="0"/>
-          <w:lang w:val="en-US"/>
-        </w:rPr>
-        <w:t xml:space="preserve"> participant outputs across conditions (A/B/C).</w:t>
-      </w:r>
-    </w:p>
-    <w:p>
-      <w:pPr>
-        <w:pStyle w:val="Default"/>
-        <w:bidi w:val="0"/>
+          <w:lang w:val="en-US"/>
+        </w:rPr>
+        <w:t>taken from participant outputs across conditions (A/B/C).</w:t>
+      </w:r>
+    </w:p>
+    <w:p>
+      <w:pPr>
+        <w:pStyle w:val="Default"/>
         <w:spacing w:before="0" w:after="299" w:line="240" w:lineRule="auto"/>
-        <w:ind w:left="0" w:right="0" w:firstLine="0"/>
-        <w:jc w:val="left"/>
         <w:rPr>
           <w:rFonts w:ascii="Times Roman" w:cs="Times Roman" w:hAnsi="Times Roman" w:eastAsia="Times Roman"/>
           <w:b w:val="1"/>
           <w:bCs w:val="1"/>
           <w:sz w:val="36"/>
           <w:szCs w:val="36"/>
-          <w:rtl w:val="0"/>
+          <w:lang w:val="en-US"/>
         </w:rPr>
       </w:pPr>
       <w:r>
@@ -4241,17 +3952,14 @@
     <w:p>
       <w:pPr>
         <w:pStyle w:val="Default"/>
-        <w:bidi w:val="0"/>
         <w:spacing w:before="0" w:after="281" w:line="240" w:lineRule="auto"/>
-        <w:ind w:left="0" w:right="0" w:firstLine="0"/>
-        <w:jc w:val="left"/>
         <w:rPr>
           <w:rFonts w:ascii="Times Roman" w:cs="Times Roman" w:hAnsi="Times Roman" w:eastAsia="Times Roman"/>
           <w:b w:val="1"/>
           <w:bCs w:val="1"/>
           <w:sz w:val="28"/>
           <w:szCs w:val="28"/>
-          <w:rtl w:val="0"/>
+          <w:lang w:val="en-US"/>
         </w:rPr>
       </w:pPr>
       <w:r>
@@ -4270,13 +3978,9 @@
     <w:p>
       <w:pPr>
         <w:pStyle w:val="Default"/>
-        <w:bidi w:val="0"/>
-        <w:spacing w:before="0" w:after="240" w:line="240" w:lineRule="auto"/>
-        <w:ind w:left="0" w:right="0" w:firstLine="0"/>
-        <w:jc w:val="left"/>
-        <w:rPr>
-          <w:rFonts w:ascii="Times Roman" w:cs="Times Roman" w:hAnsi="Times Roman" w:eastAsia="Times Roman"/>
-          <w:rtl w:val="0"/>
+        <w:spacing w:before="0" w:after="240" w:line="240" w:lineRule="auto"/>
+        <w:rPr>
+          <w:rFonts w:ascii="Times Roman" w:cs="Times Roman" w:hAnsi="Times Roman" w:eastAsia="Times Roman"/>
         </w:rPr>
       </w:pPr>
       <w:r>
@@ -4289,8 +3993,9 @@
       </w:r>
       <w:r>
         <w:rPr>
-          <w:rFonts w:ascii="Times Roman" w:hAnsi="Times Roman" w:hint="default"/>
-          <w:rtl w:val="1"/>
+          <w:rFonts w:ascii="Arial Unicode MS" w:hAnsi="Arial Unicode MS" w:hint="default"/>
+          <w:rtl w:val="0"/>
+          <w:lang w:val="fr-FR"/>
         </w:rPr>
         <w:t xml:space="preserve">’ </w:t>
       </w:r>
@@ -4306,82 +4011,22 @@
     <w:p>
       <w:pPr>
         <w:pStyle w:val="Default"/>
-        <w:bidi w:val="0"/>
         <w:spacing w:before="0" w:line="240" w:lineRule="auto"/>
-        <w:ind w:left="0" w:right="0" w:firstLine="0"/>
-        <w:jc w:val="left"/>
-        <w:rPr>
-          <w:rFonts w:ascii="Times Roman" w:cs="Times Roman" w:hAnsi="Times Roman" w:eastAsia="Times Roman"/>
-          <w:rtl w:val="0"/>
-        </w:rPr>
-      </w:pPr>
-      <w:r>
-        <w:rPr>
-          <w:rFonts w:ascii="Times Roman" w:hAnsi="Times Roman"/>
-          <w:rtl w:val="0"/>
-          <w:lang w:val="en-US"/>
-        </w:rPr>
-        <w:t>With such coupled systems, m</w:t>
-      </w:r>
-      <w:r>
-        <w:rPr>
-          <w:rFonts w:ascii="Times Roman" w:hAnsi="Times Roman"/>
-          <w:rtl w:val="0"/>
-          <w:lang w:val="en-US"/>
-        </w:rPr>
-        <w:t xml:space="preserve">odality constraint can be beneficial, not only degradative. Visual-only composition was described by </w:t>
-      </w:r>
-      <w:r>
-        <w:rPr>
-          <w:rFonts w:ascii="Times Roman" w:hAnsi="Times Roman"/>
-          <w:rtl w:val="0"/>
-          <w:lang w:val="en-US"/>
-        </w:rPr>
-        <w:t>a</w:t>
-      </w:r>
-      <w:r>
-        <w:rPr>
-          <w:rFonts w:ascii="Times Roman" w:hAnsi="Times Roman"/>
-          <w:rtl w:val="0"/>
-          <w:lang w:val="en-US"/>
-        </w:rPr>
-        <w:t xml:space="preserve"> trained musician, as creatively liberating</w:t>
-      </w:r>
-      <w:r>
-        <w:rPr>
-          <w:rFonts w:ascii="Times Roman" w:hAnsi="Times Roman"/>
-          <w:rtl w:val="0"/>
-          <w:lang w:val="en-US"/>
-        </w:rPr>
-        <w:t>,</w:t>
-      </w:r>
-      <w:r>
-        <w:rPr>
-          <w:rFonts w:ascii="Times Roman" w:hAnsi="Times Roman"/>
-          <w:rtl w:val="0"/>
-          <w:lang w:val="en-US"/>
-        </w:rPr>
-        <w:t xml:space="preserve"> because it suspends real-time harmonic self-monitoring and invites a more exploratory stance. </w:t>
-      </w:r>
-      <w:r>
-        <w:rPr>
-          <w:rFonts w:ascii="Times Roman" w:hAnsi="Times Roman"/>
-          <w:rtl w:val="0"/>
-          <w:lang w:val="en-US"/>
-        </w:rPr>
-        <w:t>T</w:t>
-      </w:r>
-      <w:r>
-        <w:rPr>
-          <w:rFonts w:ascii="Times Roman" w:hAnsi="Times Roman"/>
-          <w:rtl w:val="0"/>
-          <w:lang w:val="en-US"/>
-        </w:rPr>
-        <w:t xml:space="preserve">emporarily relinquishing one modality can reduce evaluative pressure and open alternative compositional strategies, which in turn may support later intermedial rebinding at reveal. Practically, this points to a design opportunity: intermedial instruments may benefit from explicit </w:t>
-      </w:r>
-      <w:r>
-        <w:rPr>
-          <w:rFonts w:ascii="Times Roman" w:hAnsi="Times Roman" w:hint="default"/>
+        <w:rPr>
+          <w:rFonts w:ascii="Times Roman" w:cs="Times Roman" w:hAnsi="Times Roman" w:eastAsia="Times Roman"/>
+        </w:rPr>
+      </w:pPr>
+      <w:r>
+        <w:rPr>
+          <w:rFonts w:ascii="Times Roman" w:hAnsi="Times Roman"/>
+          <w:rtl w:val="0"/>
+          <w:lang w:val="en-US"/>
+        </w:rPr>
+        <w:t xml:space="preserve">With such coupled systems, modality constraint can be beneficial, not only degradative. Visual-only composition was described by a trained musician, as creatively liberating, because it suspends real-time harmonic self-monitoring and invites a more exploratory stance. Temporarily relinquishing one modality can reduce evaluative pressure and open alternative compositional strategies, which in turn may support later intermedial rebinding at reveal. Practically, this points to a design opportunity: intermedial instruments may benefit from explicit </w:t>
+      </w:r>
+      <w:r>
+        <w:rPr>
+          <w:rFonts w:ascii="Arial Unicode MS" w:hAnsi="Arial Unicode MS" w:hint="default"/>
           <w:rtl w:val="1"/>
           <w:lang w:val="ar-SA" w:bidi="ar-SA"/>
         </w:rPr>
@@ -4399,6 +4044,7 @@
         <w:rPr>
           <w:rFonts w:ascii="Times Roman" w:hAnsi="Times Roman" w:hint="default"/>
           <w:rtl w:val="0"/>
+          <w:lang w:val="fr-FR"/>
         </w:rPr>
         <w:t xml:space="preserve">” </w:t>
       </w:r>
@@ -4414,30 +4060,23 @@
     <w:p>
       <w:pPr>
         <w:pStyle w:val="Default"/>
-        <w:bidi w:val="0"/>
         <w:spacing w:before="0" w:line="240" w:lineRule="auto"/>
-        <w:ind w:left="0" w:right="0" w:firstLine="0"/>
-        <w:jc w:val="left"/>
-        <w:rPr>
-          <w:rFonts w:ascii="Times Roman" w:cs="Times Roman" w:hAnsi="Times Roman" w:eastAsia="Times Roman"/>
-          <w:rtl w:val="0"/>
-        </w:rPr>
-      </w:pPr>
-    </w:p>
-    <w:p>
-      <w:pPr>
-        <w:pStyle w:val="Default"/>
-        <w:bidi w:val="0"/>
+        <w:rPr>
+          <w:rFonts w:ascii="Times Roman" w:cs="Times Roman" w:hAnsi="Times Roman" w:eastAsia="Times Roman"/>
+        </w:rPr>
+      </w:pPr>
+    </w:p>
+    <w:p>
+      <w:pPr>
+        <w:pStyle w:val="Default"/>
         <w:spacing w:before="0" w:after="281" w:line="240" w:lineRule="auto"/>
-        <w:ind w:left="0" w:right="0" w:firstLine="0"/>
-        <w:jc w:val="left"/>
         <w:rPr>
           <w:rFonts w:ascii="Times Roman" w:cs="Times Roman" w:hAnsi="Times Roman" w:eastAsia="Times Roman"/>
           <w:b w:val="1"/>
           <w:bCs w:val="1"/>
           <w:sz w:val="28"/>
           <w:szCs w:val="28"/>
-          <w:rtl w:val="0"/>
+          <w:lang w:val="en-US"/>
         </w:rPr>
       </w:pPr>
       <w:r>
@@ -4456,13 +4095,10 @@
     <w:p>
       <w:pPr>
         <w:pStyle w:val="Default"/>
-        <w:bidi w:val="0"/>
-        <w:spacing w:before="0" w:after="240" w:line="240" w:lineRule="auto"/>
-        <w:ind w:left="0" w:right="0" w:firstLine="0"/>
-        <w:jc w:val="left"/>
-        <w:rPr>
-          <w:rFonts w:ascii="Times Roman" w:cs="Times Roman" w:hAnsi="Times Roman" w:eastAsia="Times Roman"/>
-          <w:rtl w:val="0"/>
+        <w:spacing w:before="0" w:after="240" w:line="240" w:lineRule="auto"/>
+        <w:rPr>
+          <w:rFonts w:ascii="Times Roman" w:cs="Times Roman" w:hAnsi="Times Roman" w:eastAsia="Times Roman"/>
+          <w:lang w:val="en-US"/>
         </w:rPr>
       </w:pPr>
       <w:r>
@@ -4571,6 +4207,7 @@
       </w:pPr>
       <w:r>
         <w:rPr>
+          <w:rStyle w:val="None A"/>
           <w:rFonts w:ascii="Times Roman" w:hAnsi="Times Roman"/>
           <w:rtl w:val="0"/>
           <w:lang w:val="fr-FR"/>
@@ -4607,13 +4244,10 @@
     <w:p>
       <w:pPr>
         <w:pStyle w:val="Default"/>
-        <w:bidi w:val="0"/>
-        <w:spacing w:before="0" w:after="240" w:line="240" w:lineRule="auto"/>
-        <w:ind w:left="0" w:right="0" w:firstLine="0"/>
-        <w:jc w:val="left"/>
-        <w:rPr>
-          <w:rFonts w:ascii="Times Roman" w:cs="Times Roman" w:hAnsi="Times Roman" w:eastAsia="Times Roman"/>
-          <w:rtl w:val="0"/>
+        <w:spacing w:before="0" w:after="240" w:line="240" w:lineRule="auto"/>
+        <w:rPr>
+          <w:rFonts w:ascii="Times Roman" w:cs="Times Roman" w:hAnsi="Times Roman" w:eastAsia="Times Roman"/>
+          <w:lang w:val="en-US"/>
         </w:rPr>
       </w:pPr>
       <w:r>
@@ -4628,17 +4262,14 @@
     <w:p>
       <w:pPr>
         <w:pStyle w:val="Default"/>
-        <w:bidi w:val="0"/>
         <w:spacing w:before="0" w:after="281" w:line="240" w:lineRule="auto"/>
-        <w:ind w:left="0" w:right="0" w:firstLine="0"/>
-        <w:jc w:val="left"/>
         <w:rPr>
           <w:rFonts w:ascii="Times Roman" w:cs="Times Roman" w:hAnsi="Times Roman" w:eastAsia="Times Roman"/>
           <w:b w:val="1"/>
           <w:bCs w:val="1"/>
           <w:sz w:val="28"/>
           <w:szCs w:val="28"/>
-          <w:rtl w:val="0"/>
+          <w:lang w:val="en-US"/>
         </w:rPr>
       </w:pPr>
       <w:r>
@@ -4657,13 +4288,10 @@
     <w:p>
       <w:pPr>
         <w:pStyle w:val="Default"/>
-        <w:bidi w:val="0"/>
-        <w:spacing w:before="0" w:after="240" w:line="240" w:lineRule="auto"/>
-        <w:ind w:left="0" w:right="0" w:firstLine="0"/>
-        <w:jc w:val="left"/>
-        <w:rPr>
-          <w:rFonts w:ascii="Times Roman" w:cs="Times Roman" w:hAnsi="Times Roman" w:eastAsia="Times Roman"/>
-          <w:rtl w:val="0"/>
+        <w:spacing w:before="0" w:after="240" w:line="240" w:lineRule="auto"/>
+        <w:rPr>
+          <w:rFonts w:ascii="Times Roman" w:cs="Times Roman" w:hAnsi="Times Roman" w:eastAsia="Times Roman"/>
+          <w:lang w:val="en-US"/>
         </w:rPr>
       </w:pPr>
       <w:r>
@@ -4782,13 +4410,10 @@
     <w:p>
       <w:pPr>
         <w:pStyle w:val="Default"/>
-        <w:bidi w:val="0"/>
-        <w:spacing w:before="0" w:after="240" w:line="240" w:lineRule="auto"/>
-        <w:ind w:left="0" w:right="0" w:firstLine="0"/>
-        <w:jc w:val="left"/>
-        <w:rPr>
-          <w:rFonts w:ascii="Times Roman" w:cs="Times Roman" w:hAnsi="Times Roman" w:eastAsia="Times Roman"/>
-          <w:rtl w:val="0"/>
+        <w:spacing w:before="0" w:after="240" w:line="240" w:lineRule="auto"/>
+        <w:rPr>
+          <w:rFonts w:ascii="Times Roman" w:cs="Times Roman" w:hAnsi="Times Roman" w:eastAsia="Times Roman"/>
+          <w:lang w:val="en-US"/>
         </w:rPr>
       </w:pPr>
       <w:r>
@@ -4803,17 +4428,14 @@
     <w:p>
       <w:pPr>
         <w:pStyle w:val="Default"/>
-        <w:bidi w:val="0"/>
         <w:spacing w:before="0" w:after="281" w:line="240" w:lineRule="auto"/>
-        <w:ind w:left="0" w:right="0" w:firstLine="0"/>
-        <w:jc w:val="left"/>
         <w:rPr>
           <w:rFonts w:ascii="Times Roman" w:cs="Times Roman" w:hAnsi="Times Roman" w:eastAsia="Times Roman"/>
           <w:b w:val="1"/>
           <w:bCs w:val="1"/>
           <w:sz w:val="28"/>
           <w:szCs w:val="28"/>
-          <w:rtl w:val="0"/>
+          <w:lang w:val="en-US"/>
         </w:rPr>
       </w:pPr>
       <w:r>
@@ -4832,13 +4454,10 @@
     <w:p>
       <w:pPr>
         <w:pStyle w:val="Default"/>
-        <w:bidi w:val="0"/>
-        <w:spacing w:before="0" w:after="240" w:line="240" w:lineRule="auto"/>
-        <w:ind w:left="0" w:right="0" w:firstLine="0"/>
-        <w:jc w:val="left"/>
-        <w:rPr>
-          <w:rFonts w:ascii="Times Roman" w:cs="Times Roman" w:hAnsi="Times Roman" w:eastAsia="Times Roman"/>
-          <w:rtl w:val="0"/>
+        <w:spacing w:before="0" w:after="240" w:line="240" w:lineRule="auto"/>
+        <w:rPr>
+          <w:rFonts w:ascii="Times Roman" w:cs="Times Roman" w:hAnsi="Times Roman" w:eastAsia="Times Roman"/>
+          <w:lang w:val="en-US"/>
         </w:rPr>
       </w:pPr>
       <w:r>
@@ -4853,17 +4472,14 @@
     <w:p>
       <w:pPr>
         <w:pStyle w:val="Default"/>
-        <w:bidi w:val="0"/>
         <w:spacing w:before="0" w:after="299" w:line="240" w:lineRule="auto"/>
-        <w:ind w:left="0" w:right="0" w:firstLine="0"/>
-        <w:jc w:val="left"/>
         <w:rPr>
           <w:rFonts w:ascii="Times Roman" w:cs="Times Roman" w:hAnsi="Times Roman" w:eastAsia="Times Roman"/>
           <w:b w:val="1"/>
           <w:bCs w:val="1"/>
           <w:sz w:val="36"/>
           <w:szCs w:val="36"/>
-          <w:rtl w:val="0"/>
+          <w:lang w:val="it-IT"/>
         </w:rPr>
       </w:pPr>
       <w:r>
@@ -4882,13 +4498,10 @@
     <w:p>
       <w:pPr>
         <w:pStyle w:val="Default"/>
-        <w:bidi w:val="0"/>
-        <w:spacing w:before="0" w:after="240" w:line="240" w:lineRule="auto"/>
-        <w:ind w:left="0" w:right="0" w:firstLine="0"/>
-        <w:jc w:val="left"/>
-        <w:rPr>
-          <w:rFonts w:ascii="Times Roman" w:cs="Times Roman" w:hAnsi="Times Roman" w:eastAsia="Times Roman"/>
-          <w:rtl w:val="0"/>
+        <w:spacing w:before="0" w:after="240" w:line="240" w:lineRule="auto"/>
+        <w:rPr>
+          <w:rFonts w:ascii="Times Roman" w:cs="Times Roman" w:hAnsi="Times Roman" w:eastAsia="Times Roman"/>
+          <w:lang w:val="en-US"/>
         </w:rPr>
       </w:pPr>
       <w:r>
@@ -4903,13 +4516,10 @@
     <w:p>
       <w:pPr>
         <w:pStyle w:val="Default"/>
-        <w:bidi w:val="0"/>
-        <w:spacing w:before="0" w:after="240" w:line="240" w:lineRule="auto"/>
-        <w:ind w:left="0" w:right="0" w:firstLine="0"/>
-        <w:jc w:val="left"/>
-        <w:rPr>
-          <w:rFonts w:ascii="Times Roman" w:cs="Times Roman" w:hAnsi="Times Roman" w:eastAsia="Times Roman"/>
-          <w:rtl w:val="0"/>
+        <w:spacing w:before="0" w:after="240" w:line="240" w:lineRule="auto"/>
+        <w:rPr>
+          <w:rFonts w:ascii="Times Roman" w:cs="Times Roman" w:hAnsi="Times Roman" w:eastAsia="Times Roman"/>
+          <w:lang w:val="en-US"/>
         </w:rPr>
       </w:pPr>
       <w:r>
@@ -4924,13 +4534,10 @@
     <w:p>
       <w:pPr>
         <w:pStyle w:val="Default"/>
-        <w:bidi w:val="0"/>
-        <w:spacing w:before="0" w:after="240" w:line="240" w:lineRule="auto"/>
-        <w:ind w:left="0" w:right="0" w:firstLine="0"/>
-        <w:jc w:val="left"/>
-        <w:rPr>
-          <w:rFonts w:ascii="Times Roman" w:cs="Times Roman" w:hAnsi="Times Roman" w:eastAsia="Times Roman"/>
-          <w:rtl w:val="0"/>
+        <w:spacing w:before="0" w:after="240" w:line="240" w:lineRule="auto"/>
+        <w:rPr>
+          <w:rFonts w:ascii="Times Roman" w:cs="Times Roman" w:hAnsi="Times Roman" w:eastAsia="Times Roman"/>
+          <w:lang w:val="en-US"/>
         </w:rPr>
       </w:pPr>
       <w:r>
@@ -4945,15 +4552,12 @@
     <w:p>
       <w:pPr>
         <w:pStyle w:val="Default"/>
-        <w:bidi w:val="0"/>
         <w:spacing w:before="0" w:line="240" w:lineRule="auto"/>
-        <w:ind w:left="0" w:right="0" w:firstLine="0"/>
-        <w:jc w:val="left"/>
         <w:rPr>
           <w:rFonts w:ascii="Times Roman" w:cs="Times Roman" w:hAnsi="Times Roman" w:eastAsia="Times Roman"/>
           <w:outline w:val="0"/>
           <w:color w:val="808080"/>
-          <w:rtl w:val="0"/>
+          <w:u w:color="808080"/>
           <w14:textFill>
             <w14:solidFill>
               <w14:srgbClr w14:val="808080"/>
@@ -4965,13 +4569,7 @@
     <w:p>
       <w:pPr>
         <w:pStyle w:val="Default"/>
-        <w:bidi w:val="0"/>
         <w:spacing w:before="0" w:after="299" w:line="240" w:lineRule="auto"/>
-        <w:ind w:left="0" w:right="0" w:firstLine="0"/>
-        <w:jc w:val="left"/>
-        <w:rPr>
-          <w:rtl w:val="0"/>
-        </w:rPr>
       </w:pPr>
       <w:r>
         <w:rPr>
@@ -4982,7 +4580,6 @@
           <w:iCs w:val="0"/>
           <w:sz w:val="36"/>
           <w:szCs w:val="36"/>
-          <w:rtl w:val="0"/>
         </w:rPr>
         <w:br w:type="page"/>
       </w:r>
@@ -4990,17 +4587,14 @@
     <w:p>
       <w:pPr>
         <w:pStyle w:val="Default"/>
-        <w:bidi w:val="0"/>
         <w:spacing w:before="0" w:after="299" w:line="240" w:lineRule="auto"/>
-        <w:ind w:left="0" w:right="0" w:firstLine="0"/>
-        <w:jc w:val="left"/>
         <w:rPr>
           <w:rFonts w:ascii="Times Roman" w:cs="Times Roman" w:hAnsi="Times Roman" w:eastAsia="Times Roman"/>
           <w:b w:val="1"/>
           <w:bCs w:val="1"/>
           <w:sz w:val="36"/>
           <w:szCs w:val="36"/>
-          <w:rtl w:val="0"/>
+          <w:lang w:val="en-US"/>
         </w:rPr>
       </w:pPr>
       <w:r>
@@ -5019,13 +4613,10 @@
     <w:p>
       <w:pPr>
         <w:pStyle w:val="Default"/>
-        <w:bidi w:val="0"/>
-        <w:spacing w:before="0" w:after="240" w:line="240" w:lineRule="auto"/>
-        <w:ind w:left="0" w:right="0" w:firstLine="0"/>
-        <w:jc w:val="left"/>
-        <w:rPr>
-          <w:rFonts w:ascii="Times Roman" w:cs="Times Roman" w:hAnsi="Times Roman" w:eastAsia="Times Roman"/>
-          <w:rtl w:val="0"/>
+        <w:spacing w:before="0" w:after="240" w:line="240" w:lineRule="auto"/>
+        <w:rPr>
+          <w:rFonts w:ascii="Times Roman" w:cs="Times Roman" w:hAnsi="Times Roman" w:eastAsia="Times Roman"/>
+          <w:lang w:val="en-US"/>
         </w:rPr>
       </w:pPr>
       <w:r>
@@ -5040,20 +4631,19 @@
     <w:p>
       <w:pPr>
         <w:pStyle w:val="Default"/>
-        <w:bidi w:val="0"/>
-        <w:spacing w:before="0" w:after="240" w:line="240" w:lineRule="auto"/>
-        <w:ind w:left="0" w:right="0" w:firstLine="0"/>
-        <w:jc w:val="left"/>
-        <w:rPr>
-          <w:rFonts w:ascii="Times Roman" w:cs="Times Roman" w:hAnsi="Times Roman" w:eastAsia="Times Roman"/>
-          <w:rtl w:val="0"/>
+        <w:spacing w:before="0" w:after="240" w:line="240" w:lineRule="auto"/>
+        <w:rPr>
+          <w:rStyle w:val="None"/>
+          <w:rFonts w:ascii="Times Roman" w:cs="Times Roman" w:hAnsi="Times Roman" w:eastAsia="Times Roman"/>
+          <w:lang w:val="en-US"/>
         </w:rPr>
       </w:pPr>
       <w:r>
         <w:rPr>
           <w:rStyle w:val="Hyperlink.0"/>
           <w:rFonts w:ascii="Times Roman" w:cs="Times Roman" w:hAnsi="Times Roman" w:eastAsia="Times Roman"/>
-          <w:rtl w:val="0"/>
+          <w:u w:val="single"/>
+          <w:lang w:val="en-US"/>
         </w:rPr>
         <w:fldChar w:fldCharType="begin" w:fldLock="0"/>
       </w:r>
@@ -5061,7 +4651,8 @@
         <w:rPr>
           <w:rStyle w:val="Hyperlink.0"/>
           <w:rFonts w:ascii="Times Roman" w:cs="Times Roman" w:hAnsi="Times Roman" w:eastAsia="Times Roman"/>
-          <w:rtl w:val="0"/>
+          <w:u w:val="single"/>
+          <w:lang w:val="en-US"/>
         </w:rPr>
         <w:instrText xml:space="preserve"> HYPERLINK "https://github.com/td0034/OrganisedSound/"</w:instrText>
       </w:r>
@@ -5069,7 +4660,8 @@
         <w:rPr>
           <w:rStyle w:val="Hyperlink.0"/>
           <w:rFonts w:ascii="Times Roman" w:cs="Times Roman" w:hAnsi="Times Roman" w:eastAsia="Times Roman"/>
-          <w:rtl w:val="0"/>
+          <w:u w:val="single"/>
+          <w:lang w:val="en-US"/>
         </w:rPr>
         <w:fldChar w:fldCharType="separate" w:fldLock="0"/>
       </w:r>
@@ -5077,6 +4669,7 @@
         <w:rPr>
           <w:rStyle w:val="Hyperlink.0"/>
           <w:rFonts w:ascii="Times Roman" w:hAnsi="Times Roman"/>
+          <w:u w:val="single"/>
           <w:rtl w:val="0"/>
           <w:lang w:val="en-US"/>
         </w:rPr>
@@ -5084,8 +4677,7 @@
       </w:r>
       <w:r>
         <w:rPr>
-          <w:rFonts w:ascii="Times Roman" w:cs="Times Roman" w:hAnsi="Times Roman" w:eastAsia="Times Roman"/>
-          <w:rtl w:val="0"/>
+          <w:lang w:val="en-US"/>
         </w:rPr>
         <w:fldChar w:fldCharType="end" w:fldLock="0"/>
       </w:r>
@@ -5093,21 +4685,20 @@
     <w:p>
       <w:pPr>
         <w:pStyle w:val="Default"/>
-        <w:bidi w:val="0"/>
         <w:spacing w:before="0" w:after="299" w:line="240" w:lineRule="auto"/>
-        <w:ind w:left="0" w:right="0" w:firstLine="0"/>
-        <w:jc w:val="left"/>
-        <w:rPr>
+        <w:rPr>
+          <w:rStyle w:val="None"/>
           <w:rFonts w:ascii="Times Roman" w:cs="Times Roman" w:hAnsi="Times Roman" w:eastAsia="Times Roman"/>
           <w:b w:val="1"/>
           <w:bCs w:val="1"/>
           <w:sz w:val="36"/>
           <w:szCs w:val="36"/>
-          <w:rtl w:val="0"/>
-        </w:rPr>
-      </w:pPr>
-      <w:r>
-        <w:rPr>
+          <w:lang w:val="en-US"/>
+        </w:rPr>
+      </w:pPr>
+      <w:r>
+        <w:rPr>
+          <w:rStyle w:val="None"/>
           <w:rFonts w:ascii="Times Roman" w:hAnsi="Times Roman"/>
           <w:b w:val="1"/>
           <w:bCs w:val="1"/>
@@ -5122,17 +4713,16 @@
     <w:p>
       <w:pPr>
         <w:pStyle w:val="Default"/>
-        <w:bidi w:val="0"/>
-        <w:spacing w:before="0" w:after="240" w:line="240" w:lineRule="auto"/>
-        <w:ind w:left="0" w:right="0" w:firstLine="0"/>
-        <w:jc w:val="left"/>
-        <w:rPr>
-          <w:rFonts w:ascii="Times Roman" w:cs="Times Roman" w:hAnsi="Times Roman" w:eastAsia="Times Roman"/>
-          <w:rtl w:val="0"/>
-        </w:rPr>
-      </w:pPr>
-      <w:r>
-        <w:rPr>
+        <w:spacing w:before="0" w:after="240" w:line="240" w:lineRule="auto"/>
+        <w:rPr>
+          <w:rStyle w:val="None"/>
+          <w:rFonts w:ascii="Times Roman" w:cs="Times Roman" w:hAnsi="Times Roman" w:eastAsia="Times Roman"/>
+          <w:lang w:val="en-US"/>
+        </w:rPr>
+      </w:pPr>
+      <w:r>
+        <w:rPr>
+          <w:rStyle w:val="None"/>
           <w:rFonts w:ascii="Times Roman" w:hAnsi="Times Roman"/>
           <w:rtl w:val="0"/>
           <w:lang w:val="en-US"/>
@@ -5143,52 +4733,33 @@
     <w:p>
       <w:pPr>
         <w:pStyle w:val="Default"/>
-        <w:bidi w:val="0"/>
-        <w:spacing w:before="0" w:after="240" w:line="240" w:lineRule="auto"/>
-        <w:ind w:left="0" w:right="0" w:firstLine="0"/>
-        <w:jc w:val="left"/>
-        <w:rPr>
-          <w:rFonts w:ascii="Times Roman" w:cs="Times Roman" w:hAnsi="Times Roman" w:eastAsia="Times Roman"/>
-          <w:rtl w:val="0"/>
-        </w:rPr>
-      </w:pPr>
-      <w:r>
-        <w:rPr>
-          <w:rFonts w:ascii="Times Roman" w:hAnsi="Times Roman"/>
-          <w:rtl w:val="0"/>
-          <w:lang w:val="en-US"/>
-        </w:rPr>
-        <w:t>The author used ChatGPT (OpenAI) to assist with drafting, language editing</w:t>
-      </w:r>
-      <w:r>
-        <w:rPr>
-          <w:rFonts w:ascii="Times Roman" w:hAnsi="Times Roman"/>
-          <w:rtl w:val="0"/>
-          <w:lang w:val="en-US"/>
-        </w:rPr>
-        <w:t xml:space="preserve">, </w:t>
-      </w:r>
-      <w:r>
-        <w:rPr>
-          <w:rFonts w:ascii="Times Roman" w:hAnsi="Times Roman"/>
-          <w:rtl w:val="0"/>
-          <w:lang w:val="en-US"/>
-        </w:rPr>
-        <w:t>proofing, survey web development, and Python scripting for results analysis. All outputs were reviewed and edited by the author, who takes full responsibility for the final manuscript and materials.</w:t>
-      </w:r>
-    </w:p>
-    <w:p>
-      <w:pPr>
-        <w:pStyle w:val="Default"/>
-        <w:bidi w:val="0"/>
+        <w:spacing w:before="0" w:after="240" w:line="240" w:lineRule="auto"/>
+        <w:rPr>
+          <w:rStyle w:val="None"/>
+          <w:rFonts w:ascii="Times Roman" w:cs="Times Roman" w:hAnsi="Times Roman" w:eastAsia="Times Roman"/>
+          <w:lang w:val="en-US"/>
+        </w:rPr>
+      </w:pPr>
+      <w:r>
+        <w:rPr>
+          <w:rStyle w:val="None"/>
+          <w:rFonts w:ascii="Times Roman" w:hAnsi="Times Roman"/>
+          <w:rtl w:val="0"/>
+          <w:lang w:val="en-US"/>
+        </w:rPr>
+        <w:t>The author used ChatGPT (OpenAI) to assist with drafting, language editing, proofing, survey web development, and Python scripting for results analysis. All outputs were reviewed and edited by the author, who takes full responsibility for the final manuscript and materials.</w:t>
+      </w:r>
+    </w:p>
+    <w:p>
+      <w:pPr>
+        <w:pStyle w:val="Default"/>
         <w:spacing w:before="0" w:line="240" w:lineRule="auto"/>
-        <w:ind w:left="0" w:right="0" w:firstLine="0"/>
-        <w:jc w:val="left"/>
-        <w:rPr>
+        <w:rPr>
+          <w:rStyle w:val="None"/>
           <w:rFonts w:ascii="Times Roman" w:cs="Times Roman" w:hAnsi="Times Roman" w:eastAsia="Times Roman"/>
           <w:outline w:val="0"/>
           <w:color w:val="808080"/>
-          <w:rtl w:val="0"/>
+          <w:u w:color="808080"/>
           <w14:textFill>
             <w14:solidFill>
               <w14:srgbClr w14:val="808080"/>
@@ -5200,16 +4771,11 @@
     <w:p>
       <w:pPr>
         <w:pStyle w:val="Default"/>
-        <w:bidi w:val="0"/>
         <w:spacing w:before="0" w:after="299" w:line="240" w:lineRule="auto"/>
-        <w:ind w:left="0" w:right="0" w:firstLine="0"/>
-        <w:jc w:val="left"/>
-        <w:rPr>
-          <w:rtl w:val="0"/>
-        </w:rPr>
-      </w:pPr>
-      <w:r>
-        <w:rPr>
+      </w:pPr>
+      <w:r>
+        <w:rPr>
+          <w:rStyle w:val="None"/>
           <w:rFonts w:ascii="Arial Unicode MS" w:cs="Arial Unicode MS" w:hAnsi="Arial Unicode MS" w:eastAsia="Arial Unicode MS"/>
           <w:b w:val="0"/>
           <w:bCs w:val="0"/>
@@ -5217,7 +4783,6 @@
           <w:iCs w:val="0"/>
           <w:sz w:val="36"/>
           <w:szCs w:val="36"/>
-          <w:rtl w:val="0"/>
         </w:rPr>
         <w:br w:type="page"/>
       </w:r>
@@ -5225,21 +4790,19 @@
     <w:p>
       <w:pPr>
         <w:pStyle w:val="Default"/>
-        <w:bidi w:val="0"/>
         <w:spacing w:before="0" w:after="299" w:line="240" w:lineRule="auto"/>
-        <w:ind w:left="0" w:right="0" w:firstLine="0"/>
-        <w:jc w:val="left"/>
-        <w:rPr>
+        <w:rPr>
+          <w:rStyle w:val="None"/>
           <w:rFonts w:ascii="Times Roman" w:cs="Times Roman" w:hAnsi="Times Roman" w:eastAsia="Times Roman"/>
           <w:b w:val="1"/>
           <w:bCs w:val="1"/>
           <w:sz w:val="36"/>
           <w:szCs w:val="36"/>
-          <w:rtl w:val="0"/>
-        </w:rPr>
-      </w:pPr>
-      <w:r>
-        <w:rPr>
+        </w:rPr>
+      </w:pPr>
+      <w:r>
+        <w:rPr>
+          <w:rStyle w:val="None"/>
           <w:rFonts w:ascii="Times Roman" w:hAnsi="Times Roman"/>
           <w:b w:val="1"/>
           <w:bCs w:val="1"/>
@@ -5254,17 +4817,15 @@
     <w:p>
       <w:pPr>
         <w:pStyle w:val="Default"/>
-        <w:bidi w:val="0"/>
-        <w:spacing w:before="0" w:after="240" w:line="240" w:lineRule="auto"/>
-        <w:ind w:left="0" w:right="0" w:firstLine="0"/>
-        <w:jc w:val="left"/>
-        <w:rPr>
-          <w:rFonts w:ascii="Times Roman" w:cs="Times Roman" w:hAnsi="Times Roman" w:eastAsia="Times Roman"/>
-          <w:rtl w:val="0"/>
-        </w:rPr>
-      </w:pPr>
-      <w:r>
-        <w:rPr>
+        <w:spacing w:before="0" w:after="240" w:line="240" w:lineRule="auto"/>
+        <w:rPr>
+          <w:rStyle w:val="None"/>
+          <w:rFonts w:ascii="Times Roman" w:cs="Times Roman" w:hAnsi="Times Roman" w:eastAsia="Times Roman"/>
+        </w:rPr>
+      </w:pPr>
+      <w:r>
+        <w:rPr>
+          <w:rStyle w:val="None"/>
           <w:rFonts w:ascii="Times Roman" w:hAnsi="Times Roman"/>
           <w:rtl w:val="0"/>
           <w:lang w:val="en-US"/>
@@ -5273,6 +4834,7 @@
       </w:r>
       <w:r>
         <w:rPr>
+          <w:rStyle w:val="None"/>
           <w:rFonts w:ascii="Times Roman" w:hAnsi="Times Roman"/>
           <w:i w:val="1"/>
           <w:iCs w:val="1"/>
@@ -5283,8 +4845,10 @@
       </w:r>
       <w:r>
         <w:rPr>
-          <w:rFonts w:ascii="Times Roman" w:hAnsi="Times Roman"/>
-          <w:rtl w:val="0"/>
+          <w:rStyle w:val="None"/>
+          <w:rFonts w:ascii="Times Roman" w:hAnsi="Times Roman"/>
+          <w:rtl w:val="0"/>
+          <w:lang w:val="fr-FR"/>
         </w:rPr>
         <w:t xml:space="preserve"> 7: 20592043241246515. </w:t>
       </w:r>
@@ -5292,7 +4856,15 @@
         <w:rPr>
           <w:rStyle w:val="Hyperlink.1"/>
           <w:rFonts w:ascii="Times Roman" w:cs="Times Roman" w:hAnsi="Times Roman" w:eastAsia="Times Roman"/>
-          <w:rtl w:val="0"/>
+          <w:outline w:val="0"/>
+          <w:color w:val="0000ee"/>
+          <w:u w:val="single" w:color="0000ee"/>
+          <w:lang w:val="en-US"/>
+          <w14:textFill>
+            <w14:solidFill>
+              <w14:srgbClr w14:val="0000EE"/>
+            </w14:solidFill>
+          </w14:textFill>
         </w:rPr>
         <w:fldChar w:fldCharType="begin" w:fldLock="0"/>
       </w:r>
@@ -5300,7 +4872,15 @@
         <w:rPr>
           <w:rStyle w:val="Hyperlink.1"/>
           <w:rFonts w:ascii="Times Roman" w:cs="Times Roman" w:hAnsi="Times Roman" w:eastAsia="Times Roman"/>
-          <w:rtl w:val="0"/>
+          <w:outline w:val="0"/>
+          <w:color w:val="0000ee"/>
+          <w:u w:val="single" w:color="0000ee"/>
+          <w:lang w:val="en-US"/>
+          <w14:textFill>
+            <w14:solidFill>
+              <w14:srgbClr w14:val="0000EE"/>
+            </w14:solidFill>
+          </w14:textFill>
         </w:rPr>
         <w:instrText xml:space="preserve"> HYPERLINK "https://doi.org/10.1177/20592043241246515"</w:instrText>
       </w:r>
@@ -5308,7 +4888,15 @@
         <w:rPr>
           <w:rStyle w:val="Hyperlink.1"/>
           <w:rFonts w:ascii="Times Roman" w:cs="Times Roman" w:hAnsi="Times Roman" w:eastAsia="Times Roman"/>
-          <w:rtl w:val="0"/>
+          <w:outline w:val="0"/>
+          <w:color w:val="0000ee"/>
+          <w:u w:val="single" w:color="0000ee"/>
+          <w:lang w:val="en-US"/>
+          <w14:textFill>
+            <w14:solidFill>
+              <w14:srgbClr w14:val="0000EE"/>
+            </w14:solidFill>
+          </w14:textFill>
         </w:rPr>
         <w:fldChar w:fldCharType="separate" w:fldLock="0"/>
       </w:r>
@@ -5316,29 +4904,37 @@
         <w:rPr>
           <w:rStyle w:val="Hyperlink.1"/>
           <w:rFonts w:ascii="Times Roman" w:hAnsi="Times Roman"/>
-          <w:rtl w:val="0"/>
-          <w:lang w:val="en-US"/>
+          <w:outline w:val="0"/>
+          <w:color w:val="0000ee"/>
+          <w:u w:val="single" w:color="0000ee"/>
+          <w:rtl w:val="0"/>
+          <w:lang w:val="en-US"/>
+          <w14:textFill>
+            <w14:solidFill>
+              <w14:srgbClr w14:val="0000EE"/>
+            </w14:solidFill>
+          </w14:textFill>
         </w:rPr>
         <w:t>https://doi.org/10.1177/20592043241246515</w:t>
       </w:r>
       <w:r>
-        <w:rPr>
-          <w:rFonts w:ascii="Times Roman" w:cs="Times Roman" w:hAnsi="Times Roman" w:eastAsia="Times Roman"/>
-          <w:rtl w:val="0"/>
-        </w:rPr>
+        <w:rPr/>
         <w:fldChar w:fldCharType="end" w:fldLock="0"/>
       </w:r>
       <w:r>
         <w:rPr>
-          <w:rFonts w:ascii="Times Roman" w:hAnsi="Times Roman"/>
-          <w:rtl w:val="0"/>
+          <w:rStyle w:val="None"/>
+          <w:rFonts w:ascii="Times Roman" w:hAnsi="Times Roman"/>
+          <w:rtl w:val="0"/>
+          <w:lang w:val="fr-FR"/>
         </w:rPr>
         <w:t>.</w:t>
       </w:r>
       <w:r>
         <w:rPr>
-          <w:rFonts w:ascii="Times Roman" w:cs="Times Roman" w:hAnsi="Times Roman" w:eastAsia="Times Roman"/>
-          <w:rtl w:val="0"/>
+          <w:rStyle w:val="None"/>
+          <w:rFonts w:ascii="Times Roman" w:cs="Times Roman" w:hAnsi="Times Roman" w:eastAsia="Times Roman"/>
+          <w:lang w:val="fr-FR"/>
         </w:rPr>
         <w:br w:type="textWrapping"/>
       </w:r>
@@ -5346,17 +4942,15 @@
     <w:p>
       <w:pPr>
         <w:pStyle w:val="Default"/>
-        <w:bidi w:val="0"/>
-        <w:spacing w:before="0" w:after="240" w:line="240" w:lineRule="auto"/>
-        <w:ind w:left="0" w:right="0" w:firstLine="0"/>
-        <w:jc w:val="left"/>
-        <w:rPr>
-          <w:rFonts w:ascii="Times Roman" w:cs="Times Roman" w:hAnsi="Times Roman" w:eastAsia="Times Roman"/>
-          <w:rtl w:val="0"/>
-        </w:rPr>
-      </w:pPr>
-      <w:r>
-        <w:rPr>
+        <w:spacing w:before="0" w:after="240" w:line="240" w:lineRule="auto"/>
+        <w:rPr>
+          <w:rStyle w:val="None"/>
+          <w:rFonts w:ascii="Times Roman" w:cs="Times Roman" w:hAnsi="Times Roman" w:eastAsia="Times Roman"/>
+        </w:rPr>
+      </w:pPr>
+      <w:r>
+        <w:rPr>
+          <w:rStyle w:val="None"/>
           <w:rFonts w:ascii="Times Roman" w:hAnsi="Times Roman"/>
           <w:rtl w:val="0"/>
           <w:lang w:val="en-US"/>
@@ -5376,6 +4970,7 @@
       </w:r>
       <w:r>
         <w:rPr>
+          <w:rStyle w:val="None"/>
           <w:rFonts w:ascii="Times Roman" w:hAnsi="Times Roman"/>
           <w:rtl w:val="0"/>
           <w:lang w:val="en-US"/>
@@ -5384,8 +4979,9 @@
       </w:r>
       <w:r>
         <w:rPr>
-          <w:rFonts w:ascii="Times Roman" w:cs="Times Roman" w:hAnsi="Times Roman" w:eastAsia="Times Roman"/>
-          <w:rtl w:val="0"/>
+          <w:rStyle w:val="None"/>
+          <w:rFonts w:ascii="Times Roman" w:cs="Times Roman" w:hAnsi="Times Roman" w:eastAsia="Times Roman"/>
+          <w:lang w:val="fr-FR"/>
         </w:rPr>
         <w:br w:type="textWrapping"/>
       </w:r>
@@ -5393,17 +4989,15 @@
     <w:p>
       <w:pPr>
         <w:pStyle w:val="Default"/>
-        <w:bidi w:val="0"/>
-        <w:spacing w:before="0" w:after="240" w:line="240" w:lineRule="auto"/>
-        <w:ind w:left="0" w:right="0" w:firstLine="0"/>
-        <w:jc w:val="left"/>
-        <w:rPr>
-          <w:rFonts w:ascii="Times Roman" w:cs="Times Roman" w:hAnsi="Times Roman" w:eastAsia="Times Roman"/>
-          <w:rtl w:val="0"/>
-        </w:rPr>
-      </w:pPr>
-      <w:r>
-        <w:rPr>
+        <w:spacing w:before="0" w:after="240" w:line="240" w:lineRule="auto"/>
+        <w:rPr>
+          <w:rStyle w:val="None"/>
+          <w:rFonts w:ascii="Times Roman" w:cs="Times Roman" w:hAnsi="Times Roman" w:eastAsia="Times Roman"/>
+        </w:rPr>
+      </w:pPr>
+      <w:r>
+        <w:rPr>
+          <w:rStyle w:val="None"/>
           <w:rFonts w:ascii="Times Roman" w:hAnsi="Times Roman"/>
           <w:rtl w:val="0"/>
           <w:lang w:val="it-IT"/>
@@ -5423,6 +5017,7 @@
       </w:r>
       <w:r>
         <w:rPr>
+          <w:rStyle w:val="None"/>
           <w:rFonts w:ascii="Times Roman" w:hAnsi="Times Roman"/>
           <w:rtl w:val="0"/>
           <w:lang w:val="en-US"/>
@@ -5431,8 +5026,9 @@
       </w:r>
       <w:r>
         <w:rPr>
-          <w:rFonts w:ascii="Times Roman" w:cs="Times Roman" w:hAnsi="Times Roman" w:eastAsia="Times Roman"/>
-          <w:rtl w:val="0"/>
+          <w:rStyle w:val="None"/>
+          <w:rFonts w:ascii="Times Roman" w:cs="Times Roman" w:hAnsi="Times Roman" w:eastAsia="Times Roman"/>
+          <w:lang w:val="fr-FR"/>
         </w:rPr>
         <w:br w:type="textWrapping"/>
       </w:r>
@@ -5440,17 +5036,15 @@
     <w:p>
       <w:pPr>
         <w:pStyle w:val="Default"/>
-        <w:bidi w:val="0"/>
-        <w:spacing w:before="0" w:after="240" w:line="240" w:lineRule="auto"/>
-        <w:ind w:left="0" w:right="0" w:firstLine="0"/>
-        <w:jc w:val="left"/>
-        <w:rPr>
-          <w:rFonts w:ascii="Times Roman" w:cs="Times Roman" w:hAnsi="Times Roman" w:eastAsia="Times Roman"/>
-          <w:rtl w:val="0"/>
-        </w:rPr>
-      </w:pPr>
-      <w:r>
-        <w:rPr>
+        <w:spacing w:before="0" w:after="240" w:line="240" w:lineRule="auto"/>
+        <w:rPr>
+          <w:rStyle w:val="None"/>
+          <w:rFonts w:ascii="Times Roman" w:cs="Times Roman" w:hAnsi="Times Roman" w:eastAsia="Times Roman"/>
+        </w:rPr>
+      </w:pPr>
+      <w:r>
+        <w:rPr>
+          <w:rStyle w:val="None"/>
           <w:rFonts w:ascii="Times Roman" w:hAnsi="Times Roman"/>
           <w:rtl w:val="0"/>
           <w:lang w:val="it-IT"/>
@@ -5470,6 +5064,7 @@
       </w:r>
       <w:r>
         <w:rPr>
+          <w:rStyle w:val="None"/>
           <w:rFonts w:ascii="Times Roman" w:hAnsi="Times Roman"/>
           <w:rtl w:val="0"/>
           <w:lang w:val="en-US"/>
@@ -5478,8 +5073,9 @@
       </w:r>
       <w:r>
         <w:rPr>
-          <w:rFonts w:ascii="Times Roman" w:cs="Times Roman" w:hAnsi="Times Roman" w:eastAsia="Times Roman"/>
-          <w:rtl w:val="0"/>
+          <w:rStyle w:val="None"/>
+          <w:rFonts w:ascii="Times Roman" w:cs="Times Roman" w:hAnsi="Times Roman" w:eastAsia="Times Roman"/>
+          <w:lang w:val="fr-FR"/>
         </w:rPr>
         <w:br w:type="textWrapping"/>
       </w:r>
@@ -5487,17 +5083,15 @@
     <w:p>
       <w:pPr>
         <w:pStyle w:val="Default"/>
-        <w:bidi w:val="0"/>
-        <w:spacing w:before="0" w:after="240" w:line="240" w:lineRule="auto"/>
-        <w:ind w:left="0" w:right="0" w:firstLine="0"/>
-        <w:jc w:val="left"/>
-        <w:rPr>
-          <w:rFonts w:ascii="Times Roman" w:cs="Times Roman" w:hAnsi="Times Roman" w:eastAsia="Times Roman"/>
-          <w:rtl w:val="0"/>
-        </w:rPr>
-      </w:pPr>
-      <w:r>
-        <w:rPr>
+        <w:spacing w:before="0" w:after="240" w:line="240" w:lineRule="auto"/>
+        <w:rPr>
+          <w:rStyle w:val="None"/>
+          <w:rFonts w:ascii="Times Roman" w:cs="Times Roman" w:hAnsi="Times Roman" w:eastAsia="Times Roman"/>
+        </w:rPr>
+      </w:pPr>
+      <w:r>
+        <w:rPr>
+          <w:rStyle w:val="None"/>
           <w:rFonts w:ascii="Times Roman" w:hAnsi="Times Roman"/>
           <w:rtl w:val="0"/>
           <w:lang w:val="en-US"/>
@@ -5517,15 +5111,18 @@
       </w:r>
       <w:r>
         <w:rPr>
-          <w:rFonts w:ascii="Times Roman" w:hAnsi="Times Roman"/>
-          <w:rtl w:val="0"/>
+          <w:rStyle w:val="None"/>
+          <w:rFonts w:ascii="Times Roman" w:hAnsi="Times Roman"/>
+          <w:rtl w:val="0"/>
+          <w:lang w:val="fr-FR"/>
         </w:rPr>
         <w:t xml:space="preserve"> 41(1): 1-66.</w:t>
       </w:r>
       <w:r>
         <w:rPr>
-          <w:rFonts w:ascii="Times Roman" w:cs="Times Roman" w:hAnsi="Times Roman" w:eastAsia="Times Roman"/>
-          <w:rtl w:val="0"/>
+          <w:rStyle w:val="None"/>
+          <w:rFonts w:ascii="Times Roman" w:cs="Times Roman" w:hAnsi="Times Roman" w:eastAsia="Times Roman"/>
+          <w:lang w:val="fr-FR"/>
         </w:rPr>
         <w:br w:type="textWrapping"/>
       </w:r>
@@ -5533,17 +5130,15 @@
     <w:p>
       <w:pPr>
         <w:pStyle w:val="Default"/>
-        <w:bidi w:val="0"/>
-        <w:spacing w:before="0" w:after="240" w:line="240" w:lineRule="auto"/>
-        <w:ind w:left="0" w:right="0" w:firstLine="0"/>
-        <w:jc w:val="left"/>
-        <w:rPr>
-          <w:rFonts w:ascii="Times Roman" w:cs="Times Roman" w:hAnsi="Times Roman" w:eastAsia="Times Roman"/>
-          <w:rtl w:val="0"/>
-        </w:rPr>
-      </w:pPr>
-      <w:r>
-        <w:rPr>
+        <w:spacing w:before="0" w:after="240" w:line="240" w:lineRule="auto"/>
+        <w:rPr>
+          <w:rStyle w:val="None"/>
+          <w:rFonts w:ascii="Times Roman" w:cs="Times Roman" w:hAnsi="Times Roman" w:eastAsia="Times Roman"/>
+        </w:rPr>
+      </w:pPr>
+      <w:r>
+        <w:rPr>
+          <w:rStyle w:val="None"/>
           <w:rFonts w:ascii="Times Roman" w:hAnsi="Times Roman"/>
           <w:rtl w:val="0"/>
           <w:lang w:val="nl-NL"/>
@@ -5563,6 +5158,7 @@
       </w:r>
       <w:r>
         <w:rPr>
+          <w:rStyle w:val="None"/>
           <w:rFonts w:ascii="Times Roman" w:hAnsi="Times Roman"/>
           <w:rtl w:val="0"/>
           <w:lang w:val="it-IT"/>
@@ -5571,8 +5167,9 @@
       </w:r>
       <w:r>
         <w:rPr>
-          <w:rFonts w:ascii="Times Roman" w:cs="Times Roman" w:hAnsi="Times Roman" w:eastAsia="Times Roman"/>
-          <w:rtl w:val="0"/>
+          <w:rStyle w:val="None"/>
+          <w:rFonts w:ascii="Times Roman" w:cs="Times Roman" w:hAnsi="Times Roman" w:eastAsia="Times Roman"/>
+          <w:lang w:val="fr-FR"/>
         </w:rPr>
         <w:br w:type="textWrapping"/>
       </w:r>
@@ -5580,17 +5177,15 @@
     <w:p>
       <w:pPr>
         <w:pStyle w:val="Default"/>
-        <w:bidi w:val="0"/>
-        <w:spacing w:before="0" w:after="240" w:line="240" w:lineRule="auto"/>
-        <w:ind w:left="0" w:right="0" w:firstLine="0"/>
-        <w:jc w:val="left"/>
-        <w:rPr>
-          <w:rFonts w:ascii="Times Roman" w:cs="Times Roman" w:hAnsi="Times Roman" w:eastAsia="Times Roman"/>
-          <w:rtl w:val="0"/>
-        </w:rPr>
-      </w:pPr>
-      <w:r>
-        <w:rPr>
+        <w:spacing w:before="0" w:after="240" w:line="240" w:lineRule="auto"/>
+        <w:rPr>
+          <w:rStyle w:val="None"/>
+          <w:rFonts w:ascii="Times Roman" w:cs="Times Roman" w:hAnsi="Times Roman" w:eastAsia="Times Roman"/>
+        </w:rPr>
+      </w:pPr>
+      <w:r>
+        <w:rPr>
+          <w:rStyle w:val="None"/>
           <w:rFonts w:ascii="Times Roman" w:hAnsi="Times Roman"/>
           <w:rtl w:val="0"/>
           <w:lang w:val="en-US"/>
@@ -5610,6 +5205,7 @@
       </w:r>
       <w:r>
         <w:rPr>
+          <w:rStyle w:val="None"/>
           <w:rFonts w:ascii="Times Roman" w:hAnsi="Times Roman"/>
           <w:rtl w:val="0"/>
           <w:lang w:val="en-US"/>
@@ -5620,7 +5216,15 @@
         <w:rPr>
           <w:rStyle w:val="Hyperlink.1"/>
           <w:rFonts w:ascii="Times Roman" w:cs="Times Roman" w:hAnsi="Times Roman" w:eastAsia="Times Roman"/>
-          <w:rtl w:val="0"/>
+          <w:outline w:val="0"/>
+          <w:color w:val="0000ee"/>
+          <w:u w:val="single" w:color="0000ee"/>
+          <w:lang w:val="en-US"/>
+          <w14:textFill>
+            <w14:solidFill>
+              <w14:srgbClr w14:val="0000EE"/>
+            </w14:solidFill>
+          </w14:textFill>
         </w:rPr>
         <w:fldChar w:fldCharType="begin" w:fldLock="0"/>
       </w:r>
@@ -5628,7 +5232,15 @@
         <w:rPr>
           <w:rStyle w:val="Hyperlink.1"/>
           <w:rFonts w:ascii="Times Roman" w:cs="Times Roman" w:hAnsi="Times Roman" w:eastAsia="Times Roman"/>
-          <w:rtl w:val="0"/>
+          <w:outline w:val="0"/>
+          <w:color w:val="0000ee"/>
+          <w:u w:val="single" w:color="0000ee"/>
+          <w:lang w:val="en-US"/>
+          <w14:textFill>
+            <w14:solidFill>
+              <w14:srgbClr w14:val="0000EE"/>
+            </w14:solidFill>
+          </w14:textFill>
         </w:rPr>
         <w:instrText xml:space="preserve"> HYPERLINK "https://doi.org/10.1007/978-3-031-90167-6_4"</w:instrText>
       </w:r>
@@ -5636,7 +5248,15 @@
         <w:rPr>
           <w:rStyle w:val="Hyperlink.1"/>
           <w:rFonts w:ascii="Times Roman" w:cs="Times Roman" w:hAnsi="Times Roman" w:eastAsia="Times Roman"/>
-          <w:rtl w:val="0"/>
+          <w:outline w:val="0"/>
+          <w:color w:val="0000ee"/>
+          <w:u w:val="single" w:color="0000ee"/>
+          <w:lang w:val="en-US"/>
+          <w14:textFill>
+            <w14:solidFill>
+              <w14:srgbClr w14:val="0000EE"/>
+            </w14:solidFill>
+          </w14:textFill>
         </w:rPr>
         <w:fldChar w:fldCharType="separate" w:fldLock="0"/>
       </w:r>
@@ -5644,29 +5264,37 @@
         <w:rPr>
           <w:rStyle w:val="Hyperlink.1"/>
           <w:rFonts w:ascii="Times Roman" w:hAnsi="Times Roman"/>
-          <w:rtl w:val="0"/>
-          <w:lang w:val="en-US"/>
+          <w:outline w:val="0"/>
+          <w:color w:val="0000ee"/>
+          <w:u w:val="single" w:color="0000ee"/>
+          <w:rtl w:val="0"/>
+          <w:lang w:val="en-US"/>
+          <w14:textFill>
+            <w14:solidFill>
+              <w14:srgbClr w14:val="0000EE"/>
+            </w14:solidFill>
+          </w14:textFill>
         </w:rPr>
         <w:t>https://doi.org/10.1007/978-3-031-90167-6_4</w:t>
       </w:r>
       <w:r>
-        <w:rPr>
-          <w:rFonts w:ascii="Times Roman" w:cs="Times Roman" w:hAnsi="Times Roman" w:eastAsia="Times Roman"/>
-          <w:rtl w:val="0"/>
-        </w:rPr>
+        <w:rPr/>
         <w:fldChar w:fldCharType="end" w:fldLock="0"/>
       </w:r>
       <w:r>
         <w:rPr>
-          <w:rFonts w:ascii="Times Roman" w:hAnsi="Times Roman"/>
-          <w:rtl w:val="0"/>
+          <w:rStyle w:val="None"/>
+          <w:rFonts w:ascii="Times Roman" w:hAnsi="Times Roman"/>
+          <w:rtl w:val="0"/>
+          <w:lang w:val="fr-FR"/>
         </w:rPr>
         <w:t>.</w:t>
       </w:r>
       <w:r>
         <w:rPr>
-          <w:rFonts w:ascii="Times Roman" w:cs="Times Roman" w:hAnsi="Times Roman" w:eastAsia="Times Roman"/>
-          <w:rtl w:val="0"/>
+          <w:rStyle w:val="None"/>
+          <w:rFonts w:ascii="Times Roman" w:cs="Times Roman" w:hAnsi="Times Roman" w:eastAsia="Times Roman"/>
+          <w:lang w:val="fr-FR"/>
         </w:rPr>
         <w:br w:type="textWrapping"/>
       </w:r>
@@ -5674,17 +5302,15 @@
     <w:p>
       <w:pPr>
         <w:pStyle w:val="Default"/>
-        <w:bidi w:val="0"/>
-        <w:spacing w:before="0" w:after="240" w:line="240" w:lineRule="auto"/>
-        <w:ind w:left="0" w:right="0" w:firstLine="0"/>
-        <w:jc w:val="left"/>
-        <w:rPr>
-          <w:rFonts w:ascii="Times Roman" w:cs="Times Roman" w:hAnsi="Times Roman" w:eastAsia="Times Roman"/>
-          <w:rtl w:val="0"/>
-        </w:rPr>
-      </w:pPr>
-      <w:r>
-        <w:rPr>
+        <w:spacing w:before="0" w:after="240" w:line="240" w:lineRule="auto"/>
+        <w:rPr>
+          <w:rStyle w:val="None"/>
+          <w:rFonts w:ascii="Times Roman" w:cs="Times Roman" w:hAnsi="Times Roman" w:eastAsia="Times Roman"/>
+        </w:rPr>
+      </w:pPr>
+      <w:r>
+        <w:rPr>
+          <w:rStyle w:val="None"/>
           <w:rFonts w:ascii="Times Roman" w:hAnsi="Times Roman"/>
           <w:rtl w:val="0"/>
           <w:lang w:val="en-US"/>
@@ -5704,15 +5330,18 @@
       </w:r>
       <w:r>
         <w:rPr>
-          <w:rFonts w:ascii="Times Roman" w:hAnsi="Times Roman"/>
-          <w:rtl w:val="0"/>
+          <w:rStyle w:val="None"/>
+          <w:rFonts w:ascii="Times Roman" w:hAnsi="Times Roman"/>
+          <w:rtl w:val="0"/>
+          <w:lang w:val="fr-FR"/>
         </w:rPr>
         <w:t xml:space="preserve"> 42(2): 241-263.</w:t>
       </w:r>
       <w:r>
         <w:rPr>
-          <w:rFonts w:ascii="Times Roman" w:cs="Times Roman" w:hAnsi="Times Roman" w:eastAsia="Times Roman"/>
-          <w:rtl w:val="0"/>
+          <w:rStyle w:val="None"/>
+          <w:rFonts w:ascii="Times Roman" w:cs="Times Roman" w:hAnsi="Times Roman" w:eastAsia="Times Roman"/>
+          <w:lang w:val="fr-FR"/>
         </w:rPr>
         <w:br w:type="textWrapping"/>
       </w:r>
@@ -5720,17 +5349,15 @@
     <w:p>
       <w:pPr>
         <w:pStyle w:val="Default"/>
-        <w:bidi w:val="0"/>
-        <w:spacing w:before="0" w:after="240" w:line="240" w:lineRule="auto"/>
-        <w:ind w:left="0" w:right="0" w:firstLine="0"/>
-        <w:jc w:val="left"/>
-        <w:rPr>
-          <w:rFonts w:ascii="Times Roman" w:cs="Times Roman" w:hAnsi="Times Roman" w:eastAsia="Times Roman"/>
-          <w:rtl w:val="0"/>
-        </w:rPr>
-      </w:pPr>
-      <w:r>
-        <w:rPr>
+        <w:spacing w:before="0" w:after="240" w:line="240" w:lineRule="auto"/>
+        <w:rPr>
+          <w:rStyle w:val="None"/>
+          <w:rFonts w:ascii="Times Roman" w:cs="Times Roman" w:hAnsi="Times Roman" w:eastAsia="Times Roman"/>
+        </w:rPr>
+      </w:pPr>
+      <w:r>
+        <w:rPr>
+          <w:rStyle w:val="None"/>
           <w:rFonts w:ascii="Times Roman" w:hAnsi="Times Roman"/>
           <w:rtl w:val="0"/>
           <w:lang w:val="fr-FR"/>
@@ -5739,6 +5366,7 @@
       </w:r>
       <w:r>
         <w:rPr>
+          <w:rStyle w:val="None"/>
           <w:rFonts w:ascii="Times Roman" w:hAnsi="Times Roman" w:hint="default"/>
           <w:rtl w:val="0"/>
           <w:lang w:val="sv-SE"/>
@@ -5747,6 +5375,7 @@
       </w:r>
       <w:r>
         <w:rPr>
+          <w:rStyle w:val="None"/>
           <w:rFonts w:ascii="Times Roman" w:hAnsi="Times Roman"/>
           <w:rtl w:val="0"/>
           <w:lang w:val="en-US"/>
@@ -5755,6 +5384,7 @@
       </w:r>
       <w:r>
         <w:rPr>
+          <w:rStyle w:val="None"/>
           <w:rFonts w:ascii="Times Roman" w:hAnsi="Times Roman" w:hint="default"/>
           <w:rtl w:val="0"/>
           <w:lang w:val="sv-SE"/>
@@ -5763,6 +5393,7 @@
       </w:r>
       <w:r>
         <w:rPr>
+          <w:rStyle w:val="None"/>
           <w:rFonts w:ascii="Times Roman" w:hAnsi="Times Roman"/>
           <w:rtl w:val="0"/>
           <w:lang w:val="it-IT"/>
@@ -5782,6 +5413,7 @@
       </w:r>
       <w:r>
         <w:rPr>
+          <w:rStyle w:val="None"/>
           <w:rFonts w:ascii="Times Roman" w:hAnsi="Times Roman"/>
           <w:rtl w:val="0"/>
           <w:lang w:val="it-IT"/>
@@ -5792,7 +5424,15 @@
         <w:rPr>
           <w:rStyle w:val="Hyperlink.1"/>
           <w:rFonts w:ascii="Times Roman" w:cs="Times Roman" w:hAnsi="Times Roman" w:eastAsia="Times Roman"/>
-          <w:rtl w:val="0"/>
+          <w:outline w:val="0"/>
+          <w:color w:val="0000ee"/>
+          <w:u w:val="single" w:color="0000ee"/>
+          <w:lang w:val="en-US"/>
+          <w14:textFill>
+            <w14:solidFill>
+              <w14:srgbClr w14:val="0000EE"/>
+            </w14:solidFill>
+          </w14:textFill>
         </w:rPr>
         <w:fldChar w:fldCharType="begin" w:fldLock="0"/>
       </w:r>
@@ -5800,7 +5440,15 @@
         <w:rPr>
           <w:rStyle w:val="Hyperlink.1"/>
           <w:rFonts w:ascii="Times Roman" w:cs="Times Roman" w:hAnsi="Times Roman" w:eastAsia="Times Roman"/>
-          <w:rtl w:val="0"/>
+          <w:outline w:val="0"/>
+          <w:color w:val="0000ee"/>
+          <w:u w:val="single" w:color="0000ee"/>
+          <w:lang w:val="en-US"/>
+          <w14:textFill>
+            <w14:solidFill>
+              <w14:srgbClr w14:val="0000EE"/>
+            </w14:solidFill>
+          </w14:textFill>
         </w:rPr>
         <w:instrText xml:space="preserve"> HYPERLINK "https://doi.org/10.1057/9780230275201_2"</w:instrText>
       </w:r>
@@ -5808,7 +5456,15 @@
         <w:rPr>
           <w:rStyle w:val="Hyperlink.1"/>
           <w:rFonts w:ascii="Times Roman" w:cs="Times Roman" w:hAnsi="Times Roman" w:eastAsia="Times Roman"/>
-          <w:rtl w:val="0"/>
+          <w:outline w:val="0"/>
+          <w:color w:val="0000ee"/>
+          <w:u w:val="single" w:color="0000ee"/>
+          <w:lang w:val="en-US"/>
+          <w14:textFill>
+            <w14:solidFill>
+              <w14:srgbClr w14:val="0000EE"/>
+            </w14:solidFill>
+          </w14:textFill>
         </w:rPr>
         <w:fldChar w:fldCharType="separate" w:fldLock="0"/>
       </w:r>
@@ -5816,29 +5472,37 @@
         <w:rPr>
           <w:rStyle w:val="Hyperlink.1"/>
           <w:rFonts w:ascii="Times Roman" w:hAnsi="Times Roman"/>
-          <w:rtl w:val="0"/>
-          <w:lang w:val="en-US"/>
+          <w:outline w:val="0"/>
+          <w:color w:val="0000ee"/>
+          <w:u w:val="single" w:color="0000ee"/>
+          <w:rtl w:val="0"/>
+          <w:lang w:val="en-US"/>
+          <w14:textFill>
+            <w14:solidFill>
+              <w14:srgbClr w14:val="0000EE"/>
+            </w14:solidFill>
+          </w14:textFill>
         </w:rPr>
         <w:t>https://doi.org/10.1057/9780230275201_2</w:t>
       </w:r>
       <w:r>
-        <w:rPr>
-          <w:rFonts w:ascii="Times Roman" w:cs="Times Roman" w:hAnsi="Times Roman" w:eastAsia="Times Roman"/>
-          <w:rtl w:val="0"/>
-        </w:rPr>
+        <w:rPr/>
         <w:fldChar w:fldCharType="end" w:fldLock="0"/>
       </w:r>
       <w:r>
         <w:rPr>
-          <w:rFonts w:ascii="Times Roman" w:hAnsi="Times Roman"/>
-          <w:rtl w:val="0"/>
+          <w:rStyle w:val="None"/>
+          <w:rFonts w:ascii="Times Roman" w:hAnsi="Times Roman"/>
+          <w:rtl w:val="0"/>
+          <w:lang w:val="fr-FR"/>
         </w:rPr>
         <w:t>.</w:t>
       </w:r>
       <w:r>
         <w:rPr>
-          <w:rFonts w:ascii="Times Roman" w:cs="Times Roman" w:hAnsi="Times Roman" w:eastAsia="Times Roman"/>
-          <w:rtl w:val="0"/>
+          <w:rStyle w:val="None"/>
+          <w:rFonts w:ascii="Times Roman" w:cs="Times Roman" w:hAnsi="Times Roman" w:eastAsia="Times Roman"/>
+          <w:lang w:val="fr-FR"/>
         </w:rPr>
         <w:br w:type="textWrapping"/>
       </w:r>
@@ -5846,17 +5510,15 @@
     <w:p>
       <w:pPr>
         <w:pStyle w:val="Default"/>
-        <w:bidi w:val="0"/>
-        <w:spacing w:before="0" w:after="240" w:line="240" w:lineRule="auto"/>
-        <w:ind w:left="0" w:right="0" w:firstLine="0"/>
-        <w:jc w:val="left"/>
-        <w:rPr>
-          <w:rFonts w:ascii="Times Roman" w:cs="Times Roman" w:hAnsi="Times Roman" w:eastAsia="Times Roman"/>
-          <w:rtl w:val="0"/>
-        </w:rPr>
-      </w:pPr>
-      <w:r>
-        <w:rPr>
+        <w:spacing w:before="0" w:after="240" w:line="240" w:lineRule="auto"/>
+        <w:rPr>
+          <w:rStyle w:val="None"/>
+          <w:rFonts w:ascii="Times Roman" w:cs="Times Roman" w:hAnsi="Times Roman" w:eastAsia="Times Roman"/>
+        </w:rPr>
+      </w:pPr>
+      <w:r>
+        <w:rPr>
+          <w:rStyle w:val="None"/>
           <w:rFonts w:ascii="Times Roman" w:hAnsi="Times Roman"/>
           <w:rtl w:val="0"/>
           <w:lang w:val="en-US"/>
@@ -5876,6 +5538,7 @@
       </w:r>
       <w:r>
         <w:rPr>
+          <w:rStyle w:val="None"/>
           <w:rFonts w:ascii="Times Roman" w:hAnsi="Times Roman"/>
           <w:rtl w:val="0"/>
           <w:lang w:val="da-DK"/>
@@ -5886,7 +5549,15 @@
         <w:rPr>
           <w:rStyle w:val="Hyperlink.1"/>
           <w:rFonts w:ascii="Times Roman" w:cs="Times Roman" w:hAnsi="Times Roman" w:eastAsia="Times Roman"/>
-          <w:rtl w:val="0"/>
+          <w:outline w:val="0"/>
+          <w:color w:val="0000ee"/>
+          <w:u w:val="single" w:color="0000ee"/>
+          <w:lang w:val="en-US"/>
+          <w14:textFill>
+            <w14:solidFill>
+              <w14:srgbClr w14:val="0000EE"/>
+            </w14:solidFill>
+          </w14:textFill>
         </w:rPr>
         <w:fldChar w:fldCharType="begin" w:fldLock="0"/>
       </w:r>
@@ -5894,7 +5565,15 @@
         <w:rPr>
           <w:rStyle w:val="Hyperlink.1"/>
           <w:rFonts w:ascii="Times Roman" w:cs="Times Roman" w:hAnsi="Times Roman" w:eastAsia="Times Roman"/>
-          <w:rtl w:val="0"/>
+          <w:outline w:val="0"/>
+          <w:color w:val="0000ee"/>
+          <w:u w:val="single" w:color="0000ee"/>
+          <w:lang w:val="en-US"/>
+          <w14:textFill>
+            <w14:solidFill>
+              <w14:srgbClr w14:val="0000EE"/>
+            </w14:solidFill>
+          </w14:textFill>
         </w:rPr>
         <w:instrText xml:space="preserve"> HYPERLINK "https://doi.org/10.1007/978-1-84628-600-1_8"</w:instrText>
       </w:r>
@@ -5902,7 +5581,15 @@
         <w:rPr>
           <w:rStyle w:val="Hyperlink.1"/>
           <w:rFonts w:ascii="Times Roman" w:cs="Times Roman" w:hAnsi="Times Roman" w:eastAsia="Times Roman"/>
-          <w:rtl w:val="0"/>
+          <w:outline w:val="0"/>
+          <w:color w:val="0000ee"/>
+          <w:u w:val="single" w:color="0000ee"/>
+          <w:lang w:val="en-US"/>
+          <w14:textFill>
+            <w14:solidFill>
+              <w14:srgbClr w14:val="0000EE"/>
+            </w14:solidFill>
+          </w14:textFill>
         </w:rPr>
         <w:fldChar w:fldCharType="separate" w:fldLock="0"/>
       </w:r>
@@ -5910,29 +5597,37 @@
         <w:rPr>
           <w:rStyle w:val="Hyperlink.1"/>
           <w:rFonts w:ascii="Times Roman" w:hAnsi="Times Roman"/>
-          <w:rtl w:val="0"/>
-          <w:lang w:val="en-US"/>
+          <w:outline w:val="0"/>
+          <w:color w:val="0000ee"/>
+          <w:u w:val="single" w:color="0000ee"/>
+          <w:rtl w:val="0"/>
+          <w:lang w:val="en-US"/>
+          <w14:textFill>
+            <w14:solidFill>
+              <w14:srgbClr w14:val="0000EE"/>
+            </w14:solidFill>
+          </w14:textFill>
         </w:rPr>
         <w:t>https://doi.org/10.1007/978-1-84628-600-1_8</w:t>
       </w:r>
       <w:r>
-        <w:rPr>
-          <w:rFonts w:ascii="Times Roman" w:cs="Times Roman" w:hAnsi="Times Roman" w:eastAsia="Times Roman"/>
-          <w:rtl w:val="0"/>
-        </w:rPr>
+        <w:rPr/>
         <w:fldChar w:fldCharType="end" w:fldLock="0"/>
       </w:r>
       <w:r>
         <w:rPr>
-          <w:rFonts w:ascii="Times Roman" w:hAnsi="Times Roman"/>
-          <w:rtl w:val="0"/>
+          <w:rStyle w:val="None"/>
+          <w:rFonts w:ascii="Times Roman" w:hAnsi="Times Roman"/>
+          <w:rtl w:val="0"/>
+          <w:lang w:val="fr-FR"/>
         </w:rPr>
         <w:t>.</w:t>
       </w:r>
       <w:r>
         <w:rPr>
-          <w:rFonts w:ascii="Times Roman" w:cs="Times Roman" w:hAnsi="Times Roman" w:eastAsia="Times Roman"/>
-          <w:rtl w:val="0"/>
+          <w:rStyle w:val="None"/>
+          <w:rFonts w:ascii="Times Roman" w:cs="Times Roman" w:hAnsi="Times Roman" w:eastAsia="Times Roman"/>
+          <w:lang w:val="fr-FR"/>
         </w:rPr>
         <w:br w:type="textWrapping"/>
       </w:r>
@@ -5940,31 +5635,33 @@
     <w:p>
       <w:pPr>
         <w:pStyle w:val="Default"/>
-        <w:bidi w:val="0"/>
-        <w:spacing w:before="0" w:after="240" w:line="240" w:lineRule="auto"/>
-        <w:ind w:left="0" w:right="0" w:firstLine="0"/>
-        <w:jc w:val="left"/>
-        <w:rPr>
-          <w:rFonts w:ascii="Times Roman" w:cs="Times Roman" w:hAnsi="Times Roman" w:eastAsia="Times Roman"/>
-          <w:rtl w:val="0"/>
-        </w:rPr>
-      </w:pPr>
-      <w:r>
-        <w:rPr>
-          <w:rFonts w:ascii="Times Roman" w:hAnsi="Times Roman"/>
-          <w:rtl w:val="0"/>
+        <w:spacing w:before="0" w:after="240" w:line="240" w:lineRule="auto"/>
+        <w:rPr>
+          <w:rStyle w:val="None"/>
+          <w:rFonts w:ascii="Times Roman" w:cs="Times Roman" w:hAnsi="Times Roman" w:eastAsia="Times Roman"/>
+        </w:rPr>
+      </w:pPr>
+      <w:r>
+        <w:rPr>
+          <w:rStyle w:val="None"/>
+          <w:rFonts w:ascii="Times Roman" w:hAnsi="Times Roman"/>
+          <w:rtl w:val="0"/>
+          <w:lang w:val="fr-FR"/>
         </w:rPr>
         <w:t>O</w:t>
       </w:r>
       <w:r>
         <w:rPr>
-          <w:rFonts w:ascii="Times Roman" w:hAnsi="Times Roman" w:hint="default"/>
-          <w:rtl w:val="1"/>
+          <w:rStyle w:val="None"/>
+          <w:rFonts w:ascii="Arial Unicode MS" w:hAnsi="Arial Unicode MS" w:hint="default"/>
+          <w:rtl w:val="0"/>
+          <w:lang w:val="fr-FR"/>
         </w:rPr>
         <w:t>’</w:t>
       </w:r>
       <w:r>
         <w:rPr>
+          <w:rStyle w:val="None"/>
           <w:rFonts w:ascii="Times Roman" w:hAnsi="Times Roman"/>
           <w:rtl w:val="0"/>
           <w:lang w:val="en-US"/>
@@ -5984,8 +5681,10 @@
       </w:r>
       <w:r>
         <w:rPr>
-          <w:rFonts w:ascii="Times Roman" w:hAnsi="Times Roman"/>
-          <w:rtl w:val="0"/>
+          <w:rStyle w:val="None"/>
+          <w:rFonts w:ascii="Times Roman" w:hAnsi="Times Roman"/>
+          <w:rtl w:val="0"/>
+          <w:lang w:val="fr-FR"/>
         </w:rPr>
         <w:t xml:space="preserve"> 35(1): 28-42. </w:t>
       </w:r>
@@ -5993,7 +5692,15 @@
         <w:rPr>
           <w:rStyle w:val="Hyperlink.1"/>
           <w:rFonts w:ascii="Times Roman" w:cs="Times Roman" w:hAnsi="Times Roman" w:eastAsia="Times Roman"/>
-          <w:rtl w:val="0"/>
+          <w:outline w:val="0"/>
+          <w:color w:val="0000ee"/>
+          <w:u w:val="single" w:color="0000ee"/>
+          <w:lang w:val="en-US"/>
+          <w14:textFill>
+            <w14:solidFill>
+              <w14:srgbClr w14:val="0000EE"/>
+            </w14:solidFill>
+          </w14:textFill>
         </w:rPr>
         <w:fldChar w:fldCharType="begin" w:fldLock="0"/>
       </w:r>
@@ -6001,7 +5708,15 @@
         <w:rPr>
           <w:rStyle w:val="Hyperlink.1"/>
           <w:rFonts w:ascii="Times Roman" w:cs="Times Roman" w:hAnsi="Times Roman" w:eastAsia="Times Roman"/>
-          <w:rtl w:val="0"/>
+          <w:outline w:val="0"/>
+          <w:color w:val="0000ee"/>
+          <w:u w:val="single" w:color="0000ee"/>
+          <w:lang w:val="en-US"/>
+          <w14:textFill>
+            <w14:solidFill>
+              <w14:srgbClr w14:val="0000EE"/>
+            </w14:solidFill>
+          </w14:textFill>
         </w:rPr>
         <w:instrText xml:space="preserve"> HYPERLINK "https://doi.org/10.1162/COMJ_a_00038"</w:instrText>
       </w:r>
@@ -6009,7 +5724,15 @@
         <w:rPr>
           <w:rStyle w:val="Hyperlink.1"/>
           <w:rFonts w:ascii="Times Roman" w:cs="Times Roman" w:hAnsi="Times Roman" w:eastAsia="Times Roman"/>
-          <w:rtl w:val="0"/>
+          <w:outline w:val="0"/>
+          <w:color w:val="0000ee"/>
+          <w:u w:val="single" w:color="0000ee"/>
+          <w:lang w:val="en-US"/>
+          <w14:textFill>
+            <w14:solidFill>
+              <w14:srgbClr w14:val="0000EE"/>
+            </w14:solidFill>
+          </w14:textFill>
         </w:rPr>
         <w:fldChar w:fldCharType="separate" w:fldLock="0"/>
       </w:r>
@@ -6017,29 +5740,37 @@
         <w:rPr>
           <w:rStyle w:val="Hyperlink.1"/>
           <w:rFonts w:ascii="Times Roman" w:hAnsi="Times Roman"/>
-          <w:rtl w:val="0"/>
-          <w:lang w:val="en-US"/>
+          <w:outline w:val="0"/>
+          <w:color w:val="0000ee"/>
+          <w:u w:val="single" w:color="0000ee"/>
+          <w:rtl w:val="0"/>
+          <w:lang w:val="en-US"/>
+          <w14:textFill>
+            <w14:solidFill>
+              <w14:srgbClr w14:val="0000EE"/>
+            </w14:solidFill>
+          </w14:textFill>
         </w:rPr>
         <w:t>https://doi.org/10.1162/COMJ_a_00038</w:t>
       </w:r>
       <w:r>
-        <w:rPr>
-          <w:rFonts w:ascii="Times Roman" w:cs="Times Roman" w:hAnsi="Times Roman" w:eastAsia="Times Roman"/>
-          <w:rtl w:val="0"/>
-        </w:rPr>
+        <w:rPr/>
         <w:fldChar w:fldCharType="end" w:fldLock="0"/>
       </w:r>
       <w:r>
         <w:rPr>
-          <w:rFonts w:ascii="Times Roman" w:hAnsi="Times Roman"/>
-          <w:rtl w:val="0"/>
+          <w:rStyle w:val="None"/>
+          <w:rFonts w:ascii="Times Roman" w:hAnsi="Times Roman"/>
+          <w:rtl w:val="0"/>
+          <w:lang w:val="fr-FR"/>
         </w:rPr>
         <w:t>.</w:t>
       </w:r>
       <w:r>
         <w:rPr>
-          <w:rFonts w:ascii="Times Roman" w:cs="Times Roman" w:hAnsi="Times Roman" w:eastAsia="Times Roman"/>
-          <w:rtl w:val="0"/>
+          <w:rStyle w:val="None"/>
+          <w:rFonts w:ascii="Times Roman" w:cs="Times Roman" w:hAnsi="Times Roman" w:eastAsia="Times Roman"/>
+          <w:lang w:val="fr-FR"/>
         </w:rPr>
         <w:br w:type="textWrapping"/>
       </w:r>
@@ -6047,17 +5778,15 @@
     <w:p>
       <w:pPr>
         <w:pStyle w:val="Default"/>
-        <w:bidi w:val="0"/>
-        <w:spacing w:before="0" w:after="240" w:line="240" w:lineRule="auto"/>
-        <w:ind w:left="0" w:right="0" w:firstLine="0"/>
-        <w:jc w:val="left"/>
-        <w:rPr>
-          <w:rFonts w:ascii="Times Roman" w:cs="Times Roman" w:hAnsi="Times Roman" w:eastAsia="Times Roman"/>
-          <w:rtl w:val="0"/>
-        </w:rPr>
-      </w:pPr>
-      <w:r>
-        <w:rPr>
+        <w:spacing w:before="0" w:after="240" w:line="240" w:lineRule="auto"/>
+        <w:rPr>
+          <w:rStyle w:val="None"/>
+          <w:rFonts w:ascii="Times Roman" w:cs="Times Roman" w:hAnsi="Times Roman" w:eastAsia="Times Roman"/>
+        </w:rPr>
+      </w:pPr>
+      <w:r>
+        <w:rPr>
+          <w:rStyle w:val="None"/>
           <w:rFonts w:ascii="Times Roman" w:hAnsi="Times Roman"/>
           <w:rtl w:val="0"/>
           <w:lang w:val="en-US"/>
@@ -6068,7 +5797,15 @@
         <w:rPr>
           <w:rStyle w:val="Hyperlink.1"/>
           <w:rFonts w:ascii="Times Roman" w:cs="Times Roman" w:hAnsi="Times Roman" w:eastAsia="Times Roman"/>
-          <w:rtl w:val="0"/>
+          <w:outline w:val="0"/>
+          <w:color w:val="0000ee"/>
+          <w:u w:val="single" w:color="0000ee"/>
+          <w:lang w:val="en-US"/>
+          <w14:textFill>
+            <w14:solidFill>
+              <w14:srgbClr w14:val="0000EE"/>
+            </w14:solidFill>
+          </w14:textFill>
         </w:rPr>
         <w:fldChar w:fldCharType="begin" w:fldLock="0"/>
       </w:r>
@@ -6076,7 +5813,15 @@
         <w:rPr>
           <w:rStyle w:val="Hyperlink.1"/>
           <w:rFonts w:ascii="Times Roman" w:cs="Times Roman" w:hAnsi="Times Roman" w:eastAsia="Times Roman"/>
-          <w:rtl w:val="0"/>
+          <w:outline w:val="0"/>
+          <w:color w:val="0000ee"/>
+          <w:u w:val="single" w:color="0000ee"/>
+          <w:lang w:val="en-US"/>
+          <w14:textFill>
+            <w14:solidFill>
+              <w14:srgbClr w14:val="0000EE"/>
+            </w14:solidFill>
+          </w14:textFill>
         </w:rPr>
         <w:instrText xml:space="preserve"> HYPERLINK "http://www.cambridge.org/core/journals/organised-sound/announcements/call-for-papers/call-electroacoustic-audiovisual-composition-and-intermediality-reconceptualising-media-relationships"</w:instrText>
       </w:r>
@@ -6084,7 +5829,15 @@
         <w:rPr>
           <w:rStyle w:val="Hyperlink.1"/>
           <w:rFonts w:ascii="Times Roman" w:cs="Times Roman" w:hAnsi="Times Roman" w:eastAsia="Times Roman"/>
-          <w:rtl w:val="0"/>
+          <w:outline w:val="0"/>
+          <w:color w:val="0000ee"/>
+          <w:u w:val="single" w:color="0000ee"/>
+          <w:lang w:val="en-US"/>
+          <w14:textFill>
+            <w14:solidFill>
+              <w14:srgbClr w14:val="0000EE"/>
+            </w14:solidFill>
+          </w14:textFill>
         </w:rPr>
         <w:fldChar w:fldCharType="separate" w:fldLock="0"/>
       </w:r>
@@ -6092,43 +5845,44 @@
         <w:rPr>
           <w:rStyle w:val="Hyperlink.1"/>
           <w:rFonts w:ascii="Times Roman" w:hAnsi="Times Roman"/>
-          <w:rtl w:val="0"/>
-          <w:lang w:val="en-US"/>
+          <w:outline w:val="0"/>
+          <w:color w:val="0000ee"/>
+          <w:u w:val="single" w:color="0000ee"/>
+          <w:rtl w:val="0"/>
+          <w:lang w:val="en-US"/>
+          <w14:textFill>
+            <w14:solidFill>
+              <w14:srgbClr w14:val="0000EE"/>
+            </w14:solidFill>
+          </w14:textFill>
         </w:rPr>
         <w:t>www.cambridge.org/core/journals/organised-sound/announcements/call-for-papers/call-electroacoustic-audiovisual-composition-and-intermediality-reconceptualising-media-relationships</w:t>
       </w:r>
       <w:r>
-        <w:rPr>
-          <w:rFonts w:ascii="Times Roman" w:cs="Times Roman" w:hAnsi="Times Roman" w:eastAsia="Times Roman"/>
-          <w:rtl w:val="0"/>
-        </w:rPr>
+        <w:rPr/>
         <w:fldChar w:fldCharType="end" w:fldLock="0"/>
       </w:r>
       <w:r>
         <w:rPr>
-          <w:rFonts w:ascii="Times Roman" w:hAnsi="Times Roman"/>
-          <w:rtl w:val="0"/>
-          <w:lang w:val="en-US"/>
-        </w:rPr>
-        <w:t xml:space="preserve"> (accessed </w:t>
-      </w:r>
-      <w:r>
-        <w:rPr>
-          <w:rFonts w:ascii="Times Roman" w:hAnsi="Times Roman"/>
-          <w:rtl w:val="0"/>
-          <w:lang w:val="en-US"/>
-        </w:rPr>
-        <w:t>5</w:t>
-      </w:r>
-      <w:r>
-        <w:rPr>
-          <w:rFonts w:ascii="Times Roman" w:hAnsi="Times Roman"/>
-          <w:rtl w:val="0"/>
+          <w:rStyle w:val="None"/>
+          <w:rFonts w:ascii="Times Roman" w:hAnsi="Times Roman"/>
+          <w:rtl w:val="0"/>
+          <w:lang w:val="en-US"/>
+        </w:rPr>
+        <w:t xml:space="preserve"> (accessed 5</w:t>
+      </w:r>
+      <w:r>
+        <w:rPr>
+          <w:rStyle w:val="None"/>
+          <w:rFonts w:ascii="Times Roman" w:hAnsi="Times Roman"/>
+          <w:rtl w:val="0"/>
+          <w:lang w:val="fr-FR"/>
         </w:rPr>
         <w:t xml:space="preserve"> </w:t>
       </w:r>
       <w:r>
         <w:rPr>
+          <w:rStyle w:val="None"/>
           <w:rFonts w:ascii="Times Roman" w:hAnsi="Times Roman"/>
           <w:rtl w:val="0"/>
           <w:lang w:val="en-US"/>
@@ -6137,13 +5891,16 @@
       </w:r>
       <w:r>
         <w:rPr>
-          <w:rFonts w:ascii="Times Roman" w:hAnsi="Times Roman"/>
-          <w:rtl w:val="0"/>
+          <w:rStyle w:val="None"/>
+          <w:rFonts w:ascii="Times Roman" w:hAnsi="Times Roman"/>
+          <w:rtl w:val="0"/>
+          <w:lang w:val="fr-FR"/>
         </w:rPr>
         <w:t xml:space="preserve"> 202</w:t>
       </w:r>
       <w:r>
         <w:rPr>
+          <w:rStyle w:val="None"/>
           <w:rFonts w:ascii="Times Roman" w:hAnsi="Times Roman"/>
           <w:rtl w:val="0"/>
           <w:lang w:val="en-US"/>
@@ -6152,15 +5909,18 @@
       </w:r>
       <w:r>
         <w:rPr>
-          <w:rFonts w:ascii="Times Roman" w:hAnsi="Times Roman"/>
-          <w:rtl w:val="0"/>
+          <w:rStyle w:val="None"/>
+          <w:rFonts w:ascii="Times Roman" w:hAnsi="Times Roman"/>
+          <w:rtl w:val="0"/>
+          <w:lang w:val="fr-FR"/>
         </w:rPr>
         <w:t>).</w:t>
       </w:r>
       <w:r>
         <w:rPr>
-          <w:rFonts w:ascii="Times Roman" w:cs="Times Roman" w:hAnsi="Times Roman" w:eastAsia="Times Roman"/>
-          <w:rtl w:val="0"/>
+          <w:rStyle w:val="None"/>
+          <w:rFonts w:ascii="Times Roman" w:cs="Times Roman" w:hAnsi="Times Roman" w:eastAsia="Times Roman"/>
+          <w:lang w:val="fr-FR"/>
         </w:rPr>
         <w:br w:type="textWrapping"/>
       </w:r>
@@ -6168,17 +5928,15 @@
     <w:p>
       <w:pPr>
         <w:pStyle w:val="Default"/>
-        <w:bidi w:val="0"/>
-        <w:spacing w:before="0" w:after="240" w:line="240" w:lineRule="auto"/>
-        <w:ind w:left="0" w:right="0" w:firstLine="0"/>
-        <w:jc w:val="left"/>
-        <w:rPr>
-          <w:rFonts w:ascii="Times Roman" w:cs="Times Roman" w:hAnsi="Times Roman" w:eastAsia="Times Roman"/>
-          <w:rtl w:val="0"/>
-        </w:rPr>
-      </w:pPr>
-      <w:r>
-        <w:rPr>
+        <w:spacing w:before="0" w:after="240" w:line="240" w:lineRule="auto"/>
+        <w:rPr>
+          <w:rStyle w:val="None"/>
+          <w:rFonts w:ascii="Times Roman" w:cs="Times Roman" w:hAnsi="Times Roman" w:eastAsia="Times Roman"/>
+        </w:rPr>
+      </w:pPr>
+      <w:r>
+        <w:rPr>
+          <w:rStyle w:val="None"/>
           <w:rFonts w:ascii="Times Roman" w:hAnsi="Times Roman"/>
           <w:rtl w:val="0"/>
           <w:lang w:val="en-US"/>
@@ -6198,8 +5956,10 @@
       </w:r>
       <w:r>
         <w:rPr>
-          <w:rFonts w:ascii="Times Roman" w:hAnsi="Times Roman"/>
-          <w:rtl w:val="0"/>
+          <w:rStyle w:val="None"/>
+          <w:rFonts w:ascii="Times Roman" w:hAnsi="Times Roman"/>
+          <w:rtl w:val="0"/>
+          <w:lang w:val="fr-FR"/>
         </w:rPr>
         <w:t xml:space="preserve"> 26(3): 62-76. </w:t>
       </w:r>
@@ -6207,7 +5967,15 @@
         <w:rPr>
           <w:rStyle w:val="Hyperlink.1"/>
           <w:rFonts w:ascii="Times Roman" w:cs="Times Roman" w:hAnsi="Times Roman" w:eastAsia="Times Roman"/>
-          <w:rtl w:val="0"/>
+          <w:outline w:val="0"/>
+          <w:color w:val="0000ee"/>
+          <w:u w:val="single" w:color="0000ee"/>
+          <w:lang w:val="en-US"/>
+          <w14:textFill>
+            <w14:solidFill>
+              <w14:srgbClr w14:val="0000EE"/>
+            </w14:solidFill>
+          </w14:textFill>
         </w:rPr>
         <w:fldChar w:fldCharType="begin" w:fldLock="0"/>
       </w:r>
@@ -6215,7 +5983,15 @@
         <w:rPr>
           <w:rStyle w:val="Hyperlink.1"/>
           <w:rFonts w:ascii="Times Roman" w:cs="Times Roman" w:hAnsi="Times Roman" w:eastAsia="Times Roman"/>
-          <w:rtl w:val="0"/>
+          <w:outline w:val="0"/>
+          <w:color w:val="0000ee"/>
+          <w:u w:val="single" w:color="0000ee"/>
+          <w:lang w:val="en-US"/>
+          <w14:textFill>
+            <w14:solidFill>
+              <w14:srgbClr w14:val="0000EE"/>
+            </w14:solidFill>
+          </w14:textFill>
         </w:rPr>
         <w:instrText xml:space="preserve"> HYPERLINK "https://doi.org/10.1162/014892602320582981"</w:instrText>
       </w:r>
@@ -6223,7 +5999,15 @@
         <w:rPr>
           <w:rStyle w:val="Hyperlink.1"/>
           <w:rFonts w:ascii="Times Roman" w:cs="Times Roman" w:hAnsi="Times Roman" w:eastAsia="Times Roman"/>
-          <w:rtl w:val="0"/>
+          <w:outline w:val="0"/>
+          <w:color w:val="0000ee"/>
+          <w:u w:val="single" w:color="0000ee"/>
+          <w:lang w:val="en-US"/>
+          <w14:textFill>
+            <w14:solidFill>
+              <w14:srgbClr w14:val="0000EE"/>
+            </w14:solidFill>
+          </w14:textFill>
         </w:rPr>
         <w:fldChar w:fldCharType="separate" w:fldLock="0"/>
       </w:r>
@@ -6231,22 +6015,29 @@
         <w:rPr>
           <w:rStyle w:val="Hyperlink.1"/>
           <w:rFonts w:ascii="Times Roman" w:hAnsi="Times Roman"/>
-          <w:rtl w:val="0"/>
-          <w:lang w:val="en-US"/>
+          <w:outline w:val="0"/>
+          <w:color w:val="0000ee"/>
+          <w:u w:val="single" w:color="0000ee"/>
+          <w:rtl w:val="0"/>
+          <w:lang w:val="en-US"/>
+          <w14:textFill>
+            <w14:solidFill>
+              <w14:srgbClr w14:val="0000EE"/>
+            </w14:solidFill>
+          </w14:textFill>
         </w:rPr>
         <w:t>https://doi.org/10.1162/014892602320582981</w:t>
       </w:r>
       <w:r>
-        <w:rPr>
-          <w:rFonts w:ascii="Times Roman" w:cs="Times Roman" w:hAnsi="Times Roman" w:eastAsia="Times Roman"/>
-          <w:rtl w:val="0"/>
-        </w:rPr>
+        <w:rPr/>
         <w:fldChar w:fldCharType="end" w:fldLock="0"/>
       </w:r>
       <w:r>
         <w:rPr>
-          <w:rFonts w:ascii="Times Roman" w:hAnsi="Times Roman"/>
-          <w:rtl w:val="0"/>
+          <w:rStyle w:val="None"/>
+          <w:rFonts w:ascii="Times Roman" w:hAnsi="Times Roman"/>
+          <w:rtl w:val="0"/>
+          <w:lang w:val="fr-FR"/>
         </w:rPr>
         <w:t>.</w:t>
       </w:r>
@@ -6254,23 +6045,24 @@
     <w:p>
       <w:pPr>
         <w:pStyle w:val="Default"/>
-        <w:bidi w:val="0"/>
-        <w:spacing w:before="0" w:after="240" w:line="240" w:lineRule="auto"/>
-        <w:ind w:left="0" w:right="0" w:firstLine="0"/>
-        <w:jc w:val="left"/>
-        <w:rPr>
-          <w:rtl w:val="0"/>
-        </w:rPr>
-      </w:pPr>
-      <w:r>
-        <w:rPr>
-          <w:rFonts w:ascii="Times Roman" w:cs="Times Roman" w:hAnsi="Times Roman" w:eastAsia="Times Roman"/>
-          <w:rtl w:val="0"/>
+        <w:spacing w:before="0" w:after="240" w:line="240" w:lineRule="auto"/>
+        <w:rPr>
+          <w:rStyle w:val="None"/>
+          <w:rFonts w:ascii="Times Roman" w:cs="Times Roman" w:hAnsi="Times Roman" w:eastAsia="Times Roman"/>
+          <w:lang w:val="fr-FR"/>
+        </w:rPr>
+      </w:pPr>
+      <w:r>
+        <w:rPr>
+          <w:rStyle w:val="None"/>
+          <w:rFonts w:ascii="Times Roman" w:cs="Times Roman" w:hAnsi="Times Roman" w:eastAsia="Times Roman"/>
+          <w:lang w:val="fr-FR"/>
         </w:rPr>
         <w:br w:type="textWrapping"/>
       </w:r>
       <w:r>
         <w:rPr>
+          <w:rStyle w:val="None"/>
           <w:rFonts w:ascii="Times Roman" w:hAnsi="Times Roman"/>
           <w:rtl w:val="0"/>
           <w:lang w:val="en-US"/>
@@ -6284,6 +6076,7 @@
           <w:i w:val="1"/>
           <w:iCs w:val="1"/>
           <w:rtl w:val="0"/>
+          <w:lang w:val="fr-FR"/>
         </w:rPr>
         <w:t>Interm</w:t>
       </w:r>
@@ -6327,13 +6120,16 @@
           <w:i w:val="1"/>
           <w:iCs w:val="1"/>
           <w:rtl w:val="0"/>
+          <w:lang w:val="fr-FR"/>
         </w:rPr>
         <w:t>s</w:t>
       </w:r>
       <w:r>
         <w:rPr>
-          <w:rFonts w:ascii="Times Roman" w:hAnsi="Times Roman"/>
-          <w:rtl w:val="0"/>
+          <w:rStyle w:val="None"/>
+          <w:rFonts w:ascii="Times Roman" w:hAnsi="Times Roman"/>
+          <w:rtl w:val="0"/>
+          <w:lang w:val="fr-FR"/>
         </w:rPr>
         <w:t xml:space="preserve"> 6: 43-64. </w:t>
       </w:r>
@@ -6341,7 +6137,15 @@
         <w:rPr>
           <w:rStyle w:val="Hyperlink.1"/>
           <w:rFonts w:ascii="Times Roman" w:cs="Times Roman" w:hAnsi="Times Roman" w:eastAsia="Times Roman"/>
-          <w:rtl w:val="0"/>
+          <w:outline w:val="0"/>
+          <w:color w:val="0000ee"/>
+          <w:u w:val="single" w:color="0000ee"/>
+          <w:lang w:val="en-US"/>
+          <w14:textFill>
+            <w14:solidFill>
+              <w14:srgbClr w14:val="0000EE"/>
+            </w14:solidFill>
+          </w14:textFill>
         </w:rPr>
         <w:fldChar w:fldCharType="begin" w:fldLock="0"/>
       </w:r>
@@ -6349,7 +6153,15 @@
         <w:rPr>
           <w:rStyle w:val="Hyperlink.1"/>
           <w:rFonts w:ascii="Times Roman" w:cs="Times Roman" w:hAnsi="Times Roman" w:eastAsia="Times Roman"/>
-          <w:rtl w:val="0"/>
+          <w:outline w:val="0"/>
+          <w:color w:val="0000ee"/>
+          <w:u w:val="single" w:color="0000ee"/>
+          <w:lang w:val="en-US"/>
+          <w14:textFill>
+            <w14:solidFill>
+              <w14:srgbClr w14:val="0000EE"/>
+            </w14:solidFill>
+          </w14:textFill>
         </w:rPr>
         <w:instrText xml:space="preserve"> HYPERLINK "https://doi.org/10.7202/1005505ar"</w:instrText>
       </w:r>
@@ -6357,7 +6169,15 @@
         <w:rPr>
           <w:rStyle w:val="Hyperlink.1"/>
           <w:rFonts w:ascii="Times Roman" w:cs="Times Roman" w:hAnsi="Times Roman" w:eastAsia="Times Roman"/>
-          <w:rtl w:val="0"/>
+          <w:outline w:val="0"/>
+          <w:color w:val="0000ee"/>
+          <w:u w:val="single" w:color="0000ee"/>
+          <w:lang w:val="en-US"/>
+          <w14:textFill>
+            <w14:solidFill>
+              <w14:srgbClr w14:val="0000EE"/>
+            </w14:solidFill>
+          </w14:textFill>
         </w:rPr>
         <w:fldChar w:fldCharType="separate" w:fldLock="0"/>
       </w:r>
@@ -6365,34 +6185,49 @@
         <w:rPr>
           <w:rStyle w:val="Hyperlink.1"/>
           <w:rFonts w:ascii="Times Roman" w:hAnsi="Times Roman"/>
-          <w:rtl w:val="0"/>
-          <w:lang w:val="en-US"/>
+          <w:outline w:val="0"/>
+          <w:color w:val="0000ee"/>
+          <w:u w:val="single" w:color="0000ee"/>
+          <w:rtl w:val="0"/>
+          <w:lang w:val="en-US"/>
+          <w14:textFill>
+            <w14:solidFill>
+              <w14:srgbClr w14:val="0000EE"/>
+            </w14:solidFill>
+          </w14:textFill>
         </w:rPr>
         <w:t>https://doi.org/10.7202/1005505ar</w:t>
       </w:r>
       <w:r>
-        <w:rPr>
-          <w:rFonts w:ascii="Times Roman" w:cs="Times Roman" w:hAnsi="Times Roman" w:eastAsia="Times Roman"/>
-          <w:rtl w:val="0"/>
-        </w:rPr>
+        <w:rPr/>
         <w:fldChar w:fldCharType="end" w:fldLock="0"/>
       </w:r>
       <w:r>
         <w:rPr>
-          <w:rFonts w:ascii="Times Roman" w:hAnsi="Times Roman"/>
-          <w:rtl w:val="0"/>
+          <w:rStyle w:val="None"/>
+          <w:rFonts w:ascii="Times Roman" w:hAnsi="Times Roman"/>
+          <w:rtl w:val="0"/>
+          <w:lang w:val="fr-FR"/>
         </w:rPr>
         <w:t>.</w:t>
       </w:r>
       <w:r>
         <w:rPr>
-          <w:rFonts w:ascii="Times Roman" w:cs="Times Roman" w:hAnsi="Times Roman" w:eastAsia="Times Roman"/>
-          <w:rtl w:val="0"/>
+          <w:rStyle w:val="None"/>
+          <w:rFonts w:ascii="Times Roman" w:cs="Times Roman" w:hAnsi="Times Roman" w:eastAsia="Times Roman"/>
+          <w:lang w:val="fr-FR"/>
         </w:rPr>
         <w:br w:type="textWrapping"/>
       </w:r>
-      <w:r>
-        <w:rPr>
+    </w:p>
+    <w:p>
+      <w:pPr>
+        <w:pStyle w:val="Default"/>
+        <w:spacing w:before="0" w:after="240" w:line="240" w:lineRule="auto"/>
+      </w:pPr>
+      <w:r>
+        <w:rPr>
+          <w:rStyle w:val="None"/>
           <w:rFonts w:ascii="Times Roman" w:hAnsi="Times Roman"/>
           <w:rtl w:val="0"/>
           <w:lang w:val="it-IT"/>
@@ -6412,8 +6247,10 @@
       </w:r>
       <w:r>
         <w:rPr>
-          <w:rFonts w:ascii="Times Roman" w:hAnsi="Times Roman"/>
-          <w:rtl w:val="0"/>
+          <w:rStyle w:val="None"/>
+          <w:rFonts w:ascii="Times Roman" w:hAnsi="Times Roman"/>
+          <w:rtl w:val="0"/>
+          <w:lang w:val="fr-FR"/>
         </w:rPr>
         <w:t xml:space="preserve"> 73: 971-995. </w:t>
       </w:r>
@@ -6421,7 +6258,15 @@
         <w:rPr>
           <w:rStyle w:val="Hyperlink.1"/>
           <w:rFonts w:ascii="Times Roman" w:cs="Times Roman" w:hAnsi="Times Roman" w:eastAsia="Times Roman"/>
-          <w:rtl w:val="0"/>
+          <w:outline w:val="0"/>
+          <w:color w:val="0000ee"/>
+          <w:u w:val="single" w:color="0000ee"/>
+          <w:lang w:val="en-US"/>
+          <w14:textFill>
+            <w14:solidFill>
+              <w14:srgbClr w14:val="0000EE"/>
+            </w14:solidFill>
+          </w14:textFill>
         </w:rPr>
         <w:fldChar w:fldCharType="begin" w:fldLock="0"/>
       </w:r>
@@ -6429,7 +6274,15 @@
         <w:rPr>
           <w:rStyle w:val="Hyperlink.1"/>
           <w:rFonts w:ascii="Times Roman" w:cs="Times Roman" w:hAnsi="Times Roman" w:eastAsia="Times Roman"/>
-          <w:rtl w:val="0"/>
+          <w:outline w:val="0"/>
+          <w:color w:val="0000ee"/>
+          <w:u w:val="single" w:color="0000ee"/>
+          <w:lang w:val="en-US"/>
+          <w14:textFill>
+            <w14:solidFill>
+              <w14:srgbClr w14:val="0000EE"/>
+            </w14:solidFill>
+          </w14:textFill>
         </w:rPr>
         <w:instrText xml:space="preserve"> HYPERLINK "https://doi.org/10.3758/s13414-010-0073-7"</w:instrText>
       </w:r>
@@ -6437,7 +6290,15 @@
         <w:rPr>
           <w:rStyle w:val="Hyperlink.1"/>
           <w:rFonts w:ascii="Times Roman" w:cs="Times Roman" w:hAnsi="Times Roman" w:eastAsia="Times Roman"/>
-          <w:rtl w:val="0"/>
+          <w:outline w:val="0"/>
+          <w:color w:val="0000ee"/>
+          <w:u w:val="single" w:color="0000ee"/>
+          <w:lang w:val="en-US"/>
+          <w14:textFill>
+            <w14:solidFill>
+              <w14:srgbClr w14:val="0000EE"/>
+            </w14:solidFill>
+          </w14:textFill>
         </w:rPr>
         <w:fldChar w:fldCharType="separate" w:fldLock="0"/>
       </w:r>
@@ -6445,22 +6306,29 @@
         <w:rPr>
           <w:rStyle w:val="Hyperlink.1"/>
           <w:rFonts w:ascii="Times Roman" w:hAnsi="Times Roman"/>
-          <w:rtl w:val="0"/>
-          <w:lang w:val="en-US"/>
+          <w:outline w:val="0"/>
+          <w:color w:val="0000ee"/>
+          <w:u w:val="single" w:color="0000ee"/>
+          <w:rtl w:val="0"/>
+          <w:lang w:val="en-US"/>
+          <w14:textFill>
+            <w14:solidFill>
+              <w14:srgbClr w14:val="0000EE"/>
+            </w14:solidFill>
+          </w14:textFill>
         </w:rPr>
         <w:t>https://doi.org/10.3758/s13414-010-0073-7</w:t>
       </w:r>
       <w:r>
-        <w:rPr>
-          <w:rFonts w:ascii="Times Roman" w:cs="Times Roman" w:hAnsi="Times Roman" w:eastAsia="Times Roman"/>
-          <w:rtl w:val="0"/>
-        </w:rPr>
+        <w:rPr/>
         <w:fldChar w:fldCharType="end" w:fldLock="0"/>
       </w:r>
       <w:r>
         <w:rPr>
-          <w:rFonts w:ascii="Times Roman" w:hAnsi="Times Roman"/>
-          <w:rtl w:val="0"/>
+          <w:rStyle w:val="None"/>
+          <w:rFonts w:ascii="Times Roman" w:hAnsi="Times Roman"/>
+          <w:rtl w:val="0"/>
+          <w:lang w:val="fr-FR"/>
         </w:rPr>
         <w:t>.</w:t>
       </w:r>
@@ -6468,7 +6336,7 @@
     <w:sectPr>
       <w:headerReference w:type="default" r:id="rId4"/>
       <w:footerReference w:type="default" r:id="rId5"/>
-      <w:pgSz w:w="11906" w:h="16838" w:orient="portrait"/>
+      <w:pgSz w:w="11900" w:h="16840" w:orient="portrait"/>
       <w:pgMar w:top="1134" w:right="1134" w:bottom="1134" w:left="1134" w:header="709" w:footer="850"/>
       <w:bidi w:val="0"/>
     </w:sectPr>
@@ -6479,6 +6347,10 @@
 <file path=word/footer1.xml><?xml version="1.0" encoding="utf-8"?>
 <w:ftr xmlns:r="http://schemas.openxmlformats.org/officeDocument/2006/relationships" xmlns:wp="http://schemas.openxmlformats.org/drawingml/2006/wordprocessingDrawing" xmlns:w="http://schemas.openxmlformats.org/wordprocessingml/2006/main" xmlns:w10="urn:schemas-microsoft-com:office:word" xmlns:w14="http://schemas.microsoft.com/office/word/2010/wordml" xmlns:wps="http://schemas.microsoft.com/office/word/2010/wordprocessingShape" xmlns:wpg="http://schemas.microsoft.com/office/word/2010/wordprocessingGroup" xmlns:mc="http://schemas.openxmlformats.org/markup-compatibility/2006" xmlns:v="urn:schemas-microsoft-com:vml" xmlns:o="urn:schemas-microsoft-com:office:office" xmlns:m="http://schemas.openxmlformats.org/officeDocument/2006/math" mc:Ignorable="w14">
   <w:p>
+    <w:pPr>
+      <w:pStyle w:val="Header &amp; Footer"/>
+      <w:bidi w:val="0"/>
+    </w:pPr>
     <w:r/>
   </w:p>
 </w:ftr>
@@ -6487,6 +6359,10 @@
 <file path=word/header1.xml><?xml version="1.0" encoding="utf-8"?>
 <w:hdr xmlns:r="http://schemas.openxmlformats.org/officeDocument/2006/relationships" xmlns:wp="http://schemas.openxmlformats.org/drawingml/2006/wordprocessingDrawing" xmlns:w="http://schemas.openxmlformats.org/wordprocessingml/2006/main" xmlns:w10="urn:schemas-microsoft-com:office:word" xmlns:w14="http://schemas.microsoft.com/office/word/2010/wordml" xmlns:wps="http://schemas.microsoft.com/office/word/2010/wordprocessingShape" xmlns:wpg="http://schemas.microsoft.com/office/word/2010/wordprocessingGroup" xmlns:mc="http://schemas.openxmlformats.org/markup-compatibility/2006" xmlns:v="urn:schemas-microsoft-com:vml" xmlns:o="urn:schemas-microsoft-com:office:office" xmlns:m="http://schemas.openxmlformats.org/officeDocument/2006/math" mc:Ignorable="w14">
   <w:p>
+    <w:pPr>
+      <w:pStyle w:val="Header &amp; Footer"/>
+      <w:bidi w:val="0"/>
+    </w:pPr>
     <w:r/>
   </w:p>
 </w:hdr>
@@ -6556,7 +6432,7 @@
         <w:spacing w:val="0"/>
         <w:w w:val="100"/>
         <w:kern w:val="0"/>
-        <w:position w:val="-2"/>
+        <w:position w:val="0"/>
         <w:highlight w:val="none"/>
         <w:vertAlign w:val="baseline"/>
       </w:rPr>
@@ -6586,7 +6462,7 @@
         <w:spacing w:val="0"/>
         <w:w w:val="100"/>
         <w:kern w:val="0"/>
-        <w:position w:val="-2"/>
+        <w:position w:val="0"/>
         <w:highlight w:val="none"/>
         <w:vertAlign w:val="baseline"/>
       </w:rPr>
@@ -6616,7 +6492,7 @@
         <w:spacing w:val="0"/>
         <w:w w:val="100"/>
         <w:kern w:val="0"/>
-        <w:position w:val="-2"/>
+        <w:position w:val="0"/>
         <w:highlight w:val="none"/>
         <w:vertAlign w:val="baseline"/>
       </w:rPr>
@@ -6646,7 +6522,7 @@
         <w:spacing w:val="0"/>
         <w:w w:val="100"/>
         <w:kern w:val="0"/>
-        <w:position w:val="-2"/>
+        <w:position w:val="0"/>
         <w:highlight w:val="none"/>
         <w:vertAlign w:val="baseline"/>
       </w:rPr>
@@ -6676,7 +6552,7 @@
         <w:spacing w:val="0"/>
         <w:w w:val="100"/>
         <w:kern w:val="0"/>
-        <w:position w:val="-2"/>
+        <w:position w:val="0"/>
         <w:highlight w:val="none"/>
         <w:vertAlign w:val="baseline"/>
       </w:rPr>
@@ -6706,7 +6582,7 @@
         <w:spacing w:val="0"/>
         <w:w w:val="100"/>
         <w:kern w:val="0"/>
-        <w:position w:val="-2"/>
+        <w:position w:val="0"/>
         <w:highlight w:val="none"/>
         <w:vertAlign w:val="baseline"/>
       </w:rPr>
@@ -6736,7 +6612,7 @@
         <w:spacing w:val="0"/>
         <w:w w:val="100"/>
         <w:kern w:val="0"/>
-        <w:position w:val="-2"/>
+        <w:position w:val="0"/>
         <w:highlight w:val="none"/>
         <w:vertAlign w:val="baseline"/>
       </w:rPr>
@@ -6766,7 +6642,7 @@
         <w:spacing w:val="0"/>
         <w:w w:val="100"/>
         <w:kern w:val="0"/>
-        <w:position w:val="-2"/>
+        <w:position w:val="0"/>
         <w:highlight w:val="none"/>
         <w:vertAlign w:val="baseline"/>
       </w:rPr>
@@ -7122,7 +6998,7 @@
           <w:spacing w:val="0"/>
           <w:w w:val="100"/>
           <w:kern w:val="0"/>
-          <w:position w:val="-2"/>
+          <w:position w:val="0"/>
           <w:highlight w:val="none"/>
           <w:vertAlign w:val="baseline"/>
         </w:rPr>
@@ -7154,7 +7030,7 @@
           <w:spacing w:val="0"/>
           <w:w w:val="100"/>
           <w:kern w:val="0"/>
-          <w:position w:val="-2"/>
+          <w:position w:val="0"/>
           <w:highlight w:val="none"/>
           <w:vertAlign w:val="baseline"/>
         </w:rPr>
@@ -7186,7 +7062,7 @@
           <w:spacing w:val="0"/>
           <w:w w:val="100"/>
           <w:kern w:val="0"/>
-          <w:position w:val="-2"/>
+          <w:position w:val="0"/>
           <w:highlight w:val="none"/>
           <w:vertAlign w:val="baseline"/>
         </w:rPr>
@@ -7218,7 +7094,7 @@
           <w:spacing w:val="0"/>
           <w:w w:val="100"/>
           <w:kern w:val="0"/>
-          <w:position w:val="-2"/>
+          <w:position w:val="0"/>
           <w:highlight w:val="none"/>
           <w:vertAlign w:val="baseline"/>
         </w:rPr>
@@ -7250,7 +7126,7 @@
           <w:spacing w:val="0"/>
           <w:w w:val="100"/>
           <w:kern w:val="0"/>
-          <w:position w:val="-2"/>
+          <w:position w:val="0"/>
           <w:highlight w:val="none"/>
           <w:vertAlign w:val="baseline"/>
         </w:rPr>
@@ -7282,7 +7158,7 @@
           <w:spacing w:val="0"/>
           <w:w w:val="100"/>
           <w:kern w:val="0"/>
-          <w:position w:val="-2"/>
+          <w:position w:val="0"/>
           <w:highlight w:val="none"/>
           <w:vertAlign w:val="baseline"/>
         </w:rPr>
@@ -7314,7 +7190,7 @@
           <w:spacing w:val="0"/>
           <w:w w:val="100"/>
           <w:kern w:val="0"/>
-          <w:position w:val="-2"/>
+          <w:position w:val="0"/>
           <w:highlight w:val="none"/>
           <w:vertAlign w:val="baseline"/>
         </w:rPr>
@@ -7346,7 +7222,7 @@
           <w:spacing w:val="0"/>
           <w:w w:val="100"/>
           <w:kern w:val="0"/>
-          <w:position w:val="-2"/>
+          <w:position w:val="0"/>
           <w:highlight w:val="none"/>
           <w:vertAlign w:val="baseline"/>
         </w:rPr>
@@ -7463,6 +7339,55 @@
     <w:next w:val="No List"/>
     <w:pPr/>
   </w:style>
+  <w:style w:type="paragraph" w:styleId="Header &amp; Footer">
+    <w:name w:val="Header &amp; Footer"/>
+    <w:next w:val="Header &amp; Footer"/>
+    <w:pPr>
+      <w:keepNext w:val="0"/>
+      <w:keepLines w:val="0"/>
+      <w:pageBreakBefore w:val="0"/>
+      <w:widowControl w:val="1"/>
+      <w:shd w:val="clear" w:color="auto" w:fill="auto"/>
+      <w:tabs>
+        <w:tab w:val="right" w:pos="9020"/>
+      </w:tabs>
+      <w:suppressAutoHyphens w:val="0"/>
+      <w:bidi w:val="0"/>
+      <w:spacing w:before="0" w:after="0" w:line="240" w:lineRule="auto"/>
+      <w:ind w:left="0" w:right="0" w:firstLine="0"/>
+      <w:jc w:val="left"/>
+      <w:outlineLvl w:val="9"/>
+    </w:pPr>
+    <w:rPr>
+      <w:rFonts w:ascii="Helvetica Neue" w:cs="Arial Unicode MS" w:hAnsi="Helvetica Neue" w:eastAsia="Arial Unicode MS"/>
+      <w:b w:val="0"/>
+      <w:bCs w:val="0"/>
+      <w:i w:val="0"/>
+      <w:iCs w:val="0"/>
+      <w:caps w:val="0"/>
+      <w:smallCaps w:val="0"/>
+      <w:strike w:val="0"/>
+      <w:dstrike w:val="0"/>
+      <w:outline w:val="0"/>
+      <w:color w:val="000000"/>
+      <w:spacing w:val="0"/>
+      <w:kern w:val="0"/>
+      <w:position w:val="0"/>
+      <w:sz w:val="24"/>
+      <w:szCs w:val="24"/>
+      <w:u w:val="none"/>
+      <w:shd w:val="nil" w:color="auto" w:fill="auto"/>
+      <w:vertAlign w:val="baseline"/>
+      <w14:textOutline>
+        <w14:noFill/>
+      </w14:textOutline>
+      <w14:textFill>
+        <w14:solidFill>
+          <w14:srgbClr w14:val="000000"/>
+        </w14:solidFill>
+      </w14:textFill>
+    </w:rPr>
+  </w:style>
   <w:style w:type="paragraph" w:styleId="Default">
     <w:name w:val="Default"/>
     <w:next w:val="Default"/>
@@ -7496,10 +7421,58 @@
       <w:position w:val="0"/>
       <w:sz w:val="24"/>
       <w:szCs w:val="24"/>
-      <w:u w:val="none"/>
+      <w:u w:val="none" w:color="000000"/>
       <w:shd w:val="nil" w:color="auto" w:fill="auto"/>
       <w:vertAlign w:val="baseline"/>
       <w:lang w:val="fr-FR"/>
+      <w14:textOutline w14:w="12700" w14:cap="flat">
+        <w14:noFill/>
+        <w14:miter w14:lim="400000"/>
+      </w14:textOutline>
+      <w14:textFill>
+        <w14:solidFill>
+          <w14:srgbClr w14:val="000000"/>
+        </w14:solidFill>
+      </w14:textFill>
+    </w:rPr>
+  </w:style>
+  <w:style w:type="paragraph" w:styleId="Body">
+    <w:name w:val="Body"/>
+    <w:next w:val="Body"/>
+    <w:pPr>
+      <w:keepNext w:val="0"/>
+      <w:keepLines w:val="0"/>
+      <w:pageBreakBefore w:val="0"/>
+      <w:widowControl w:val="1"/>
+      <w:shd w:val="clear" w:color="auto" w:fill="auto"/>
+      <w:suppressAutoHyphens w:val="0"/>
+      <w:bidi w:val="0"/>
+      <w:spacing w:before="0" w:after="0" w:line="240" w:lineRule="auto"/>
+      <w:ind w:left="0" w:right="0" w:firstLine="0"/>
+      <w:jc w:val="left"/>
+      <w:outlineLvl w:val="9"/>
+    </w:pPr>
+    <w:rPr>
+      <w:rFonts w:ascii="Times New Roman" w:cs="Arial Unicode MS" w:hAnsi="Times New Roman" w:eastAsia="Arial Unicode MS"/>
+      <w:b w:val="0"/>
+      <w:bCs w:val="0"/>
+      <w:i w:val="0"/>
+      <w:iCs w:val="0"/>
+      <w:caps w:val="0"/>
+      <w:smallCaps w:val="0"/>
+      <w:strike w:val="0"/>
+      <w:dstrike w:val="0"/>
+      <w:outline w:val="0"/>
+      <w:color w:val="000000"/>
+      <w:spacing w:val="0"/>
+      <w:kern w:val="0"/>
+      <w:position w:val="0"/>
+      <w:sz w:val="24"/>
+      <w:szCs w:val="24"/>
+      <w:u w:val="none" w:color="000000"/>
+      <w:shd w:val="nil" w:color="auto" w:fill="auto"/>
+      <w:vertAlign w:val="baseline"/>
+      <w:lang w:val="en-US"/>
       <w14:textOutline>
         <w14:noFill/>
       </w14:textOutline>
@@ -7526,25 +7499,32 @@
       </w:numPr>
     </w:pPr>
   </w:style>
-  <w:style w:type="character" w:styleId="Hyperlink.0">
-    <w:name w:val="Hyperlink.0"/>
-    <w:basedOn w:val="Hyperlink"/>
-    <w:next w:val="Hyperlink.0"/>
-    <w:rPr>
-      <w:u w:val="single"/>
-    </w:rPr>
+  <w:style w:type="character" w:styleId="None A">
+    <w:name w:val="None A"/>
   </w:style>
   <w:style w:type="character" w:styleId="None">
     <w:name w:val="None"/>
+  </w:style>
+  <w:style w:type="character" w:styleId="Hyperlink.0">
+    <w:name w:val="Hyperlink.0"/>
+    <w:basedOn w:val="None"/>
+    <w:next w:val="Hyperlink.0"/>
+    <w:rPr>
+      <w:rFonts w:ascii="Times Roman" w:cs="Times Roman" w:hAnsi="Times Roman" w:eastAsia="Times Roman"/>
+      <w:u w:val="single"/>
+      <w:lang w:val="en-US"/>
+    </w:rPr>
   </w:style>
   <w:style w:type="character" w:styleId="Hyperlink.1">
     <w:name w:val="Hyperlink.1"/>
     <w:basedOn w:val="None"/>
     <w:next w:val="Hyperlink.1"/>
     <w:rPr>
+      <w:rFonts w:ascii="Times Roman" w:cs="Times Roman" w:hAnsi="Times Roman" w:eastAsia="Times Roman"/>
       <w:outline w:val="0"/>
       <w:color w:val="0000ee"/>
-      <w:u w:val="single"/>
+      <w:u w:val="single" w:color="0000ee"/>
+      <w:lang w:val="en-US"/>
       <w14:textFill>
         <w14:solidFill>
           <w14:srgbClr w14:val="0000EE"/>
@@ -7566,10 +7546,10 @@
         <a:srgbClr val="FFFFFF"/>
       </a:lt1>
       <a:dk2>
-        <a:srgbClr val="5E5E5E"/>
+        <a:srgbClr val="A7A7A7"/>
       </a:dk2>
       <a:lt2>
-        <a:srgbClr val="D5D5D5"/>
+        <a:srgbClr val="535353"/>
       </a:lt2>
       <a:accent1>
         <a:srgbClr val="00A2FF"/>
@@ -7746,11 +7726,14 @@
     <a:spDef>
       <a:spPr>
         <a:solidFill>
-          <a:srgbClr val="000000"/>
+          <a:srgbClr val="FFFFFF"/>
         </a:solidFill>
-        <a:ln w="12700" cap="flat">
-          <a:noFill/>
-          <a:miter lim="400000"/>
+        <a:ln w="25400" cap="flat">
+          <a:solidFill>
+            <a:schemeClr val="accent1"/>
+          </a:solidFill>
+          <a:prstDash val="solid"/>
+          <a:round/>
         </a:ln>
         <a:effectLst/>
         <a:sp3d/>
@@ -7759,7 +7742,7 @@
         <a:spAutoFit/>
       </a:bodyPr>
       <a:lstStyle>
-        <a:defPPr marL="0" marR="0" indent="0" algn="ctr" defTabSz="584200" rtl="0" fontAlgn="auto" latinLnBrk="0" hangingPunct="0">
+        <a:defPPr marL="0" marR="0" indent="0" algn="l" defTabSz="914400" rtl="0" fontAlgn="auto" latinLnBrk="0" hangingPunct="0">
           <a:lnSpc>
             <a:spcPct val="100000"/>
           </a:lnSpc>
@@ -7774,19 +7757,19 @@
           <a:buFontTx/>
           <a:buNone/>
           <a:tabLst/>
-          <a:defRPr b="0" baseline="0" cap="none" i="0" spc="0" strike="noStrike" sz="1200" u="none" kumimoji="0" normalizeH="0">
+          <a:defRPr b="0" baseline="0" cap="none" i="0" spc="0" strike="noStrike" sz="1800" u="none" kumimoji="0" normalizeH="0">
             <a:ln>
               <a:noFill/>
             </a:ln>
             <a:solidFill>
-              <a:srgbClr val="FFFFFF"/>
+              <a:srgbClr val="000000"/>
             </a:solidFill>
             <a:effectLst/>
             <a:uFillTx/>
-            <a:latin typeface="Helvetica Neue Medium"/>
-            <a:ea typeface="Helvetica Neue Medium"/>
-            <a:cs typeface="Helvetica Neue Medium"/>
-            <a:sym typeface="Helvetica Neue Medium"/>
+            <a:latin typeface="+mn-lt"/>
+            <a:ea typeface="+mn-ea"/>
+            <a:cs typeface="+mn-cs"/>
+            <a:sym typeface="Helvetica Neue"/>
           </a:defRPr>
         </a:defPPr>
         <a:lvl1pPr marL="0" marR="0" indent="0" algn="l" defTabSz="914400" rtl="0" fontAlgn="auto" latinLnBrk="1" hangingPunct="0">
@@ -8036,10 +8019,10 @@
         <a:noFill/>
         <a:ln w="25400" cap="flat">
           <a:solidFill>
-            <a:srgbClr val="000000"/>
+            <a:schemeClr val="accent1"/>
           </a:solidFill>
           <a:prstDash val="solid"/>
-          <a:miter lim="400000"/>
+          <a:round/>
         </a:ln>
         <a:effectLst/>
         <a:sp3d/>
@@ -8330,7 +8313,7 @@
         <a:spAutoFit/>
       </a:bodyPr>
       <a:lstStyle>
-        <a:defPPr marL="0" marR="0" indent="0" algn="l" defTabSz="457200" rtl="0" fontAlgn="auto" latinLnBrk="0" hangingPunct="0">
+        <a:defPPr marL="0" marR="0" indent="0" algn="l" defTabSz="914400" rtl="0" fontAlgn="auto" latinLnBrk="0" hangingPunct="0">
           <a:lnSpc>
             <a:spcPct val="100000"/>
           </a:lnSpc>
@@ -8345,7 +8328,7 @@
           <a:buFontTx/>
           <a:buNone/>
           <a:tabLst/>
-          <a:defRPr b="0" baseline="0" cap="none" i="0" spc="0" strike="noStrike" sz="1100" u="none" kumimoji="0" normalizeH="0">
+          <a:defRPr b="0" baseline="0" cap="none" i="0" spc="0" strike="noStrike" sz="1800" u="none" kumimoji="0" normalizeH="0">
             <a:ln>
               <a:noFill/>
             </a:ln>
